--- a/outreach/kontakte_dh-outreach-interviews.docx
+++ b/outreach/kontakte_dh-outreach-interviews.docx
@@ -48,11 +48,17 @@
       </w:r>
     </w:p>
     <w:p>
+      <w:bookmarkStart w:id="1" w:name="_Hlk223534778"/>
       <w:r>
-        <w:t xml:space="preserve">Ich würde mich sehr freuen, wenn Sie Zeit für ein Treffen finden könnten. Lassen Sie mich gern wissen, ob und wann es Ihnen passen würde.  </w:t>
+        <w:t xml:space="preserve">Ich würde mich sehr freuen, wenn Sie Zeit für ein Treffen finden könnten. </w:t>
+      </w:r>
+      <w:bookmarkEnd w:id="1"/>
+      <w:r>
+        <w:t xml:space="preserve">Lassen Sie mich gern wissen, ob und wann es Ihnen passen würde.  </w:t>
       </w:r>
     </w:p>
     <w:p>
+      <w:bookmarkStart w:id="2" w:name="_Hlk223534900"/>
       <w:r>
         <w:t xml:space="preserve">Vielen Dank für Ihre Zeit und Ihr Interesse.  </w:t>
       </w:r>
@@ -68,8 +74,13 @@
       </w:r>
     </w:p>
     <w:bookmarkEnd w:id="0"/>
+    <w:bookmarkEnd w:id="2"/>
     <w:p/>
-    <w:p/>
+    <w:p>
+      <w:r>
+        <w:br w:type="page"/>
+      </w:r>
+    </w:p>
     <w:p>
       <w:hyperlink r:id="rId4" w:history="1">
         <w:r>
@@ -83,22 +94,25 @@
     <w:tbl>
       <w:tblPr>
         <w:tblStyle w:val="Tabellenraster"/>
-        <w:tblW w:w="5000" w:type="pct"/>
+        <w:tblW w:w="0" w:type="auto"/>
         <w:tblLook w:val="04A0" w:firstRow="1" w:lastRow="0" w:firstColumn="1" w:lastColumn="0" w:noHBand="0" w:noVBand="1"/>
       </w:tblPr>
       <w:tblGrid>
-        <w:gridCol w:w="700"/>
-        <w:gridCol w:w="1737"/>
-        <w:gridCol w:w="1207"/>
-        <w:gridCol w:w="2473"/>
-        <w:gridCol w:w="1871"/>
-        <w:gridCol w:w="13258"/>
+        <w:gridCol w:w="441"/>
+        <w:gridCol w:w="1440"/>
+        <w:gridCol w:w="965"/>
+        <w:gridCol w:w="2027"/>
+        <w:gridCol w:w="8052"/>
+        <w:gridCol w:w="2919"/>
+        <w:gridCol w:w="1264"/>
+        <w:gridCol w:w="4138"/>
       </w:tblGrid>
       <w:tr>
         <w:tc>
           <w:tcPr>
-            <w:tcW w:w="165" w:type="pct"/>
+            <w:tcW w:w="0" w:type="auto"/>
             <w:shd w:val="clear" w:color="auto" w:fill="E7E6E6" w:themeFill="background2"/>
+            <w:vAlign w:val="center"/>
           </w:tcPr>
           <w:p>
             <w:pPr>
@@ -119,8 +133,9 @@
         </w:tc>
         <w:tc>
           <w:tcPr>
-            <w:tcW w:w="409" w:type="pct"/>
+            <w:tcW w:w="0" w:type="auto"/>
             <w:shd w:val="clear" w:color="auto" w:fill="E7E6E6" w:themeFill="background2"/>
+            <w:vAlign w:val="center"/>
           </w:tcPr>
           <w:p>
             <w:pPr>
@@ -141,8 +156,9 @@
         </w:tc>
         <w:tc>
           <w:tcPr>
-            <w:tcW w:w="284" w:type="pct"/>
+            <w:tcW w:w="0" w:type="auto"/>
             <w:shd w:val="clear" w:color="auto" w:fill="E7E6E6" w:themeFill="background2"/>
+            <w:vAlign w:val="center"/>
           </w:tcPr>
           <w:p>
             <w:pPr>
@@ -163,8 +179,9 @@
         </w:tc>
         <w:tc>
           <w:tcPr>
-            <w:tcW w:w="582" w:type="pct"/>
+            <w:tcW w:w="0" w:type="auto"/>
             <w:shd w:val="clear" w:color="auto" w:fill="E7E6E6" w:themeFill="background2"/>
+            <w:vAlign w:val="center"/>
           </w:tcPr>
           <w:p>
             <w:pPr>
@@ -179,14 +196,15 @@
                 <w:b/>
                 <w:bCs/>
               </w:rPr>
-              <w:t>Kontakt</w:t>
-            </w:r>
-          </w:p>
-        </w:tc>
-        <w:tc>
-          <w:tcPr>
-            <w:tcW w:w="440" w:type="pct"/>
+              <w:t>Fachgebiet</w:t>
+            </w:r>
+          </w:p>
+        </w:tc>
+        <w:tc>
+          <w:tcPr>
+            <w:tcW w:w="0" w:type="auto"/>
             <w:shd w:val="clear" w:color="auto" w:fill="E7E6E6" w:themeFill="background2"/>
+            <w:vAlign w:val="center"/>
           </w:tcPr>
           <w:p>
             <w:pPr>
@@ -201,14 +219,15 @@
                 <w:b/>
                 <w:bCs/>
               </w:rPr>
-              <w:t>Kontaktaufnahme</w:t>
-            </w:r>
-          </w:p>
-        </w:tc>
-        <w:tc>
-          <w:tcPr>
-            <w:tcW w:w="3122" w:type="pct"/>
+              <w:t>Forschungsschwerpunkt</w:t>
+            </w:r>
+          </w:p>
+        </w:tc>
+        <w:tc>
+          <w:tcPr>
+            <w:tcW w:w="0" w:type="auto"/>
             <w:shd w:val="clear" w:color="auto" w:fill="E7E6E6" w:themeFill="background2"/>
+            <w:vAlign w:val="center"/>
           </w:tcPr>
           <w:p>
             <w:pPr>
@@ -223,6 +242,52 @@
                 <w:b/>
                 <w:bCs/>
               </w:rPr>
+              <w:t>E-Mail</w:t>
+            </w:r>
+          </w:p>
+        </w:tc>
+        <w:tc>
+          <w:tcPr>
+            <w:tcW w:w="0" w:type="auto"/>
+            <w:shd w:val="clear" w:color="auto" w:fill="E7E6E6" w:themeFill="background2"/>
+            <w:vAlign w:val="center"/>
+          </w:tcPr>
+          <w:p>
+            <w:pPr>
+              <w:jc w:val="both"/>
+              <w:rPr>
+                <w:b/>
+                <w:bCs/>
+              </w:rPr>
+            </w:pPr>
+            <w:r>
+              <w:rPr>
+                <w:b/>
+                <w:bCs/>
+              </w:rPr>
+              <w:t>Erstanfrage</w:t>
+            </w:r>
+          </w:p>
+        </w:tc>
+        <w:tc>
+          <w:tcPr>
+            <w:tcW w:w="0" w:type="auto"/>
+            <w:shd w:val="clear" w:color="auto" w:fill="E7E6E6" w:themeFill="background2"/>
+            <w:vAlign w:val="center"/>
+          </w:tcPr>
+          <w:p>
+            <w:pPr>
+              <w:jc w:val="both"/>
+              <w:rPr>
+                <w:b/>
+                <w:bCs/>
+              </w:rPr>
+            </w:pPr>
+            <w:r>
+              <w:rPr>
+                <w:b/>
+                <w:bCs/>
+              </w:rPr>
               <w:t>Kommentar</w:t>
             </w:r>
           </w:p>
@@ -231,7 +296,8 @@
       <w:tr>
         <w:tc>
           <w:tcPr>
-            <w:tcW w:w="165" w:type="pct"/>
+            <w:tcW w:w="0" w:type="auto"/>
+            <w:vAlign w:val="center"/>
           </w:tcPr>
           <w:p>
             <w:r>
@@ -241,7 +307,7 @@
         </w:tc>
         <w:tc>
           <w:tcPr>
-            <w:tcW w:w="409" w:type="pct"/>
+            <w:tcW w:w="0" w:type="auto"/>
             <w:vAlign w:val="center"/>
           </w:tcPr>
           <w:p>
@@ -250,14 +316,26 @@
                 <w:rPr>
                   <w:rStyle w:val="Hyperlink"/>
                 </w:rPr>
-                <w:t>Joachim Baur</w:t>
+                <w:t>Joac</w:t>
+              </w:r>
+              <w:r>
+                <w:rPr>
+                  <w:rStyle w:val="Hyperlink"/>
+                </w:rPr>
+                <w:t>h</w:t>
+              </w:r>
+              <w:r>
+                <w:rPr>
+                  <w:rStyle w:val="Hyperlink"/>
+                </w:rPr>
+                <w:t>im Baur</w:t>
               </w:r>
             </w:hyperlink>
           </w:p>
         </w:tc>
         <w:tc>
           <w:tcPr>
-            <w:tcW w:w="284" w:type="pct"/>
+            <w:tcW w:w="0" w:type="auto"/>
             <w:vAlign w:val="center"/>
           </w:tcPr>
           <w:p>
@@ -268,7 +346,40 @@
         </w:tc>
         <w:tc>
           <w:tcPr>
-            <w:tcW w:w="582" w:type="pct"/>
+            <w:tcW w:w="0" w:type="auto"/>
+            <w:vAlign w:val="center"/>
+          </w:tcPr>
+          <w:p>
+            <w:r>
+              <w:t>Kulturantrophologie</w:t>
+            </w:r>
+          </w:p>
+        </w:tc>
+        <w:tc>
+          <w:tcPr>
+            <w:tcW w:w="0" w:type="auto"/>
+            <w:vAlign w:val="center"/>
+          </w:tcPr>
+          <w:p>
+            <w:r>
+              <w:t>Erforscht Geschichte, Gegenwart und Zukunft des Museums, Theorie und Praxis des Kuratierens, Methodologie der Museumsforschung, Analysen materieller Kultur, Geschichtspolitik, Repräsentationen von Migration. Hatte bereits eine </w:t>
+            </w:r>
+            <w:hyperlink r:id="rId6" w:history="1">
+              <w:r>
+                <w:rPr>
+                  <w:rStyle w:val="Hyperlink"/>
+                </w:rPr>
+                <w:t>FDM-Beratung</w:t>
+              </w:r>
+            </w:hyperlink>
+            <w:r>
+              <w:t xml:space="preserve"> zu Themen TUDOdata u.a.</w:t>
+            </w:r>
+          </w:p>
+        </w:tc>
+        <w:tc>
+          <w:tcPr>
+            <w:tcW w:w="0" w:type="auto"/>
             <w:vAlign w:val="center"/>
           </w:tcPr>
           <w:p>
@@ -279,7 +390,7 @@
         </w:tc>
         <w:tc>
           <w:tcPr>
-            <w:tcW w:w="440" w:type="pct"/>
+            <w:tcW w:w="0" w:type="auto"/>
             <w:vAlign w:val="center"/>
           </w:tcPr>
           <w:p>
@@ -290,7 +401,8 @@
         </w:tc>
         <w:tc>
           <w:tcPr>
-            <w:tcW w:w="3122" w:type="pct"/>
+            <w:tcW w:w="0" w:type="auto"/>
+            <w:vAlign w:val="center"/>
           </w:tcPr>
           <w:p>
             <w:r>
@@ -302,7 +414,8 @@
       <w:tr>
         <w:tc>
           <w:tcPr>
-            <w:tcW w:w="165" w:type="pct"/>
+            <w:tcW w:w="0" w:type="auto"/>
+            <w:vAlign w:val="center"/>
           </w:tcPr>
           <w:p>
             <w:r>
@@ -312,23 +425,35 @@
         </w:tc>
         <w:tc>
           <w:tcPr>
-            <w:tcW w:w="409" w:type="pct"/>
-            <w:vAlign w:val="center"/>
-          </w:tcPr>
-          <w:p>
-            <w:hyperlink r:id="rId6" w:history="1">
-              <w:r>
-                <w:rPr>
-                  <w:rStyle w:val="Hyperlink"/>
-                </w:rPr>
-                <w:t>Andrei Zavadski</w:t>
+            <w:tcW w:w="0" w:type="auto"/>
+            <w:vAlign w:val="center"/>
+          </w:tcPr>
+          <w:p>
+            <w:hyperlink r:id="rId7" w:history="1">
+              <w:r>
+                <w:rPr>
+                  <w:rStyle w:val="Hyperlink"/>
+                </w:rPr>
+                <w:t>Andrei Zavads</w:t>
+              </w:r>
+              <w:r>
+                <w:rPr>
+                  <w:rStyle w:val="Hyperlink"/>
+                </w:rPr>
+                <w:t>k</w:t>
+              </w:r>
+              <w:r>
+                <w:rPr>
+                  <w:rStyle w:val="Hyperlink"/>
+                </w:rPr>
+                <w:t>i</w:t>
               </w:r>
             </w:hyperlink>
           </w:p>
         </w:tc>
         <w:tc>
           <w:tcPr>
-            <w:tcW w:w="284" w:type="pct"/>
+            <w:tcW w:w="0" w:type="auto"/>
             <w:vAlign w:val="center"/>
           </w:tcPr>
           <w:p>
@@ -339,7 +464,41 @@
         </w:tc>
         <w:tc>
           <w:tcPr>
-            <w:tcW w:w="582" w:type="pct"/>
+            <w:tcW w:w="0" w:type="auto"/>
+            <w:vAlign w:val="center"/>
+          </w:tcPr>
+          <w:p>
+            <w:r>
+              <w:t>Kulturantrophologie</w:t>
+            </w:r>
+          </w:p>
+        </w:tc>
+        <w:tc>
+          <w:tcPr>
+            <w:tcW w:w="0" w:type="auto"/>
+            <w:vAlign w:val="center"/>
+          </w:tcPr>
+          <w:p>
+            <w:r>
+              <w:t>Beforscht unter anderem die Repräsentationen von Geschichte in den Medien und Digital Memories, beispielsweise in einer </w:t>
+            </w:r>
+            <w:hyperlink r:id="rId8" w:history="1">
+              <w:r>
+                <w:rPr>
+                  <w:rStyle w:val="Hyperlink"/>
+                </w:rPr>
+                <w:t>Studie zum Einfluss von Suchmaschinen auf Vergangenheitsnarrative</w:t>
+              </w:r>
+            </w:hyperlink>
+            <w:r>
+              <w:t>. </w:t>
+            </w:r>
+          </w:p>
+        </w:tc>
+        <w:tc>
+          <w:tcPr>
+            <w:tcW w:w="0" w:type="auto"/>
+            <w:vAlign w:val="center"/>
           </w:tcPr>
           <w:p>
             <w:r>
@@ -349,7 +508,7 @@
         </w:tc>
         <w:tc>
           <w:tcPr>
-            <w:tcW w:w="440" w:type="pct"/>
+            <w:tcW w:w="0" w:type="auto"/>
             <w:vAlign w:val="center"/>
           </w:tcPr>
           <w:p>
@@ -360,7 +519,8 @@
         </w:tc>
         <w:tc>
           <w:tcPr>
-            <w:tcW w:w="3122" w:type="pct"/>
+            <w:tcW w:w="0" w:type="auto"/>
+            <w:vAlign w:val="center"/>
           </w:tcPr>
           <w:p/>
         </w:tc>
@@ -368,7 +528,8 @@
       <w:tr>
         <w:tc>
           <w:tcPr>
-            <w:tcW w:w="165" w:type="pct"/>
+            <w:tcW w:w="0" w:type="auto"/>
+            <w:vAlign w:val="center"/>
           </w:tcPr>
           <w:p>
             <w:r>
@@ -378,23 +539,35 @@
         </w:tc>
         <w:tc>
           <w:tcPr>
-            <w:tcW w:w="409" w:type="pct"/>
-            <w:vAlign w:val="center"/>
-          </w:tcPr>
-          <w:p>
-            <w:hyperlink r:id="rId7" w:history="1">
-              <w:r>
-                <w:rPr>
-                  <w:rStyle w:val="Hyperlink"/>
-                </w:rPr>
-                <w:t>Felix Thiesen</w:t>
+            <w:tcW w:w="0" w:type="auto"/>
+            <w:vAlign w:val="center"/>
+          </w:tcPr>
+          <w:p>
+            <w:hyperlink r:id="rId9" w:history="1">
+              <w:r>
+                <w:rPr>
+                  <w:rStyle w:val="Hyperlink"/>
+                </w:rPr>
+                <w:t>Felix Thi</w:t>
+              </w:r>
+              <w:r>
+                <w:rPr>
+                  <w:rStyle w:val="Hyperlink"/>
+                </w:rPr>
+                <w:t>e</w:t>
+              </w:r>
+              <w:r>
+                <w:rPr>
+                  <w:rStyle w:val="Hyperlink"/>
+                </w:rPr>
+                <w:t>sen</w:t>
               </w:r>
             </w:hyperlink>
           </w:p>
         </w:tc>
         <w:tc>
           <w:tcPr>
-            <w:tcW w:w="284" w:type="pct"/>
+            <w:tcW w:w="0" w:type="auto"/>
             <w:vAlign w:val="center"/>
           </w:tcPr>
           <w:p>
@@ -405,7 +578,41 @@
         </w:tc>
         <w:tc>
           <w:tcPr>
-            <w:tcW w:w="582" w:type="pct"/>
+            <w:tcW w:w="0" w:type="auto"/>
+            <w:vAlign w:val="center"/>
+          </w:tcPr>
+          <w:p>
+            <w:r>
+              <w:t>Musik</w:t>
+            </w:r>
+          </w:p>
+        </w:tc>
+        <w:tc>
+          <w:tcPr>
+            <w:tcW w:w="0" w:type="auto"/>
+            <w:vAlign w:val="center"/>
+          </w:tcPr>
+          <w:p>
+            <w:r>
+              <w:t xml:space="preserve">Untersucht die musikalische Erkennungsleistung von KI und maschinellem Lernen (z. B. </w:t>
+            </w:r>
+            <w:hyperlink r:id="rId10" w:history="1">
+              <w:r>
+                <w:rPr>
+                  <w:rStyle w:val="Hyperlink"/>
+                </w:rPr>
+                <w:t>hier</w:t>
+              </w:r>
+            </w:hyperlink>
+            <w:r>
+              <w:t>) sowie die Auditory Scene Analysis.</w:t>
+            </w:r>
+          </w:p>
+        </w:tc>
+        <w:tc>
+          <w:tcPr>
+            <w:tcW w:w="0" w:type="auto"/>
+            <w:vAlign w:val="center"/>
           </w:tcPr>
           <w:p>
             <w:r>
@@ -415,7 +622,7 @@
         </w:tc>
         <w:tc>
           <w:tcPr>
-            <w:tcW w:w="440" w:type="pct"/>
+            <w:tcW w:w="0" w:type="auto"/>
             <w:vAlign w:val="center"/>
           </w:tcPr>
           <w:p>
@@ -426,15 +633,21 @@
         </w:tc>
         <w:tc>
           <w:tcPr>
-            <w:tcW w:w="3122" w:type="pct"/>
-          </w:tcPr>
-          <w:p/>
+            <w:tcW w:w="0" w:type="auto"/>
+            <w:vAlign w:val="center"/>
+          </w:tcPr>
+          <w:p>
+            <w:r>
+              <w:t>Antwort 2026-03-04, nicht mehr in Dortmund</w:t>
+            </w:r>
+          </w:p>
         </w:tc>
       </w:tr>
       <w:tr>
         <w:tc>
           <w:tcPr>
-            <w:tcW w:w="165" w:type="pct"/>
+            <w:tcW w:w="0" w:type="auto"/>
+            <w:vAlign w:val="center"/>
           </w:tcPr>
           <w:p>
             <w:r>
@@ -444,11 +657,11 @@
         </w:tc>
         <w:tc>
           <w:tcPr>
-            <w:tcW w:w="409" w:type="pct"/>
-            <w:vAlign w:val="center"/>
-          </w:tcPr>
-          <w:p>
-            <w:hyperlink r:id="rId8" w:history="1">
+            <w:tcW w:w="0" w:type="auto"/>
+            <w:vAlign w:val="center"/>
+          </w:tcPr>
+          <w:p>
+            <w:hyperlink r:id="rId11" w:history="1">
               <w:r>
                 <w:rPr>
                   <w:rStyle w:val="Hyperlink"/>
@@ -460,7 +673,7 @@
         </w:tc>
         <w:tc>
           <w:tcPr>
-            <w:tcW w:w="284" w:type="pct"/>
+            <w:tcW w:w="0" w:type="auto"/>
             <w:vAlign w:val="center"/>
           </w:tcPr>
           <w:p>
@@ -471,7 +684,30 @@
         </w:tc>
         <w:tc>
           <w:tcPr>
-            <w:tcW w:w="582" w:type="pct"/>
+            <w:tcW w:w="0" w:type="auto"/>
+            <w:vAlign w:val="center"/>
+          </w:tcPr>
+          <w:p>
+            <w:r>
+              <w:t>Musik</w:t>
+            </w:r>
+          </w:p>
+        </w:tc>
+        <w:tc>
+          <w:tcPr>
+            <w:tcW w:w="0" w:type="auto"/>
+            <w:vAlign w:val="center"/>
+          </w:tcPr>
+          <w:p>
+            <w:r>
+              <w:t>Erforscht und praktiziert das musikalische Lernen und Komponieren mit digitalen Tools und Medien, inklusive eigener veröffentlichter Kompositionen. Weitere Themen sind die Digitalisierung im Musikunterricht. Bei der Erforschung dieser Prozesse geht er anscheinend auf der Grundlage von Videos vor.</w:t>
+            </w:r>
+          </w:p>
+        </w:tc>
+        <w:tc>
+          <w:tcPr>
+            <w:tcW w:w="0" w:type="auto"/>
+            <w:vAlign w:val="center"/>
           </w:tcPr>
           <w:p>
             <w:r>
@@ -481,7 +717,7 @@
         </w:tc>
         <w:tc>
           <w:tcPr>
-            <w:tcW w:w="440" w:type="pct"/>
+            <w:tcW w:w="0" w:type="auto"/>
             <w:vAlign w:val="center"/>
           </w:tcPr>
           <w:p>
@@ -492,7 +728,8 @@
         </w:tc>
         <w:tc>
           <w:tcPr>
-            <w:tcW w:w="3122" w:type="pct"/>
+            <w:tcW w:w="0" w:type="auto"/>
+            <w:vAlign w:val="center"/>
           </w:tcPr>
           <w:p/>
         </w:tc>
@@ -500,7 +737,8 @@
       <w:tr>
         <w:tc>
           <w:tcPr>
-            <w:tcW w:w="165" w:type="pct"/>
+            <w:tcW w:w="0" w:type="auto"/>
+            <w:vAlign w:val="center"/>
           </w:tcPr>
           <w:p>
             <w:r>
@@ -510,23 +748,35 @@
         </w:tc>
         <w:tc>
           <w:tcPr>
-            <w:tcW w:w="409" w:type="pct"/>
-            <w:vAlign w:val="center"/>
-          </w:tcPr>
-          <w:p>
-            <w:hyperlink r:id="rId9" w:history="1">
-              <w:r>
-                <w:rPr>
-                  <w:rStyle w:val="Hyperlink"/>
-                </w:rPr>
-                <w:t>Ulrike Kranefeld</w:t>
+            <w:tcW w:w="0" w:type="auto"/>
+            <w:vAlign w:val="center"/>
+          </w:tcPr>
+          <w:p>
+            <w:hyperlink r:id="rId12" w:history="1">
+              <w:r>
+                <w:rPr>
+                  <w:rStyle w:val="Hyperlink"/>
+                </w:rPr>
+                <w:t>Ulrike</w:t>
+              </w:r>
+              <w:r>
+                <w:rPr>
+                  <w:rStyle w:val="Hyperlink"/>
+                </w:rPr>
+                <w:t xml:space="preserve"> </w:t>
+              </w:r>
+              <w:r>
+                <w:rPr>
+                  <w:rStyle w:val="Hyperlink"/>
+                </w:rPr>
+                <w:t>Kranefeld</w:t>
               </w:r>
             </w:hyperlink>
           </w:p>
         </w:tc>
         <w:tc>
           <w:tcPr>
-            <w:tcW w:w="284" w:type="pct"/>
+            <w:tcW w:w="0" w:type="auto"/>
             <w:vAlign w:val="center"/>
           </w:tcPr>
           <w:p>
@@ -537,7 +787,41 @@
         </w:tc>
         <w:tc>
           <w:tcPr>
-            <w:tcW w:w="582" w:type="pct"/>
+            <w:tcW w:w="0" w:type="auto"/>
+            <w:vAlign w:val="center"/>
+          </w:tcPr>
+          <w:p>
+            <w:r>
+              <w:t>Musik</w:t>
+            </w:r>
+          </w:p>
+        </w:tc>
+        <w:tc>
+          <w:tcPr>
+            <w:tcW w:w="0" w:type="auto"/>
+            <w:vAlign w:val="center"/>
+          </w:tcPr>
+          <w:p>
+            <w:r>
+              <w:t xml:space="preserve">Hat einen besonderen Schwerpunkt innerhalb einer musikpädagogischen Forschung mit empirischen Methoden / mittels videobasierten Zugängen zu musikbezogenen Lehr-Lern-Prozessen. Im Forschungsprojekt </w:t>
+            </w:r>
+            <w:hyperlink r:id="rId13" w:history="1">
+              <w:r>
+                <w:rPr>
+                  <w:rStyle w:val="Hyperlink"/>
+                </w:rPr>
+                <w:t>DEGREE</w:t>
+              </w:r>
+            </w:hyperlink>
+            <w:r>
+              <w:t xml:space="preserve"> wird die digitale reflexive Lehrerbildung mittels videobasierter Aufgabenformate untersucht.</w:t>
+            </w:r>
+          </w:p>
+        </w:tc>
+        <w:tc>
+          <w:tcPr>
+            <w:tcW w:w="0" w:type="auto"/>
+            <w:vAlign w:val="center"/>
           </w:tcPr>
           <w:p>
             <w:r>
@@ -547,7 +831,7 @@
         </w:tc>
         <w:tc>
           <w:tcPr>
-            <w:tcW w:w="440" w:type="pct"/>
+            <w:tcW w:w="0" w:type="auto"/>
             <w:vAlign w:val="center"/>
           </w:tcPr>
           <w:p>
@@ -558,7 +842,8 @@
         </w:tc>
         <w:tc>
           <w:tcPr>
-            <w:tcW w:w="3122" w:type="pct"/>
+            <w:tcW w:w="0" w:type="auto"/>
+            <w:vAlign w:val="center"/>
           </w:tcPr>
           <w:p/>
         </w:tc>
@@ -566,7 +851,8 @@
       <w:tr>
         <w:tc>
           <w:tcPr>
-            <w:tcW w:w="165" w:type="pct"/>
+            <w:tcW w:w="0" w:type="auto"/>
+            <w:vAlign w:val="center"/>
           </w:tcPr>
           <w:p>
             <w:r>
@@ -576,23 +862,35 @@
         </w:tc>
         <w:tc>
           <w:tcPr>
-            <w:tcW w:w="409" w:type="pct"/>
-            <w:vAlign w:val="center"/>
-          </w:tcPr>
-          <w:p>
-            <w:hyperlink r:id="rId10" w:history="1">
-              <w:r>
-                <w:rPr>
-                  <w:rStyle w:val="Hyperlink"/>
-                </w:rPr>
-                <w:t>Jan C. Watzlawik</w:t>
+            <w:tcW w:w="0" w:type="auto"/>
+            <w:vAlign w:val="center"/>
+          </w:tcPr>
+          <w:p>
+            <w:hyperlink r:id="rId14" w:history="1">
+              <w:r>
+                <w:rPr>
+                  <w:rStyle w:val="Hyperlink"/>
+                </w:rPr>
+                <w:t>Jan C. Watz</w:t>
+              </w:r>
+              <w:r>
+                <w:rPr>
+                  <w:rStyle w:val="Hyperlink"/>
+                </w:rPr>
+                <w:t>l</w:t>
+              </w:r>
+              <w:r>
+                <w:rPr>
+                  <w:rStyle w:val="Hyperlink"/>
+                </w:rPr>
+                <w:t>awik</w:t>
               </w:r>
             </w:hyperlink>
           </w:p>
         </w:tc>
         <w:tc>
           <w:tcPr>
-            <w:tcW w:w="284" w:type="pct"/>
+            <w:tcW w:w="0" w:type="auto"/>
             <w:vAlign w:val="center"/>
           </w:tcPr>
           <w:p>
@@ -603,7 +901,41 @@
         </w:tc>
         <w:tc>
           <w:tcPr>
-            <w:tcW w:w="582" w:type="pct"/>
+            <w:tcW w:w="0" w:type="auto"/>
+            <w:vAlign w:val="center"/>
+          </w:tcPr>
+          <w:p>
+            <w:r>
+              <w:t>Kulturantrophologie</w:t>
+            </w:r>
+          </w:p>
+        </w:tc>
+        <w:tc>
+          <w:tcPr>
+            <w:tcW w:w="0" w:type="auto"/>
+            <w:vAlign w:val="center"/>
+          </w:tcPr>
+          <w:p>
+            <w:r>
+              <w:t xml:space="preserve">Schwerpunkt Empirische Kulturwissenschaft, Analyse materieller Kultur, musealer und visueller Kultur. </w:t>
+            </w:r>
+            <w:hyperlink r:id="rId15" w:history="1">
+              <w:r>
+                <w:rPr>
+                  <w:rStyle w:val="Hyperlink"/>
+                </w:rPr>
+                <w:t>Vorstudie "Unboxing the Unexplored"</w:t>
+              </w:r>
+            </w:hyperlink>
+            <w:r>
+              <w:t xml:space="preserve"> zur Erschließung, Digitalisierung und Beforschung von Modefotografien der Modejournalistin Angelica Blechschmidt. Perspektivisch zielt das Projekt darauf, das Archiv der Forschung zugänglich zu machen.</w:t>
+            </w:r>
+          </w:p>
+        </w:tc>
+        <w:tc>
+          <w:tcPr>
+            <w:tcW w:w="0" w:type="auto"/>
+            <w:vAlign w:val="center"/>
           </w:tcPr>
           <w:p>
             <w:r>
@@ -613,7 +945,7 @@
         </w:tc>
         <w:tc>
           <w:tcPr>
-            <w:tcW w:w="440" w:type="pct"/>
+            <w:tcW w:w="0" w:type="auto"/>
             <w:vAlign w:val="center"/>
           </w:tcPr>
           <w:p>
@@ -624,7 +956,8 @@
         </w:tc>
         <w:tc>
           <w:tcPr>
-            <w:tcW w:w="3122" w:type="pct"/>
+            <w:tcW w:w="0" w:type="auto"/>
+            <w:vAlign w:val="center"/>
           </w:tcPr>
           <w:p/>
         </w:tc>
@@ -632,7 +965,8 @@
       <w:tr>
         <w:tc>
           <w:tcPr>
-            <w:tcW w:w="165" w:type="pct"/>
+            <w:tcW w:w="0" w:type="auto"/>
+            <w:vAlign w:val="center"/>
           </w:tcPr>
           <w:p>
             <w:r>
@@ -642,11 +976,11 @@
         </w:tc>
         <w:tc>
           <w:tcPr>
-            <w:tcW w:w="409" w:type="pct"/>
-            <w:vAlign w:val="center"/>
-          </w:tcPr>
-          <w:p>
-            <w:hyperlink r:id="rId11" w:history="1">
+            <w:tcW w:w="0" w:type="auto"/>
+            <w:vAlign w:val="center"/>
+          </w:tcPr>
+          <w:p>
+            <w:hyperlink r:id="rId16" w:history="1">
               <w:r>
                 <w:rPr>
                   <w:rStyle w:val="Hyperlink"/>
@@ -658,7 +992,7 @@
         </w:tc>
         <w:tc>
           <w:tcPr>
-            <w:tcW w:w="284" w:type="pct"/>
+            <w:tcW w:w="0" w:type="auto"/>
             <w:vAlign w:val="center"/>
           </w:tcPr>
           <w:p>
@@ -669,7 +1003,45 @@
         </w:tc>
         <w:tc>
           <w:tcPr>
-            <w:tcW w:w="582" w:type="pct"/>
+            <w:tcW w:w="0" w:type="auto"/>
+            <w:vAlign w:val="center"/>
+          </w:tcPr>
+          <w:p>
+            <w:r>
+              <w:t>Musik</w:t>
+            </w:r>
+          </w:p>
+        </w:tc>
+        <w:tc>
+          <w:tcPr>
+            <w:tcW w:w="0" w:type="auto"/>
+            <w:vAlign w:val="center"/>
+          </w:tcPr>
+          <w:p>
+            <w:r>
+              <w:t>Ab März 2026 in Dortmund. Beforscht die Schnittstelle von Musik und Informatik, digitale Musik und Musikinstrumente. Bearbeitet auch Fragen von Archivierung digitaler Musik(instrumente), beispielsweise </w:t>
+            </w:r>
+            <w:r>
+              <w:rPr>
+                <w:rStyle w:val="Hervorhebung"/>
+              </w:rPr>
+              <w:t>Akkermann, M. „Archiving music – preserving (digital) Musical Instruments“, in: Brillmayer, B. (Hg.), Tagungspublikation Elektronische Instrumente,</w:t>
+            </w:r>
+            <w:r>
+              <w:t xml:space="preserve"> </w:t>
+            </w:r>
+            <w:r>
+              <w:rPr>
+                <w:rStyle w:val="Hervorhebung"/>
+              </w:rPr>
+              <w:t> Reihe „Klang und Begriff“, Schott, Mainz, 03.2020.</w:t>
+            </w:r>
+          </w:p>
+        </w:tc>
+        <w:tc>
+          <w:tcPr>
+            <w:tcW w:w="0" w:type="auto"/>
+            <w:vAlign w:val="center"/>
           </w:tcPr>
           <w:p>
             <w:r>
@@ -679,14 +1051,15 @@
         </w:tc>
         <w:tc>
           <w:tcPr>
-            <w:tcW w:w="440" w:type="pct"/>
-            <w:vAlign w:val="center"/>
-          </w:tcPr>
-          <w:p/>
-        </w:tc>
-        <w:tc>
-          <w:tcPr>
-            <w:tcW w:w="3122" w:type="pct"/>
+            <w:tcW w:w="0" w:type="auto"/>
+            <w:vAlign w:val="center"/>
+          </w:tcPr>
+          <w:p/>
+        </w:tc>
+        <w:tc>
+          <w:tcPr>
+            <w:tcW w:w="0" w:type="auto"/>
+            <w:vAlign w:val="center"/>
           </w:tcPr>
           <w:p>
             <w:r>
@@ -698,7 +1071,8 @@
       <w:tr>
         <w:tc>
           <w:tcPr>
-            <w:tcW w:w="165" w:type="pct"/>
+            <w:tcW w:w="0" w:type="auto"/>
+            <w:vAlign w:val="center"/>
           </w:tcPr>
           <w:p>
             <w:r>
@@ -708,11 +1082,11 @@
         </w:tc>
         <w:tc>
           <w:tcPr>
-            <w:tcW w:w="409" w:type="pct"/>
-            <w:vAlign w:val="center"/>
-          </w:tcPr>
-          <w:p>
-            <w:hyperlink r:id="rId12" w:history="1">
+            <w:tcW w:w="0" w:type="auto"/>
+            <w:vAlign w:val="center"/>
+          </w:tcPr>
+          <w:p>
+            <w:hyperlink r:id="rId17" w:history="1">
               <w:r>
                 <w:rPr>
                   <w:rStyle w:val="Hyperlink"/>
@@ -724,7 +1098,7 @@
         </w:tc>
         <w:tc>
           <w:tcPr>
-            <w:tcW w:w="284" w:type="pct"/>
+            <w:tcW w:w="0" w:type="auto"/>
             <w:vAlign w:val="center"/>
           </w:tcPr>
           <w:p>
@@ -735,7 +1109,30 @@
         </w:tc>
         <w:tc>
           <w:tcPr>
-            <w:tcW w:w="582" w:type="pct"/>
+            <w:tcW w:w="0" w:type="auto"/>
+            <w:vAlign w:val="center"/>
+          </w:tcPr>
+          <w:p>
+            <w:r>
+              <w:t>Musik</w:t>
+            </w:r>
+          </w:p>
+        </w:tc>
+        <w:tc>
+          <w:tcPr>
+            <w:tcW w:w="0" w:type="auto"/>
+            <w:vAlign w:val="center"/>
+          </w:tcPr>
+          <w:p>
+            <w:r>
+              <w:t>Erfoscht Musiktheorie und Musikgeschichte, häufig mit Hilfe von informationstechnologischen Methoden in Kooperation mit Partnern. Zuletzt Antrag auf die Herstellung einer digitalen Edition eines historischen Manuskripts. Aktiver Contributor zu TUDOdata.</w:t>
+            </w:r>
+          </w:p>
+        </w:tc>
+        <w:tc>
+          <w:tcPr>
+            <w:tcW w:w="0" w:type="auto"/>
+            <w:vAlign w:val="center"/>
           </w:tcPr>
           <w:p>
             <w:r>
@@ -745,7 +1142,7 @@
         </w:tc>
         <w:tc>
           <w:tcPr>
-            <w:tcW w:w="440" w:type="pct"/>
+            <w:tcW w:w="0" w:type="auto"/>
             <w:vAlign w:val="center"/>
           </w:tcPr>
           <w:p>
@@ -756,7 +1153,8 @@
         </w:tc>
         <w:tc>
           <w:tcPr>
-            <w:tcW w:w="3122" w:type="pct"/>
+            <w:tcW w:w="0" w:type="auto"/>
+            <w:vAlign w:val="center"/>
           </w:tcPr>
           <w:p/>
         </w:tc>
@@ -764,7 +1162,8 @@
       <w:tr>
         <w:tc>
           <w:tcPr>
-            <w:tcW w:w="165" w:type="pct"/>
+            <w:tcW w:w="0" w:type="auto"/>
+            <w:vAlign w:val="center"/>
           </w:tcPr>
           <w:p>
             <w:r>
@@ -774,11 +1173,11 @@
         </w:tc>
         <w:tc>
           <w:tcPr>
-            <w:tcW w:w="409" w:type="pct"/>
-            <w:vAlign w:val="center"/>
-          </w:tcPr>
-          <w:p>
-            <w:hyperlink r:id="rId13" w:history="1">
+            <w:tcW w:w="0" w:type="auto"/>
+            <w:vAlign w:val="center"/>
+          </w:tcPr>
+          <w:p>
+            <w:hyperlink r:id="rId18" w:history="1">
               <w:r>
                 <w:rPr>
                   <w:rStyle w:val="Hyperlink"/>
@@ -790,7 +1189,7 @@
         </w:tc>
         <w:tc>
           <w:tcPr>
-            <w:tcW w:w="284" w:type="pct"/>
+            <w:tcW w:w="0" w:type="auto"/>
             <w:vAlign w:val="center"/>
           </w:tcPr>
           <w:p>
@@ -801,7 +1200,52 @@
         </w:tc>
         <w:tc>
           <w:tcPr>
-            <w:tcW w:w="582" w:type="pct"/>
+            <w:tcW w:w="0" w:type="auto"/>
+            <w:vAlign w:val="center"/>
+          </w:tcPr>
+          <w:p>
+            <w:r>
+              <w:t>Musik</w:t>
+            </w:r>
+          </w:p>
+        </w:tc>
+        <w:tc>
+          <w:tcPr>
+            <w:tcW w:w="0" w:type="auto"/>
+            <w:vAlign w:val="center"/>
+          </w:tcPr>
+          <w:p>
+            <w:r>
+              <w:t xml:space="preserve">Computergestützte Analyse von Audiosignalen. Hat einen Datensatz künstlicher Musiktrack für music information retrieval-Aufgaben </w:t>
+            </w:r>
+            <w:hyperlink r:id="rId19" w:history="1">
+              <w:r>
+                <w:rPr>
+                  <w:rStyle w:val="Hyperlink"/>
+                </w:rPr>
+                <w:t>erstellt</w:t>
+              </w:r>
+            </w:hyperlink>
+            <w:r>
+              <w:t xml:space="preserve"> und </w:t>
+            </w:r>
+            <w:hyperlink r:id="rId20" w:history="1">
+              <w:r>
+                <w:rPr>
+                  <w:rStyle w:val="Hyperlink"/>
+                </w:rPr>
+                <w:t>veröffentlicht</w:t>
+              </w:r>
+            </w:hyperlink>
+            <w:r>
+              <w:t>.</w:t>
+            </w:r>
+          </w:p>
+        </w:tc>
+        <w:tc>
+          <w:tcPr>
+            <w:tcW w:w="0" w:type="auto"/>
+            <w:vAlign w:val="center"/>
           </w:tcPr>
           <w:p>
             <w:r>
@@ -811,7 +1255,7 @@
         </w:tc>
         <w:tc>
           <w:tcPr>
-            <w:tcW w:w="440" w:type="pct"/>
+            <w:tcW w:w="0" w:type="auto"/>
             <w:vAlign w:val="center"/>
           </w:tcPr>
           <w:p>
@@ -822,7 +1266,8 @@
         </w:tc>
         <w:tc>
           <w:tcPr>
-            <w:tcW w:w="3122" w:type="pct"/>
+            <w:tcW w:w="0" w:type="auto"/>
+            <w:vAlign w:val="center"/>
           </w:tcPr>
           <w:p/>
         </w:tc>
@@ -830,7 +1275,8 @@
       <w:tr>
         <w:tc>
           <w:tcPr>
-            <w:tcW w:w="165" w:type="pct"/>
+            <w:tcW w:w="0" w:type="auto"/>
+            <w:vAlign w:val="center"/>
           </w:tcPr>
           <w:p>
             <w:r>
@@ -840,23 +1286,35 @@
         </w:tc>
         <w:tc>
           <w:tcPr>
-            <w:tcW w:w="409" w:type="pct"/>
-            <w:vAlign w:val="center"/>
-          </w:tcPr>
-          <w:p>
-            <w:hyperlink r:id="rId14" w:history="1">
-              <w:r>
-                <w:rPr>
-                  <w:rStyle w:val="Hyperlink"/>
-                </w:rPr>
-                <w:t>Barbara Welzel</w:t>
+            <w:tcW w:w="0" w:type="auto"/>
+            <w:vAlign w:val="center"/>
+          </w:tcPr>
+          <w:p>
+            <w:hyperlink r:id="rId21" w:history="1">
+              <w:r>
+                <w:rPr>
+                  <w:rStyle w:val="Hyperlink"/>
+                </w:rPr>
+                <w:t>Barbara Wel</w:t>
+              </w:r>
+              <w:r>
+                <w:rPr>
+                  <w:rStyle w:val="Hyperlink"/>
+                </w:rPr>
+                <w:t>z</w:t>
+              </w:r>
+              <w:r>
+                <w:rPr>
+                  <w:rStyle w:val="Hyperlink"/>
+                </w:rPr>
+                <w:t>el</w:t>
               </w:r>
             </w:hyperlink>
           </w:p>
         </w:tc>
         <w:tc>
           <w:tcPr>
-            <w:tcW w:w="284" w:type="pct"/>
+            <w:tcW w:w="0" w:type="auto"/>
             <w:vAlign w:val="center"/>
           </w:tcPr>
           <w:p>
@@ -867,7 +1325,67 @@
         </w:tc>
         <w:tc>
           <w:tcPr>
-            <w:tcW w:w="582" w:type="pct"/>
+            <w:tcW w:w="0" w:type="auto"/>
+            <w:vAlign w:val="center"/>
+          </w:tcPr>
+          <w:p>
+            <w:r>
+              <w:t>Kunstwissenschaft</w:t>
+            </w:r>
+          </w:p>
+        </w:tc>
+        <w:tc>
+          <w:tcPr>
+            <w:tcW w:w="0" w:type="auto"/>
+            <w:vAlign w:val="center"/>
+          </w:tcPr>
+          <w:p>
+            <w:r>
+              <w:t>Forschungen v.a. zur deutschen und niederländischen Kunst des 15.–17. Jahr</w:t>
+            </w:r>
+            <w:r>
+              <w:softHyphen/>
+              <w:t xml:space="preserve">hunderts, zu Kunst und Kulturtransfer im Hanseraum, zur Stadtkultur, zu kulturellem Erbe in interkultureller Perspektive. Kooperatives Projekt </w:t>
+            </w:r>
+            <w:hyperlink r:id="rId22" w:history="1">
+              <w:r>
+                <w:rPr>
+                  <w:rStyle w:val="Hyperlink"/>
+                </w:rPr>
+                <w:t>Route Mittelalter Ruhr</w:t>
+              </w:r>
+            </w:hyperlink>
+            <w:r>
+              <w:t xml:space="preserve"> zusammen mit </w:t>
+            </w:r>
+            <w:hyperlink w:history="1">
+              <w:r>
+                <w:rPr>
+                  <w:rStyle w:val="Hyperlink"/>
+                </w:rPr>
+                <w:t>Wolfang Sonne</w:t>
+              </w:r>
+            </w:hyperlink>
+            <w:r>
+              <w:t xml:space="preserve"> (Fakultät 10 Architektur und Bauingenieurswesen), in dem das mittelalterliche Erbe im Ruhrgebiet erschlossen und ein online Audioguide erstellt wird. Diverse weitere </w:t>
+            </w:r>
+            <w:hyperlink r:id="rId23" w:history="1">
+              <w:r>
+                <w:rPr>
+                  <w:rStyle w:val="Hyperlink"/>
+                </w:rPr>
+                <w:t>Bildungsprojekte</w:t>
+              </w:r>
+            </w:hyperlink>
+            <w:r>
+              <w:t xml:space="preserve"> mit DH-Anteil, Digitalisierung und digitalen Archiven.</w:t>
+            </w:r>
+          </w:p>
+        </w:tc>
+        <w:tc>
+          <w:tcPr>
+            <w:tcW w:w="0" w:type="auto"/>
+            <w:vAlign w:val="center"/>
           </w:tcPr>
           <w:p>
             <w:r>
@@ -877,7 +1395,7 @@
         </w:tc>
         <w:tc>
           <w:tcPr>
-            <w:tcW w:w="440" w:type="pct"/>
+            <w:tcW w:w="0" w:type="auto"/>
             <w:vAlign w:val="center"/>
           </w:tcPr>
           <w:p>
@@ -888,17 +1406,12 @@
         </w:tc>
         <w:tc>
           <w:tcPr>
-            <w:tcW w:w="3122" w:type="pct"/>
-          </w:tcPr>
-          <w:p>
-            <w:r>
-              <w:t>Antwort 2026-03-02</w:t>
-            </w:r>
-            <w:r>
-              <w:t>:</w:t>
-            </w:r>
-            <w:r>
-              <w:t xml:space="preserve"> Absage, Verweis an Kollegin Bierbaum</w:t>
+            <w:tcW w:w="0" w:type="auto"/>
+            <w:vAlign w:val="center"/>
+          </w:tcPr>
+          <w:p>
+            <w:r>
+              <w:t>Antwort 2026-03-02: Absage, Verweis an Kollegin Bierbaum</w:t>
             </w:r>
           </w:p>
         </w:tc>
@@ -906,7 +1419,8 @@
       <w:tr>
         <w:tc>
           <w:tcPr>
-            <w:tcW w:w="165" w:type="pct"/>
+            <w:tcW w:w="0" w:type="auto"/>
+            <w:vAlign w:val="center"/>
           </w:tcPr>
           <w:p>
             <w:r>
@@ -916,10 +1430,11 @@
         </w:tc>
         <w:tc>
           <w:tcPr>
-            <w:tcW w:w="409" w:type="pct"/>
-          </w:tcPr>
-          <w:p>
-            <w:hyperlink r:id="rId15" w:history="1">
+            <w:tcW w:w="0" w:type="auto"/>
+            <w:vAlign w:val="center"/>
+          </w:tcPr>
+          <w:p>
+            <w:hyperlink r:id="rId24" w:history="1">
               <w:r>
                 <w:rPr>
                   <w:rStyle w:val="Hyperlink"/>
@@ -931,7 +1446,8 @@
         </w:tc>
         <w:tc>
           <w:tcPr>
-            <w:tcW w:w="284" w:type="pct"/>
+            <w:tcW w:w="0" w:type="auto"/>
+            <w:vAlign w:val="center"/>
           </w:tcPr>
           <w:p>
             <w:r>
@@ -941,7 +1457,30 @@
         </w:tc>
         <w:tc>
           <w:tcPr>
-            <w:tcW w:w="582" w:type="pct"/>
+            <w:tcW w:w="0" w:type="auto"/>
+            <w:vAlign w:val="center"/>
+          </w:tcPr>
+          <w:p>
+            <w:r>
+              <w:t>Kunstwissenschaft</w:t>
+            </w:r>
+          </w:p>
+        </w:tc>
+        <w:tc>
+          <w:tcPr>
+            <w:tcW w:w="0" w:type="auto"/>
+            <w:vAlign w:val="center"/>
+          </w:tcPr>
+          <w:p>
+            <w:r>
+              <w:t>Beforscht die Bedeutung von Bildern, Bildlichkeit, Architektur und Artefakten für die Konstruktion von Identitäten und Gemeinschaft im christlichen Europa vom 13. bis zum 17. Jahrhundert. Darüber hinaus Schwerpunkte zu Visuelle Rhetorik und Affektsteuerung, Betrachteradressierung, Rezeptionsästhetik. Lehre zu Bildern und der Materialität von Bildern.</w:t>
+            </w:r>
+          </w:p>
+        </w:tc>
+        <w:tc>
+          <w:tcPr>
+            <w:tcW w:w="0" w:type="auto"/>
+            <w:vAlign w:val="center"/>
           </w:tcPr>
           <w:p>
             <w:r>
@@ -951,7 +1490,7 @@
         </w:tc>
         <w:tc>
           <w:tcPr>
-            <w:tcW w:w="440" w:type="pct"/>
+            <w:tcW w:w="0" w:type="auto"/>
             <w:vAlign w:val="center"/>
           </w:tcPr>
           <w:p>
@@ -962,45 +1501,751 @@
         </w:tc>
         <w:tc>
           <w:tcPr>
-            <w:tcW w:w="3122" w:type="pct"/>
-          </w:tcPr>
-          <w:p/>
+            <w:tcW w:w="0" w:type="auto"/>
+            <w:vAlign w:val="center"/>
+          </w:tcPr>
+          <w:p>
+            <w:r>
+              <w:t>Antwort 2026-03-04: im Moment keine Zeit, Bitte um erneute Anfrage im Mai 2026</w:t>
+            </w:r>
+          </w:p>
         </w:tc>
       </w:tr>
       <w:tr>
         <w:tc>
           <w:tcPr>
-            <w:tcW w:w="165" w:type="pct"/>
-          </w:tcPr>
-          <w:p/>
-        </w:tc>
-        <w:tc>
-          <w:tcPr>
-            <w:tcW w:w="409" w:type="pct"/>
-          </w:tcPr>
-          <w:p/>
-        </w:tc>
-        <w:tc>
-          <w:tcPr>
-            <w:tcW w:w="284" w:type="pct"/>
-          </w:tcPr>
-          <w:p/>
-        </w:tc>
-        <w:tc>
-          <w:tcPr>
-            <w:tcW w:w="582" w:type="pct"/>
-          </w:tcPr>
-          <w:p/>
-        </w:tc>
-        <w:tc>
-          <w:tcPr>
-            <w:tcW w:w="440" w:type="pct"/>
-          </w:tcPr>
-          <w:p/>
-        </w:tc>
-        <w:tc>
-          <w:tcPr>
-            <w:tcW w:w="3122" w:type="pct"/>
+            <w:tcW w:w="0" w:type="auto"/>
+            <w:vAlign w:val="center"/>
+          </w:tcPr>
+          <w:p>
+            <w:r>
+              <w:t>12</w:t>
+            </w:r>
+          </w:p>
+        </w:tc>
+        <w:tc>
+          <w:tcPr>
+            <w:tcW w:w="0" w:type="auto"/>
+            <w:vAlign w:val="center"/>
+          </w:tcPr>
+          <w:p>
+            <w:hyperlink r:id="rId25" w:history="1">
+              <w:r>
+                <w:rPr>
+                  <w:rStyle w:val="Hyperlink"/>
+                </w:rPr>
+                <w:t>Peter Moormann</w:t>
+              </w:r>
+            </w:hyperlink>
+          </w:p>
+        </w:tc>
+        <w:tc>
+          <w:tcPr>
+            <w:tcW w:w="0" w:type="auto"/>
+            <w:vAlign w:val="center"/>
+          </w:tcPr>
+          <w:p>
+            <w:r>
+              <w:t>16</w:t>
+            </w:r>
+          </w:p>
+        </w:tc>
+        <w:tc>
+          <w:tcPr>
+            <w:tcW w:w="0" w:type="auto"/>
+            <w:vAlign w:val="center"/>
+          </w:tcPr>
+          <w:p>
+            <w:r>
+              <w:t>Musik</w:t>
+            </w:r>
+          </w:p>
+        </w:tc>
+        <w:tc>
+          <w:tcPr>
+            <w:tcW w:w="0" w:type="auto"/>
+            <w:vAlign w:val="center"/>
+          </w:tcPr>
+          <w:p>
+            <w:r>
+              <w:t xml:space="preserve">Professor für Musikjournalismus, beforscht </w:t>
+            </w:r>
+            <w:hyperlink r:id="rId26" w:anchor="toc" w:history="1">
+              <w:r>
+                <w:rPr>
+                  <w:rStyle w:val="Hyperlink"/>
+                </w:rPr>
+                <w:t>Musik und Internet</w:t>
+              </w:r>
+            </w:hyperlink>
+            <w:r>
+              <w:t xml:space="preserve"> / Digitale Musikkulturen sowie </w:t>
+            </w:r>
+            <w:hyperlink r:id="rId27" w:history="1">
+              <w:r>
+                <w:rPr>
+                  <w:rStyle w:val="Hyperlink"/>
+                </w:rPr>
+                <w:t>Musik in den sozialen Medien</w:t>
+              </w:r>
+            </w:hyperlink>
+            <w:r>
+              <w:t xml:space="preserve">. Darüber hinaus betreibt Moormann Rezeptionsforschung auf der Grundlage von Korpora (Texten, Audios). FDM-Support </w:t>
+            </w:r>
+            <w:r>
+              <w:lastRenderedPageBreak/>
+              <w:t>könnte anfallen bei technischen, rechtlichen und organisatorischen Aspekten im Umgang mit den Korpusdaten.</w:t>
+            </w:r>
+          </w:p>
+        </w:tc>
+        <w:tc>
+          <w:tcPr>
+            <w:tcW w:w="0" w:type="auto"/>
+            <w:vAlign w:val="center"/>
+          </w:tcPr>
+          <w:p>
+            <w:r>
+              <w:lastRenderedPageBreak/>
+              <w:t>peter.moormann@tu-dortmund.de</w:t>
+            </w:r>
+          </w:p>
+        </w:tc>
+        <w:tc>
+          <w:tcPr>
+            <w:tcW w:w="0" w:type="auto"/>
+            <w:vAlign w:val="center"/>
+          </w:tcPr>
+          <w:p>
+            <w:r>
+              <w:t>2026-03-04</w:t>
+            </w:r>
+          </w:p>
+        </w:tc>
+        <w:tc>
+          <w:tcPr>
+            <w:tcW w:w="0" w:type="auto"/>
+            <w:vAlign w:val="center"/>
+          </w:tcPr>
+          <w:p/>
+        </w:tc>
+      </w:tr>
+      <w:tr>
+        <w:tc>
+          <w:tcPr>
+            <w:tcW w:w="0" w:type="auto"/>
+            <w:vAlign w:val="center"/>
+          </w:tcPr>
+          <w:p>
+            <w:r>
+              <w:t>13</w:t>
+            </w:r>
+          </w:p>
+        </w:tc>
+        <w:tc>
+          <w:tcPr>
+            <w:tcW w:w="0" w:type="auto"/>
+            <w:vAlign w:val="center"/>
+          </w:tcPr>
+          <w:p>
+            <w:hyperlink r:id="rId28" w:history="1">
+              <w:r>
+                <w:rPr>
+                  <w:rStyle w:val="Hyperlink"/>
+                </w:rPr>
+                <w:t>Kader Konu</w:t>
+              </w:r>
+              <w:r>
+                <w:rPr>
+                  <w:rStyle w:val="Hyperlink"/>
+                </w:rPr>
+                <w:t>k</w:t>
+              </w:r>
+            </w:hyperlink>
+          </w:p>
+        </w:tc>
+        <w:tc>
+          <w:tcPr>
+            <w:tcW w:w="0" w:type="auto"/>
+            <w:vAlign w:val="center"/>
+          </w:tcPr>
+          <w:p>
+            <w:r>
+              <w:t>15</w:t>
+            </w:r>
+          </w:p>
+        </w:tc>
+        <w:tc>
+          <w:tcPr>
+            <w:tcW w:w="0" w:type="auto"/>
+            <w:vAlign w:val="center"/>
+          </w:tcPr>
+          <w:p>
+            <w:r>
+              <w:t>Germanistik</w:t>
+            </w:r>
+          </w:p>
+        </w:tc>
+        <w:tc>
+          <w:tcPr>
+            <w:tcW w:w="0" w:type="auto"/>
+            <w:vAlign w:val="center"/>
+          </w:tcPr>
+          <w:p>
+            <w:r>
+              <w:t xml:space="preserve">Erforscht deutsch-, englisch- und türkischsprachige Literatur vom 19. Jahrhundert bis zur Gegenwart, betreibt Exilstudien und Migrationsforschung. Hatte 2025 eine umfassende </w:t>
+            </w:r>
+            <w:hyperlink r:id="rId29" w:history="1">
+              <w:r>
+                <w:rPr>
+                  <w:rStyle w:val="Hyperlink"/>
+                </w:rPr>
+                <w:t>FDM-Beratung</w:t>
+              </w:r>
+            </w:hyperlink>
+            <w:r>
+              <w:t>.</w:t>
+            </w:r>
+          </w:p>
+        </w:tc>
+        <w:tc>
+          <w:tcPr>
+            <w:tcW w:w="0" w:type="auto"/>
+            <w:vAlign w:val="center"/>
+          </w:tcPr>
+          <w:p>
+            <w:r>
+              <w:t>kader.konuk@tu-dortmund.de</w:t>
+            </w:r>
+          </w:p>
+        </w:tc>
+        <w:tc>
+          <w:tcPr>
+            <w:tcW w:w="0" w:type="auto"/>
+            <w:vAlign w:val="center"/>
+          </w:tcPr>
+          <w:p/>
+        </w:tc>
+        <w:tc>
+          <w:tcPr>
+            <w:tcW w:w="0" w:type="auto"/>
+            <w:vAlign w:val="center"/>
+          </w:tcPr>
+          <w:p/>
+        </w:tc>
+      </w:tr>
+      <w:tr>
+        <w:tc>
+          <w:tcPr>
+            <w:tcW w:w="0" w:type="auto"/>
+            <w:vAlign w:val="center"/>
+          </w:tcPr>
+          <w:p>
+            <w:r>
+              <w:t>14</w:t>
+            </w:r>
+          </w:p>
+        </w:tc>
+        <w:tc>
+          <w:tcPr>
+            <w:tcW w:w="0" w:type="auto"/>
+            <w:vAlign w:val="center"/>
+          </w:tcPr>
+          <w:p>
+            <w:hyperlink r:id="rId30" w:history="1">
+              <w:r>
+                <w:rPr>
+                  <w:rStyle w:val="Hyperlink"/>
+                </w:rPr>
+                <w:t>Aleksandra Vujadinovic</w:t>
+              </w:r>
+            </w:hyperlink>
+          </w:p>
+        </w:tc>
+        <w:tc>
+          <w:tcPr>
+            <w:tcW w:w="0" w:type="auto"/>
+            <w:vAlign w:val="center"/>
+          </w:tcPr>
+          <w:p>
+            <w:r>
+              <w:t>15</w:t>
+            </w:r>
+          </w:p>
+        </w:tc>
+        <w:tc>
+          <w:tcPr>
+            <w:tcW w:w="0" w:type="auto"/>
+            <w:vAlign w:val="center"/>
+          </w:tcPr>
+          <w:p>
+            <w:r>
+              <w:t>Journalistik</w:t>
+            </w:r>
+          </w:p>
+        </w:tc>
+        <w:tc>
+          <w:tcPr>
+            <w:tcW w:w="0" w:type="auto"/>
+            <w:vAlign w:val="center"/>
+          </w:tcPr>
+          <w:p>
+            <w:r>
+              <w:t xml:space="preserve">Geschäftsführerin des Rhine Ruhr Center for Science Communication Research, forscht zu populären Formen und Formaten der Wissenschaftskommunikation, der Vorstellung von Wissenschaft in populären Medien, auch in sozialen Medien. Hatte 2025 eine </w:t>
+            </w:r>
+            <w:hyperlink r:id="rId31" w:history="1">
+              <w:r>
+                <w:rPr>
+                  <w:rStyle w:val="Hyperlink"/>
+                </w:rPr>
+                <w:t>FDM-Beratung</w:t>
+              </w:r>
+            </w:hyperlink>
+            <w:r>
+              <w:t xml:space="preserve"> zum Thema Datenmanagementplan.</w:t>
+            </w:r>
+          </w:p>
+        </w:tc>
+        <w:tc>
+          <w:tcPr>
+            <w:tcW w:w="0" w:type="auto"/>
+            <w:vAlign w:val="center"/>
+          </w:tcPr>
+          <w:p>
+            <w:r>
+              <w:t>aleksandra.vujadinovic@tu-dortmund.de</w:t>
+            </w:r>
+          </w:p>
+        </w:tc>
+        <w:tc>
+          <w:tcPr>
+            <w:tcW w:w="0" w:type="auto"/>
+            <w:vAlign w:val="center"/>
+          </w:tcPr>
+          <w:p/>
+        </w:tc>
+        <w:tc>
+          <w:tcPr>
+            <w:tcW w:w="0" w:type="auto"/>
+            <w:vAlign w:val="center"/>
+          </w:tcPr>
+          <w:p/>
+        </w:tc>
+      </w:tr>
+      <w:tr>
+        <w:tc>
+          <w:tcPr>
+            <w:tcW w:w="0" w:type="auto"/>
+            <w:vAlign w:val="center"/>
+          </w:tcPr>
+          <w:p>
+            <w:r>
+              <w:t>15</w:t>
+            </w:r>
+          </w:p>
+        </w:tc>
+        <w:tc>
+          <w:tcPr>
+            <w:tcW w:w="0" w:type="auto"/>
+            <w:vAlign w:val="center"/>
+          </w:tcPr>
+          <w:p>
+            <w:hyperlink r:id="rId32" w:history="1">
+              <w:r>
+                <w:rPr>
+                  <w:rStyle w:val="Hyperlink"/>
+                </w:rPr>
+                <w:t>Johanna Lategahn</w:t>
+              </w:r>
+            </w:hyperlink>
+          </w:p>
+        </w:tc>
+        <w:tc>
+          <w:tcPr>
+            <w:tcW w:w="0" w:type="auto"/>
+            <w:vAlign w:val="center"/>
+          </w:tcPr>
+          <w:p>
+            <w:r>
+              <w:t>15</w:t>
+            </w:r>
+          </w:p>
+        </w:tc>
+        <w:tc>
+          <w:tcPr>
+            <w:tcW w:w="0" w:type="auto"/>
+            <w:vAlign w:val="center"/>
+          </w:tcPr>
+          <w:p>
+            <w:r>
+              <w:t>Germanistik</w:t>
+            </w:r>
+          </w:p>
+        </w:tc>
+        <w:tc>
+          <w:tcPr>
+            <w:tcW w:w="0" w:type="auto"/>
+            <w:vAlign w:val="center"/>
+          </w:tcPr>
+          <w:p>
+            <w:r>
+              <w:t>Betreibt Mediendidaktische Forschung zum politischen Bewusstsein von Kindern. Sie ist Mitglied im Projekt </w:t>
+            </w:r>
+            <w:hyperlink r:id="rId33" w:history="1">
+              <w:r>
+                <w:rPr>
+                  <w:rStyle w:val="Hyperlink"/>
+                </w:rPr>
+                <w:t>DigiNICs</w:t>
+              </w:r>
+            </w:hyperlink>
+            <w:r>
+              <w:t xml:space="preserve"> (Digital gestützte Networked Improvement Communities zur Stärkung digitaler Souveränität in den Fächern sprachlicher Bildung) zur verbesserten Integration digitaler Werkzeuge im Sprachunterricht sowie im Teilprojekt </w:t>
+            </w:r>
+            <w:hyperlink r:id="rId34" w:history="1">
+              <w:r>
+                <w:rPr>
+                  <w:rStyle w:val="Hyperlink"/>
+                </w:rPr>
+                <w:t>DigiDiv Deutsch</w:t>
+              </w:r>
+            </w:hyperlink>
+            <w:r>
+              <w:t xml:space="preserve"> zu Erwerb und Vermittlung von Lesekompetenzen für digitale Textsorten und Kommunikationsformen im Schulkontext.</w:t>
+            </w:r>
+          </w:p>
+        </w:tc>
+        <w:tc>
+          <w:tcPr>
+            <w:tcW w:w="0" w:type="auto"/>
+            <w:vAlign w:val="center"/>
+          </w:tcPr>
+          <w:p>
+            <w:r>
+              <w:t>johanna.lategahn@tu-dortmund.de</w:t>
+            </w:r>
+          </w:p>
+        </w:tc>
+        <w:tc>
+          <w:tcPr>
+            <w:tcW w:w="0" w:type="auto"/>
+            <w:vAlign w:val="center"/>
+          </w:tcPr>
+          <w:p/>
+        </w:tc>
+        <w:tc>
+          <w:tcPr>
+            <w:tcW w:w="0" w:type="auto"/>
+            <w:vAlign w:val="center"/>
+          </w:tcPr>
+          <w:p/>
+        </w:tc>
+      </w:tr>
+      <w:tr>
+        <w:tc>
+          <w:tcPr>
+            <w:tcW w:w="0" w:type="auto"/>
+            <w:vAlign w:val="center"/>
+          </w:tcPr>
+          <w:p>
+            <w:r>
+              <w:t>16</w:t>
+            </w:r>
+          </w:p>
+        </w:tc>
+        <w:tc>
+          <w:tcPr>
+            <w:tcW w:w="0" w:type="auto"/>
+            <w:vAlign w:val="center"/>
+          </w:tcPr>
+          <w:p/>
+        </w:tc>
+        <w:tc>
+          <w:tcPr>
+            <w:tcW w:w="0" w:type="auto"/>
+            <w:vAlign w:val="center"/>
+          </w:tcPr>
+          <w:p/>
+        </w:tc>
+        <w:tc>
+          <w:tcPr>
+            <w:tcW w:w="0" w:type="auto"/>
+            <w:vAlign w:val="center"/>
+          </w:tcPr>
+          <w:p/>
+        </w:tc>
+        <w:tc>
+          <w:tcPr>
+            <w:tcW w:w="0" w:type="auto"/>
+            <w:vAlign w:val="center"/>
+          </w:tcPr>
+          <w:p/>
+        </w:tc>
+        <w:tc>
+          <w:tcPr>
+            <w:tcW w:w="0" w:type="auto"/>
+            <w:vAlign w:val="center"/>
+          </w:tcPr>
+          <w:p/>
+        </w:tc>
+        <w:tc>
+          <w:tcPr>
+            <w:tcW w:w="0" w:type="auto"/>
+            <w:vAlign w:val="center"/>
+          </w:tcPr>
+          <w:p/>
+        </w:tc>
+        <w:tc>
+          <w:tcPr>
+            <w:tcW w:w="0" w:type="auto"/>
+            <w:vAlign w:val="center"/>
+          </w:tcPr>
+          <w:p/>
+        </w:tc>
+      </w:tr>
+      <w:tr>
+        <w:tc>
+          <w:tcPr>
+            <w:tcW w:w="0" w:type="auto"/>
+            <w:vAlign w:val="center"/>
+          </w:tcPr>
+          <w:p>
+            <w:r>
+              <w:t>17</w:t>
+            </w:r>
+          </w:p>
+        </w:tc>
+        <w:tc>
+          <w:tcPr>
+            <w:tcW w:w="0" w:type="auto"/>
+            <w:vAlign w:val="center"/>
+          </w:tcPr>
+          <w:p/>
+        </w:tc>
+        <w:tc>
+          <w:tcPr>
+            <w:tcW w:w="0" w:type="auto"/>
+            <w:vAlign w:val="center"/>
+          </w:tcPr>
+          <w:p/>
+        </w:tc>
+        <w:tc>
+          <w:tcPr>
+            <w:tcW w:w="0" w:type="auto"/>
+            <w:vAlign w:val="center"/>
+          </w:tcPr>
+          <w:p/>
+        </w:tc>
+        <w:tc>
+          <w:tcPr>
+            <w:tcW w:w="0" w:type="auto"/>
+            <w:vAlign w:val="center"/>
+          </w:tcPr>
+          <w:p/>
+        </w:tc>
+        <w:tc>
+          <w:tcPr>
+            <w:tcW w:w="0" w:type="auto"/>
+            <w:vAlign w:val="center"/>
+          </w:tcPr>
+          <w:p/>
+        </w:tc>
+        <w:tc>
+          <w:tcPr>
+            <w:tcW w:w="0" w:type="auto"/>
+            <w:vAlign w:val="center"/>
+          </w:tcPr>
+          <w:p/>
+        </w:tc>
+        <w:tc>
+          <w:tcPr>
+            <w:tcW w:w="0" w:type="auto"/>
+            <w:vAlign w:val="center"/>
+          </w:tcPr>
+          <w:p/>
+        </w:tc>
+      </w:tr>
+      <w:tr>
+        <w:tc>
+          <w:tcPr>
+            <w:tcW w:w="0" w:type="auto"/>
+            <w:vAlign w:val="center"/>
+          </w:tcPr>
+          <w:p>
+            <w:r>
+              <w:t>18</w:t>
+            </w:r>
+          </w:p>
+        </w:tc>
+        <w:tc>
+          <w:tcPr>
+            <w:tcW w:w="0" w:type="auto"/>
+            <w:vAlign w:val="center"/>
+          </w:tcPr>
+          <w:p/>
+        </w:tc>
+        <w:tc>
+          <w:tcPr>
+            <w:tcW w:w="0" w:type="auto"/>
+            <w:vAlign w:val="center"/>
+          </w:tcPr>
+          <w:p/>
+        </w:tc>
+        <w:tc>
+          <w:tcPr>
+            <w:tcW w:w="0" w:type="auto"/>
+            <w:vAlign w:val="center"/>
+          </w:tcPr>
+          <w:p/>
+        </w:tc>
+        <w:tc>
+          <w:tcPr>
+            <w:tcW w:w="0" w:type="auto"/>
+            <w:vAlign w:val="center"/>
+          </w:tcPr>
+          <w:p/>
+        </w:tc>
+        <w:tc>
+          <w:tcPr>
+            <w:tcW w:w="0" w:type="auto"/>
+            <w:vAlign w:val="center"/>
+          </w:tcPr>
+          <w:p/>
+        </w:tc>
+        <w:tc>
+          <w:tcPr>
+            <w:tcW w:w="0" w:type="auto"/>
+            <w:vAlign w:val="center"/>
+          </w:tcPr>
+          <w:p/>
+        </w:tc>
+        <w:tc>
+          <w:tcPr>
+            <w:tcW w:w="0" w:type="auto"/>
+            <w:vAlign w:val="center"/>
+          </w:tcPr>
+          <w:p/>
+        </w:tc>
+      </w:tr>
+      <w:tr>
+        <w:tc>
+          <w:tcPr>
+            <w:tcW w:w="0" w:type="auto"/>
+            <w:vAlign w:val="center"/>
+          </w:tcPr>
+          <w:p>
+            <w:r>
+              <w:t>19</w:t>
+            </w:r>
+          </w:p>
+        </w:tc>
+        <w:tc>
+          <w:tcPr>
+            <w:tcW w:w="0" w:type="auto"/>
+            <w:vAlign w:val="center"/>
+          </w:tcPr>
+          <w:p/>
+        </w:tc>
+        <w:tc>
+          <w:tcPr>
+            <w:tcW w:w="0" w:type="auto"/>
+            <w:vAlign w:val="center"/>
+          </w:tcPr>
+          <w:p/>
+        </w:tc>
+        <w:tc>
+          <w:tcPr>
+            <w:tcW w:w="0" w:type="auto"/>
+            <w:vAlign w:val="center"/>
+          </w:tcPr>
+          <w:p/>
+        </w:tc>
+        <w:tc>
+          <w:tcPr>
+            <w:tcW w:w="0" w:type="auto"/>
+            <w:vAlign w:val="center"/>
+          </w:tcPr>
+          <w:p/>
+        </w:tc>
+        <w:tc>
+          <w:tcPr>
+            <w:tcW w:w="0" w:type="auto"/>
+            <w:vAlign w:val="center"/>
+          </w:tcPr>
+          <w:p/>
+        </w:tc>
+        <w:tc>
+          <w:tcPr>
+            <w:tcW w:w="0" w:type="auto"/>
+            <w:vAlign w:val="center"/>
+          </w:tcPr>
+          <w:p/>
+        </w:tc>
+        <w:tc>
+          <w:tcPr>
+            <w:tcW w:w="0" w:type="auto"/>
+            <w:vAlign w:val="center"/>
+          </w:tcPr>
+          <w:p/>
+        </w:tc>
+      </w:tr>
+      <w:tr>
+        <w:tc>
+          <w:tcPr>
+            <w:tcW w:w="0" w:type="auto"/>
+            <w:vAlign w:val="center"/>
+          </w:tcPr>
+          <w:p>
+            <w:r>
+              <w:t>20</w:t>
+            </w:r>
+          </w:p>
+        </w:tc>
+        <w:tc>
+          <w:tcPr>
+            <w:tcW w:w="0" w:type="auto"/>
+            <w:vAlign w:val="center"/>
+          </w:tcPr>
+          <w:p/>
+        </w:tc>
+        <w:tc>
+          <w:tcPr>
+            <w:tcW w:w="0" w:type="auto"/>
+            <w:vAlign w:val="center"/>
+          </w:tcPr>
+          <w:p/>
+        </w:tc>
+        <w:tc>
+          <w:tcPr>
+            <w:tcW w:w="0" w:type="auto"/>
+            <w:vAlign w:val="center"/>
+          </w:tcPr>
+          <w:p/>
+        </w:tc>
+        <w:tc>
+          <w:tcPr>
+            <w:tcW w:w="0" w:type="auto"/>
+            <w:vAlign w:val="center"/>
+          </w:tcPr>
+          <w:p/>
+        </w:tc>
+        <w:tc>
+          <w:tcPr>
+            <w:tcW w:w="0" w:type="auto"/>
+            <w:vAlign w:val="center"/>
+          </w:tcPr>
+          <w:p/>
+        </w:tc>
+        <w:tc>
+          <w:tcPr>
+            <w:tcW w:w="0" w:type="auto"/>
+            <w:vAlign w:val="center"/>
+          </w:tcPr>
+          <w:p/>
+        </w:tc>
+        <w:tc>
+          <w:tcPr>
+            <w:tcW w:w="0" w:type="auto"/>
+            <w:vAlign w:val="center"/>
           </w:tcPr>
           <w:p/>
         </w:tc>
@@ -1497,6 +2742,17 @@
       <w:u w:val="single"/>
     </w:rPr>
   </w:style>
+  <w:style w:type="character" w:styleId="Hervorhebung">
+    <w:name w:val="Emphasis"/>
+    <w:basedOn w:val="Absatz-Standardschriftart"/>
+    <w:uiPriority w:val="20"/>
+    <w:qFormat/>
+    <w:rsid w:val="00E728AF"/>
+    <w:rPr>
+      <w:i/>
+      <w:iCs/>
+    </w:rPr>
+  </w:style>
 </w:styles>
 </file>
 

--- a/outreach/kontakte_dh-outreach-interviews.docx
+++ b/outreach/kontakte_dh-outreach-interviews.docx
@@ -93,24 +93,25 @@
     </w:p>
     <w:tbl>
       <w:tblPr>
-        <w:tblStyle w:val="Tabellenraster"/>
-        <w:tblW w:w="0" w:type="auto"/>
+        <w:tblStyle w:val="TableGrid"/>
+        <w:tblW w:w="5000" w:type="pct"/>
         <w:tblLook w:val="04A0" w:firstRow="1" w:lastRow="0" w:firstColumn="1" w:lastColumn="0" w:noHBand="0" w:noVBand="1"/>
       </w:tblPr>
       <w:tblGrid>
-        <w:gridCol w:w="441"/>
-        <w:gridCol w:w="1440"/>
-        <w:gridCol w:w="965"/>
-        <w:gridCol w:w="2027"/>
-        <w:gridCol w:w="8052"/>
-        <w:gridCol w:w="2919"/>
-        <w:gridCol w:w="1264"/>
-        <w:gridCol w:w="4138"/>
+        <w:gridCol w:w="845"/>
+        <w:gridCol w:w="2480"/>
+        <w:gridCol w:w="1896"/>
+        <w:gridCol w:w="2243"/>
+        <w:gridCol w:w="7660"/>
+        <w:gridCol w:w="2711"/>
+        <w:gridCol w:w="1584"/>
+        <w:gridCol w:w="3538"/>
+        <w:gridCol w:w="5949"/>
       </w:tblGrid>
       <w:tr>
         <w:tc>
           <w:tcPr>
-            <w:tcW w:w="0" w:type="auto"/>
+            <w:tcW w:w="146" w:type="pct"/>
             <w:shd w:val="clear" w:color="auto" w:fill="E7E6E6" w:themeFill="background2"/>
             <w:vAlign w:val="center"/>
           </w:tcPr>
@@ -133,7 +134,7 @@
         </w:tc>
         <w:tc>
           <w:tcPr>
-            <w:tcW w:w="0" w:type="auto"/>
+            <w:tcW w:w="429" w:type="pct"/>
             <w:shd w:val="clear" w:color="auto" w:fill="E7E6E6" w:themeFill="background2"/>
             <w:vAlign w:val="center"/>
           </w:tcPr>
@@ -156,7 +157,7 @@
         </w:tc>
         <w:tc>
           <w:tcPr>
-            <w:tcW w:w="0" w:type="auto"/>
+            <w:tcW w:w="328" w:type="pct"/>
             <w:shd w:val="clear" w:color="auto" w:fill="E7E6E6" w:themeFill="background2"/>
             <w:vAlign w:val="center"/>
           </w:tcPr>
@@ -179,7 +180,7 @@
         </w:tc>
         <w:tc>
           <w:tcPr>
-            <w:tcW w:w="0" w:type="auto"/>
+            <w:tcW w:w="388" w:type="pct"/>
             <w:shd w:val="clear" w:color="auto" w:fill="E7E6E6" w:themeFill="background2"/>
             <w:vAlign w:val="center"/>
           </w:tcPr>
@@ -202,7 +203,7 @@
         </w:tc>
         <w:tc>
           <w:tcPr>
-            <w:tcW w:w="0" w:type="auto"/>
+            <w:tcW w:w="1325" w:type="pct"/>
             <w:shd w:val="clear" w:color="auto" w:fill="E7E6E6" w:themeFill="background2"/>
             <w:vAlign w:val="center"/>
           </w:tcPr>
@@ -225,7 +226,7 @@
         </w:tc>
         <w:tc>
           <w:tcPr>
-            <w:tcW w:w="0" w:type="auto"/>
+            <w:tcW w:w="469" w:type="pct"/>
             <w:shd w:val="clear" w:color="auto" w:fill="E7E6E6" w:themeFill="background2"/>
             <w:vAlign w:val="center"/>
           </w:tcPr>
@@ -248,7 +249,7 @@
         </w:tc>
         <w:tc>
           <w:tcPr>
-            <w:tcW w:w="0" w:type="auto"/>
+            <w:tcW w:w="274" w:type="pct"/>
             <w:shd w:val="clear" w:color="auto" w:fill="E7E6E6" w:themeFill="background2"/>
             <w:vAlign w:val="center"/>
           </w:tcPr>
@@ -271,7 +272,7 @@
         </w:tc>
         <w:tc>
           <w:tcPr>
-            <w:tcW w:w="0" w:type="auto"/>
+            <w:tcW w:w="612" w:type="pct"/>
             <w:shd w:val="clear" w:color="auto" w:fill="E7E6E6" w:themeFill="background2"/>
             <w:vAlign w:val="center"/>
           </w:tcPr>
@@ -292,11 +293,35 @@
             </w:r>
           </w:p>
         </w:tc>
+        <w:tc>
+          <w:tcPr>
+            <w:tcW w:w="1029" w:type="pct"/>
+            <w:shd w:val="clear" w:color="auto" w:fill="E7E6E6" w:themeFill="background2"/>
+            <w:vAlign w:val="center"/>
+          </w:tcPr>
+          <w:p>
+            <w:pPr>
+              <w:jc w:val="both"/>
+              <w:rPr>
+                <w:b/>
+                <w:bCs/>
+              </w:rPr>
+            </w:pPr>
+            <w:r>
+              <w:rPr>
+                <w:b/>
+                <w:bCs/>
+              </w:rPr>
+              <w:t>Termin</w:t>
+            </w:r>
+          </w:p>
+        </w:tc>
       </w:tr>
       <w:tr>
         <w:tc>
           <w:tcPr>
-            <w:tcW w:w="0" w:type="auto"/>
+            <w:tcW w:w="146" w:type="pct"/>
+            <w:shd w:val="clear" w:color="auto" w:fill="FF7C80"/>
             <w:vAlign w:val="center"/>
           </w:tcPr>
           <w:p>
@@ -307,7 +332,8 @@
         </w:tc>
         <w:tc>
           <w:tcPr>
-            <w:tcW w:w="0" w:type="auto"/>
+            <w:tcW w:w="429" w:type="pct"/>
+            <w:shd w:val="clear" w:color="auto" w:fill="FF7C80"/>
             <w:vAlign w:val="center"/>
           </w:tcPr>
           <w:p>
@@ -316,26 +342,15 @@
                 <w:rPr>
                   <w:rStyle w:val="Hyperlink"/>
                 </w:rPr>
-                <w:t>Joac</w:t>
-              </w:r>
-              <w:r>
-                <w:rPr>
-                  <w:rStyle w:val="Hyperlink"/>
-                </w:rPr>
-                <w:t>h</w:t>
-              </w:r>
-              <w:r>
-                <w:rPr>
-                  <w:rStyle w:val="Hyperlink"/>
-                </w:rPr>
-                <w:t>im Baur</w:t>
+                <w:t>Joachim Baur</w:t>
               </w:r>
             </w:hyperlink>
           </w:p>
         </w:tc>
         <w:tc>
           <w:tcPr>
-            <w:tcW w:w="0" w:type="auto"/>
+            <w:tcW w:w="328" w:type="pct"/>
+            <w:shd w:val="clear" w:color="auto" w:fill="FF7C80"/>
             <w:vAlign w:val="center"/>
           </w:tcPr>
           <w:p>
@@ -346,7 +361,8 @@
         </w:tc>
         <w:tc>
           <w:tcPr>
-            <w:tcW w:w="0" w:type="auto"/>
+            <w:tcW w:w="388" w:type="pct"/>
+            <w:shd w:val="clear" w:color="auto" w:fill="FF7C80"/>
             <w:vAlign w:val="center"/>
           </w:tcPr>
           <w:p>
@@ -357,7 +373,8 @@
         </w:tc>
         <w:tc>
           <w:tcPr>
-            <w:tcW w:w="0" w:type="auto"/>
+            <w:tcW w:w="1325" w:type="pct"/>
+            <w:shd w:val="clear" w:color="auto" w:fill="FF7C80"/>
             <w:vAlign w:val="center"/>
           </w:tcPr>
           <w:p>
@@ -379,7 +396,8 @@
         </w:tc>
         <w:tc>
           <w:tcPr>
-            <w:tcW w:w="0" w:type="auto"/>
+            <w:tcW w:w="469" w:type="pct"/>
+            <w:shd w:val="clear" w:color="auto" w:fill="FF7C80"/>
             <w:vAlign w:val="center"/>
           </w:tcPr>
           <w:p>
@@ -390,7 +408,8 @@
         </w:tc>
         <w:tc>
           <w:tcPr>
-            <w:tcW w:w="0" w:type="auto"/>
+            <w:tcW w:w="274" w:type="pct"/>
+            <w:shd w:val="clear" w:color="auto" w:fill="FF7C80"/>
             <w:vAlign w:val="center"/>
           </w:tcPr>
           <w:p>
@@ -401,20 +420,35 @@
         </w:tc>
         <w:tc>
           <w:tcPr>
-            <w:tcW w:w="0" w:type="auto"/>
-            <w:vAlign w:val="center"/>
-          </w:tcPr>
-          <w:p>
-            <w:r>
-              <w:t xml:space="preserve">Antwort 2026-03-03, Baur verweist an Kollegen Watzlawik, enger Kooperationspartner, Baur kommt evtl. zum Treffen mit Watzlawik dazu </w:t>
-            </w:r>
-          </w:p>
+            <w:tcW w:w="612" w:type="pct"/>
+            <w:shd w:val="clear" w:color="auto" w:fill="FF7C80"/>
+            <w:vAlign w:val="center"/>
+          </w:tcPr>
+          <w:p>
+            <w:r>
+              <w:t xml:space="preserve">Antwort 2026-03-03, </w:t>
+            </w:r>
+            <w:r>
+              <w:t>Verweis an</w:t>
+            </w:r>
+            <w:r>
+              <w:t xml:space="preserve"> Kollegen Watzlawik, enger Kooperationspartner, Baur kommt evtl. zum Treffen mit Watzlawik dazu </w:t>
+            </w:r>
+          </w:p>
+        </w:tc>
+        <w:tc>
+          <w:tcPr>
+            <w:tcW w:w="1029" w:type="pct"/>
+            <w:shd w:val="clear" w:color="auto" w:fill="FF7C80"/>
+            <w:vAlign w:val="center"/>
+          </w:tcPr>
+          <w:p/>
         </w:tc>
       </w:tr>
       <w:tr>
         <w:tc>
           <w:tcPr>
-            <w:tcW w:w="0" w:type="auto"/>
+            <w:tcW w:w="146" w:type="pct"/>
             <w:vAlign w:val="center"/>
           </w:tcPr>
           <w:p>
@@ -425,7 +459,7 @@
         </w:tc>
         <w:tc>
           <w:tcPr>
-            <w:tcW w:w="0" w:type="auto"/>
+            <w:tcW w:w="429" w:type="pct"/>
             <w:vAlign w:val="center"/>
           </w:tcPr>
           <w:p>
@@ -434,26 +468,14 @@
                 <w:rPr>
                   <w:rStyle w:val="Hyperlink"/>
                 </w:rPr>
-                <w:t>Andrei Zavads</w:t>
-              </w:r>
-              <w:r>
-                <w:rPr>
-                  <w:rStyle w:val="Hyperlink"/>
-                </w:rPr>
-                <w:t>k</w:t>
-              </w:r>
-              <w:r>
-                <w:rPr>
-                  <w:rStyle w:val="Hyperlink"/>
-                </w:rPr>
-                <w:t>i</w:t>
+                <w:t>Andrei Zavadski</w:t>
               </w:r>
             </w:hyperlink>
           </w:p>
         </w:tc>
         <w:tc>
           <w:tcPr>
-            <w:tcW w:w="0" w:type="auto"/>
+            <w:tcW w:w="328" w:type="pct"/>
             <w:vAlign w:val="center"/>
           </w:tcPr>
           <w:p>
@@ -464,7 +486,7 @@
         </w:tc>
         <w:tc>
           <w:tcPr>
-            <w:tcW w:w="0" w:type="auto"/>
+            <w:tcW w:w="388" w:type="pct"/>
             <w:vAlign w:val="center"/>
           </w:tcPr>
           <w:p>
@@ -475,7 +497,7 @@
         </w:tc>
         <w:tc>
           <w:tcPr>
-            <w:tcW w:w="0" w:type="auto"/>
+            <w:tcW w:w="1325" w:type="pct"/>
             <w:vAlign w:val="center"/>
           </w:tcPr>
           <w:p>
@@ -497,7 +519,7 @@
         </w:tc>
         <w:tc>
           <w:tcPr>
-            <w:tcW w:w="0" w:type="auto"/>
+            <w:tcW w:w="469" w:type="pct"/>
             <w:vAlign w:val="center"/>
           </w:tcPr>
           <w:p>
@@ -508,7 +530,7 @@
         </w:tc>
         <w:tc>
           <w:tcPr>
-            <w:tcW w:w="0" w:type="auto"/>
+            <w:tcW w:w="274" w:type="pct"/>
             <w:vAlign w:val="center"/>
           </w:tcPr>
           <w:p>
@@ -519,7 +541,14 @@
         </w:tc>
         <w:tc>
           <w:tcPr>
-            <w:tcW w:w="0" w:type="auto"/>
+            <w:tcW w:w="612" w:type="pct"/>
+            <w:vAlign w:val="center"/>
+          </w:tcPr>
+          <w:p/>
+        </w:tc>
+        <w:tc>
+          <w:tcPr>
+            <w:tcW w:w="1029" w:type="pct"/>
             <w:vAlign w:val="center"/>
           </w:tcPr>
           <w:p/>
@@ -528,7 +557,8 @@
       <w:tr>
         <w:tc>
           <w:tcPr>
-            <w:tcW w:w="0" w:type="auto"/>
+            <w:tcW w:w="146" w:type="pct"/>
+            <w:shd w:val="clear" w:color="auto" w:fill="FF7C80"/>
             <w:vAlign w:val="center"/>
           </w:tcPr>
           <w:p>
@@ -539,7 +569,8 @@
         </w:tc>
         <w:tc>
           <w:tcPr>
-            <w:tcW w:w="0" w:type="auto"/>
+            <w:tcW w:w="429" w:type="pct"/>
+            <w:shd w:val="clear" w:color="auto" w:fill="FF7C80"/>
             <w:vAlign w:val="center"/>
           </w:tcPr>
           <w:p>
@@ -548,26 +579,15 @@
                 <w:rPr>
                   <w:rStyle w:val="Hyperlink"/>
                 </w:rPr>
-                <w:t>Felix Thi</w:t>
-              </w:r>
-              <w:r>
-                <w:rPr>
-                  <w:rStyle w:val="Hyperlink"/>
-                </w:rPr>
-                <w:t>e</w:t>
-              </w:r>
-              <w:r>
-                <w:rPr>
-                  <w:rStyle w:val="Hyperlink"/>
-                </w:rPr>
-                <w:t>sen</w:t>
+                <w:t>Felix Thiesen</w:t>
               </w:r>
             </w:hyperlink>
           </w:p>
         </w:tc>
         <w:tc>
           <w:tcPr>
-            <w:tcW w:w="0" w:type="auto"/>
+            <w:tcW w:w="328" w:type="pct"/>
+            <w:shd w:val="clear" w:color="auto" w:fill="FF7C80"/>
             <w:vAlign w:val="center"/>
           </w:tcPr>
           <w:p>
@@ -578,7 +598,8 @@
         </w:tc>
         <w:tc>
           <w:tcPr>
-            <w:tcW w:w="0" w:type="auto"/>
+            <w:tcW w:w="388" w:type="pct"/>
+            <w:shd w:val="clear" w:color="auto" w:fill="FF7C80"/>
             <w:vAlign w:val="center"/>
           </w:tcPr>
           <w:p>
@@ -589,7 +610,8 @@
         </w:tc>
         <w:tc>
           <w:tcPr>
-            <w:tcW w:w="0" w:type="auto"/>
+            <w:tcW w:w="1325" w:type="pct"/>
+            <w:shd w:val="clear" w:color="auto" w:fill="FF7C80"/>
             <w:vAlign w:val="center"/>
           </w:tcPr>
           <w:p>
@@ -611,7 +633,8 @@
         </w:tc>
         <w:tc>
           <w:tcPr>
-            <w:tcW w:w="0" w:type="auto"/>
+            <w:tcW w:w="469" w:type="pct"/>
+            <w:shd w:val="clear" w:color="auto" w:fill="FF7C80"/>
             <w:vAlign w:val="center"/>
           </w:tcPr>
           <w:p>
@@ -622,7 +645,8 @@
         </w:tc>
         <w:tc>
           <w:tcPr>
-            <w:tcW w:w="0" w:type="auto"/>
+            <w:tcW w:w="274" w:type="pct"/>
+            <w:shd w:val="clear" w:color="auto" w:fill="FF7C80"/>
             <w:vAlign w:val="center"/>
           </w:tcPr>
           <w:p>
@@ -633,7 +657,8 @@
         </w:tc>
         <w:tc>
           <w:tcPr>
-            <w:tcW w:w="0" w:type="auto"/>
+            <w:tcW w:w="612" w:type="pct"/>
+            <w:shd w:val="clear" w:color="auto" w:fill="FF7C80"/>
             <w:vAlign w:val="center"/>
           </w:tcPr>
           <w:p>
@@ -641,12 +666,21 @@
               <w:t>Antwort 2026-03-04, nicht mehr in Dortmund</w:t>
             </w:r>
           </w:p>
+        </w:tc>
+        <w:tc>
+          <w:tcPr>
+            <w:tcW w:w="1029" w:type="pct"/>
+            <w:shd w:val="clear" w:color="auto" w:fill="FF7C80"/>
+            <w:vAlign w:val="center"/>
+          </w:tcPr>
+          <w:p/>
         </w:tc>
       </w:tr>
       <w:tr>
         <w:tc>
           <w:tcPr>
-            <w:tcW w:w="0" w:type="auto"/>
+            <w:tcW w:w="146" w:type="pct"/>
+            <w:shd w:val="clear" w:color="auto" w:fill="66FF99"/>
             <w:vAlign w:val="center"/>
           </w:tcPr>
           <w:p>
@@ -657,7 +691,8 @@
         </w:tc>
         <w:tc>
           <w:tcPr>
-            <w:tcW w:w="0" w:type="auto"/>
+            <w:tcW w:w="429" w:type="pct"/>
+            <w:shd w:val="clear" w:color="auto" w:fill="66FF99"/>
             <w:vAlign w:val="center"/>
           </w:tcPr>
           <w:p>
@@ -673,7 +708,8 @@
         </w:tc>
         <w:tc>
           <w:tcPr>
-            <w:tcW w:w="0" w:type="auto"/>
+            <w:tcW w:w="328" w:type="pct"/>
+            <w:shd w:val="clear" w:color="auto" w:fill="66FF99"/>
             <w:vAlign w:val="center"/>
           </w:tcPr>
           <w:p>
@@ -684,7 +720,8 @@
         </w:tc>
         <w:tc>
           <w:tcPr>
-            <w:tcW w:w="0" w:type="auto"/>
+            <w:tcW w:w="388" w:type="pct"/>
+            <w:shd w:val="clear" w:color="auto" w:fill="66FF99"/>
             <w:vAlign w:val="center"/>
           </w:tcPr>
           <w:p>
@@ -695,7 +732,8 @@
         </w:tc>
         <w:tc>
           <w:tcPr>
-            <w:tcW w:w="0" w:type="auto"/>
+            <w:tcW w:w="1325" w:type="pct"/>
+            <w:shd w:val="clear" w:color="auto" w:fill="66FF99"/>
             <w:vAlign w:val="center"/>
           </w:tcPr>
           <w:p>
@@ -706,7 +744,8 @@
         </w:tc>
         <w:tc>
           <w:tcPr>
-            <w:tcW w:w="0" w:type="auto"/>
+            <w:tcW w:w="469" w:type="pct"/>
+            <w:shd w:val="clear" w:color="auto" w:fill="66FF99"/>
             <w:vAlign w:val="center"/>
           </w:tcPr>
           <w:p>
@@ -717,7 +756,8 @@
         </w:tc>
         <w:tc>
           <w:tcPr>
-            <w:tcW w:w="0" w:type="auto"/>
+            <w:tcW w:w="274" w:type="pct"/>
+            <w:shd w:val="clear" w:color="auto" w:fill="66FF99"/>
             <w:vAlign w:val="center"/>
           </w:tcPr>
           <w:p>
@@ -728,16 +768,57 @@
         </w:tc>
         <w:tc>
           <w:tcPr>
-            <w:tcW w:w="0" w:type="auto"/>
-            <w:vAlign w:val="center"/>
-          </w:tcPr>
-          <w:p/>
+            <w:tcW w:w="612" w:type="pct"/>
+            <w:shd w:val="clear" w:color="auto" w:fill="66FF99"/>
+            <w:vAlign w:val="center"/>
+          </w:tcPr>
+          <w:p/>
+        </w:tc>
+        <w:tc>
+          <w:tcPr>
+            <w:tcW w:w="1029" w:type="pct"/>
+            <w:shd w:val="clear" w:color="auto" w:fill="66FF99"/>
+            <w:vAlign w:val="center"/>
+          </w:tcPr>
+          <w:p>
+            <w:r>
+              <w:t>2026-03-1</w:t>
+            </w:r>
+            <w:r>
+              <w:t>9</w:t>
+            </w:r>
+            <w:r>
+              <w:t xml:space="preserve">, </w:t>
+            </w:r>
+            <w:r>
+              <w:t xml:space="preserve">Donnerstag, </w:t>
+            </w:r>
+            <w:r>
+              <w:t>1</w:t>
+            </w:r>
+            <w:r>
+              <w:t>1-12</w:t>
+            </w:r>
+            <w:r>
+              <w:t xml:space="preserve"> Uhr</w:t>
+            </w:r>
+          </w:p>
+          <w:p>
+            <w:r>
+              <w:t xml:space="preserve">Emil-Figge-Straße 50, </w:t>
+            </w:r>
+            <w:bookmarkStart w:id="3" w:name="_Hlk224138789"/>
+            <w:r>
+              <w:t>Raum 5.209</w:t>
+            </w:r>
+            <w:bookmarkEnd w:id="3"/>
+          </w:p>
         </w:tc>
       </w:tr>
       <w:tr>
         <w:tc>
           <w:tcPr>
-            <w:tcW w:w="0" w:type="auto"/>
+            <w:tcW w:w="146" w:type="pct"/>
             <w:vAlign w:val="center"/>
           </w:tcPr>
           <w:p>
@@ -748,7 +829,7 @@
         </w:tc>
         <w:tc>
           <w:tcPr>
-            <w:tcW w:w="0" w:type="auto"/>
+            <w:tcW w:w="429" w:type="pct"/>
             <w:vAlign w:val="center"/>
           </w:tcPr>
           <w:p>
@@ -757,26 +838,14 @@
                 <w:rPr>
                   <w:rStyle w:val="Hyperlink"/>
                 </w:rPr>
-                <w:t>Ulrike</w:t>
-              </w:r>
-              <w:r>
-                <w:rPr>
-                  <w:rStyle w:val="Hyperlink"/>
-                </w:rPr>
-                <w:t xml:space="preserve"> </w:t>
-              </w:r>
-              <w:r>
-                <w:rPr>
-                  <w:rStyle w:val="Hyperlink"/>
-                </w:rPr>
-                <w:t>Kranefeld</w:t>
+                <w:t>Ulrike Kranefeld</w:t>
               </w:r>
             </w:hyperlink>
           </w:p>
         </w:tc>
         <w:tc>
           <w:tcPr>
-            <w:tcW w:w="0" w:type="auto"/>
+            <w:tcW w:w="328" w:type="pct"/>
             <w:vAlign w:val="center"/>
           </w:tcPr>
           <w:p>
@@ -787,7 +856,7 @@
         </w:tc>
         <w:tc>
           <w:tcPr>
-            <w:tcW w:w="0" w:type="auto"/>
+            <w:tcW w:w="388" w:type="pct"/>
             <w:vAlign w:val="center"/>
           </w:tcPr>
           <w:p>
@@ -798,7 +867,7 @@
         </w:tc>
         <w:tc>
           <w:tcPr>
-            <w:tcW w:w="0" w:type="auto"/>
+            <w:tcW w:w="1325" w:type="pct"/>
             <w:vAlign w:val="center"/>
           </w:tcPr>
           <w:p>
@@ -820,7 +889,7 @@
         </w:tc>
         <w:tc>
           <w:tcPr>
-            <w:tcW w:w="0" w:type="auto"/>
+            <w:tcW w:w="469" w:type="pct"/>
             <w:vAlign w:val="center"/>
           </w:tcPr>
           <w:p>
@@ -831,7 +900,7 @@
         </w:tc>
         <w:tc>
           <w:tcPr>
-            <w:tcW w:w="0" w:type="auto"/>
+            <w:tcW w:w="274" w:type="pct"/>
             <w:vAlign w:val="center"/>
           </w:tcPr>
           <w:p>
@@ -842,7 +911,14 @@
         </w:tc>
         <w:tc>
           <w:tcPr>
-            <w:tcW w:w="0" w:type="auto"/>
+            <w:tcW w:w="612" w:type="pct"/>
+            <w:vAlign w:val="center"/>
+          </w:tcPr>
+          <w:p/>
+        </w:tc>
+        <w:tc>
+          <w:tcPr>
+            <w:tcW w:w="1029" w:type="pct"/>
             <w:vAlign w:val="center"/>
           </w:tcPr>
           <w:p/>
@@ -851,7 +927,7 @@
       <w:tr>
         <w:tc>
           <w:tcPr>
-            <w:tcW w:w="0" w:type="auto"/>
+            <w:tcW w:w="146" w:type="pct"/>
             <w:vAlign w:val="center"/>
           </w:tcPr>
           <w:p>
@@ -862,7 +938,7 @@
         </w:tc>
         <w:tc>
           <w:tcPr>
-            <w:tcW w:w="0" w:type="auto"/>
+            <w:tcW w:w="429" w:type="pct"/>
             <w:vAlign w:val="center"/>
           </w:tcPr>
           <w:p>
@@ -871,7 +947,1733 @@
                 <w:rPr>
                   <w:rStyle w:val="Hyperlink"/>
                 </w:rPr>
-                <w:t>Jan C. Watz</w:t>
+                <w:t>Jan C. Watzlawik</w:t>
+              </w:r>
+            </w:hyperlink>
+          </w:p>
+        </w:tc>
+        <w:tc>
+          <w:tcPr>
+            <w:tcW w:w="328" w:type="pct"/>
+            <w:vAlign w:val="center"/>
+          </w:tcPr>
+          <w:p>
+            <w:r>
+              <w:t>16</w:t>
+            </w:r>
+          </w:p>
+        </w:tc>
+        <w:tc>
+          <w:tcPr>
+            <w:tcW w:w="388" w:type="pct"/>
+            <w:vAlign w:val="center"/>
+          </w:tcPr>
+          <w:p>
+            <w:r>
+              <w:t>Kulturantrophologie</w:t>
+            </w:r>
+          </w:p>
+        </w:tc>
+        <w:tc>
+          <w:tcPr>
+            <w:tcW w:w="1325" w:type="pct"/>
+            <w:vAlign w:val="center"/>
+          </w:tcPr>
+          <w:p>
+            <w:r>
+              <w:t xml:space="preserve">Schwerpunkt Empirische Kulturwissenschaft, Analyse materieller Kultur, musealer und visueller Kultur. </w:t>
+            </w:r>
+            <w:hyperlink r:id="rId15" w:history="1">
+              <w:r>
+                <w:rPr>
+                  <w:rStyle w:val="Hyperlink"/>
+                </w:rPr>
+                <w:t>Vorstudie "Unboxing the Unexplored"</w:t>
+              </w:r>
+            </w:hyperlink>
+            <w:r>
+              <w:t xml:space="preserve"> zur Erschließung, Digitalisierung und Beforschung von Modefotografien der Modejournalistin Angelica Blechschmidt. Perspektivisch zielt das Projekt darauf, das Archiv der Forschung zugänglich zu machen.</w:t>
+            </w:r>
+          </w:p>
+        </w:tc>
+        <w:tc>
+          <w:tcPr>
+            <w:tcW w:w="469" w:type="pct"/>
+            <w:vAlign w:val="center"/>
+          </w:tcPr>
+          <w:p>
+            <w:r>
+              <w:t>jan.watzlawik@tu-dortmund.de</w:t>
+            </w:r>
+          </w:p>
+        </w:tc>
+        <w:tc>
+          <w:tcPr>
+            <w:tcW w:w="274" w:type="pct"/>
+            <w:vAlign w:val="center"/>
+          </w:tcPr>
+          <w:p>
+            <w:r>
+              <w:t>2026-03-02</w:t>
+            </w:r>
+          </w:p>
+        </w:tc>
+        <w:tc>
+          <w:tcPr>
+            <w:tcW w:w="612" w:type="pct"/>
+            <w:vAlign w:val="center"/>
+          </w:tcPr>
+          <w:p>
+            <w:r>
+              <w:t>Mein Terminvorschlag: 2026-04-29, Mittwoch, 14 Uhr, warte auf Bestätigung</w:t>
+            </w:r>
+          </w:p>
+        </w:tc>
+        <w:tc>
+          <w:tcPr>
+            <w:tcW w:w="1029" w:type="pct"/>
+            <w:vAlign w:val="center"/>
+          </w:tcPr>
+          <w:p/>
+        </w:tc>
+      </w:tr>
+      <w:tr>
+        <w:tc>
+          <w:tcPr>
+            <w:tcW w:w="146" w:type="pct"/>
+            <w:shd w:val="clear" w:color="auto" w:fill="CCECFF"/>
+            <w:vAlign w:val="center"/>
+          </w:tcPr>
+          <w:p>
+            <w:r>
+              <w:t>7</w:t>
+            </w:r>
+          </w:p>
+        </w:tc>
+        <w:tc>
+          <w:tcPr>
+            <w:tcW w:w="429" w:type="pct"/>
+            <w:shd w:val="clear" w:color="auto" w:fill="CCECFF"/>
+            <w:vAlign w:val="center"/>
+          </w:tcPr>
+          <w:p>
+            <w:hyperlink r:id="rId16" w:history="1">
+              <w:r>
+                <w:rPr>
+                  <w:rStyle w:val="Hyperlink"/>
+                </w:rPr>
+                <w:t>Miriam Akkermann</w:t>
+              </w:r>
+            </w:hyperlink>
+          </w:p>
+        </w:tc>
+        <w:tc>
+          <w:tcPr>
+            <w:tcW w:w="328" w:type="pct"/>
+            <w:shd w:val="clear" w:color="auto" w:fill="CCECFF"/>
+            <w:vAlign w:val="center"/>
+          </w:tcPr>
+          <w:p>
+            <w:r>
+              <w:t>16</w:t>
+            </w:r>
+          </w:p>
+        </w:tc>
+        <w:tc>
+          <w:tcPr>
+            <w:tcW w:w="388" w:type="pct"/>
+            <w:shd w:val="clear" w:color="auto" w:fill="CCECFF"/>
+            <w:vAlign w:val="center"/>
+          </w:tcPr>
+          <w:p>
+            <w:r>
+              <w:t>Musik</w:t>
+            </w:r>
+          </w:p>
+        </w:tc>
+        <w:tc>
+          <w:tcPr>
+            <w:tcW w:w="1325" w:type="pct"/>
+            <w:shd w:val="clear" w:color="auto" w:fill="CCECFF"/>
+            <w:vAlign w:val="center"/>
+          </w:tcPr>
+          <w:p>
+            <w:r>
+              <w:t>Ab März 2026 in Dortmund. Beforscht die Schnittstelle von Musik und Informatik, digitale Musik und Musikinstrumente. Bearbeitet auch Fragen von Archivierung digitaler Musik(instrumente), beispielsweise </w:t>
+            </w:r>
+            <w:r>
+              <w:rPr>
+                <w:rStyle w:val="Emphasis"/>
+              </w:rPr>
+              <w:t>Akkermann, M. „Archiving music – preserving (digital) Musical Instruments“, in: Brillmayer, B. (Hg.), Tagungspublikation Elektronische Instrumente,</w:t>
+            </w:r>
+            <w:r>
+              <w:t xml:space="preserve"> </w:t>
+            </w:r>
+            <w:r>
+              <w:rPr>
+                <w:rStyle w:val="Emphasis"/>
+              </w:rPr>
+              <w:t> Reihe „Klang und Begriff“, Schott, Mainz, 03.2020.</w:t>
+            </w:r>
+          </w:p>
+        </w:tc>
+        <w:tc>
+          <w:tcPr>
+            <w:tcW w:w="469" w:type="pct"/>
+            <w:shd w:val="clear" w:color="auto" w:fill="CCECFF"/>
+            <w:vAlign w:val="center"/>
+          </w:tcPr>
+          <w:p>
+            <w:r>
+              <w:t>miriam.akkermann@tu-dresden.de</w:t>
+            </w:r>
+          </w:p>
+        </w:tc>
+        <w:tc>
+          <w:tcPr>
+            <w:tcW w:w="274" w:type="pct"/>
+            <w:shd w:val="clear" w:color="auto" w:fill="CCECFF"/>
+            <w:vAlign w:val="center"/>
+          </w:tcPr>
+          <w:p/>
+        </w:tc>
+        <w:tc>
+          <w:tcPr>
+            <w:tcW w:w="612" w:type="pct"/>
+            <w:shd w:val="clear" w:color="auto" w:fill="CCECFF"/>
+            <w:vAlign w:val="center"/>
+          </w:tcPr>
+          <w:p>
+            <w:r>
+              <w:t>Ansprache erst nach Neuberufenengespräch im April 2026</w:t>
+            </w:r>
+          </w:p>
+        </w:tc>
+        <w:tc>
+          <w:tcPr>
+            <w:tcW w:w="1029" w:type="pct"/>
+            <w:shd w:val="clear" w:color="auto" w:fill="CCECFF"/>
+            <w:vAlign w:val="center"/>
+          </w:tcPr>
+          <w:p/>
+        </w:tc>
+      </w:tr>
+      <w:tr>
+        <w:tc>
+          <w:tcPr>
+            <w:tcW w:w="146" w:type="pct"/>
+            <w:shd w:val="clear" w:color="auto" w:fill="66FF99"/>
+            <w:vAlign w:val="center"/>
+          </w:tcPr>
+          <w:p>
+            <w:r>
+              <w:t>8</w:t>
+            </w:r>
+          </w:p>
+        </w:tc>
+        <w:tc>
+          <w:tcPr>
+            <w:tcW w:w="429" w:type="pct"/>
+            <w:shd w:val="clear" w:color="auto" w:fill="66FF99"/>
+            <w:vAlign w:val="center"/>
+          </w:tcPr>
+          <w:p>
+            <w:hyperlink r:id="rId17" w:history="1">
+              <w:r>
+                <w:rPr>
+                  <w:rStyle w:val="Hyperlink"/>
+                </w:rPr>
+                <w:t>Derek Remes</w:t>
+              </w:r>
+            </w:hyperlink>
+          </w:p>
+        </w:tc>
+        <w:tc>
+          <w:tcPr>
+            <w:tcW w:w="328" w:type="pct"/>
+            <w:shd w:val="clear" w:color="auto" w:fill="66FF99"/>
+            <w:vAlign w:val="center"/>
+          </w:tcPr>
+          <w:p>
+            <w:r>
+              <w:t>16</w:t>
+            </w:r>
+          </w:p>
+        </w:tc>
+        <w:tc>
+          <w:tcPr>
+            <w:tcW w:w="388" w:type="pct"/>
+            <w:shd w:val="clear" w:color="auto" w:fill="66FF99"/>
+            <w:vAlign w:val="center"/>
+          </w:tcPr>
+          <w:p>
+            <w:r>
+              <w:t>Musik</w:t>
+            </w:r>
+          </w:p>
+        </w:tc>
+        <w:tc>
+          <w:tcPr>
+            <w:tcW w:w="1325" w:type="pct"/>
+            <w:shd w:val="clear" w:color="auto" w:fill="66FF99"/>
+            <w:vAlign w:val="center"/>
+          </w:tcPr>
+          <w:p>
+            <w:r>
+              <w:t>Erfoscht Musiktheorie und Musikgeschichte, häufig mit Hilfe von informationstechnologischen Methoden in Kooperation mit Partnern. Zuletzt Antrag auf die Herstellung einer digitalen Edition eines historischen Manuskripts. Aktiver Contributor zu TUDOdata.</w:t>
+            </w:r>
+          </w:p>
+        </w:tc>
+        <w:tc>
+          <w:tcPr>
+            <w:tcW w:w="469" w:type="pct"/>
+            <w:shd w:val="clear" w:color="auto" w:fill="66FF99"/>
+            <w:vAlign w:val="center"/>
+          </w:tcPr>
+          <w:p>
+            <w:r>
+              <w:t>derek.remes@tu-dortmund.de</w:t>
+            </w:r>
+          </w:p>
+        </w:tc>
+        <w:tc>
+          <w:tcPr>
+            <w:tcW w:w="274" w:type="pct"/>
+            <w:shd w:val="clear" w:color="auto" w:fill="66FF99"/>
+            <w:vAlign w:val="center"/>
+          </w:tcPr>
+          <w:p>
+            <w:r>
+              <w:t>2026-03-02</w:t>
+            </w:r>
+          </w:p>
+        </w:tc>
+        <w:tc>
+          <w:tcPr>
+            <w:tcW w:w="612" w:type="pct"/>
+            <w:shd w:val="clear" w:color="auto" w:fill="66FF99"/>
+            <w:vAlign w:val="center"/>
+          </w:tcPr>
+          <w:p/>
+        </w:tc>
+        <w:tc>
+          <w:tcPr>
+            <w:tcW w:w="1029" w:type="pct"/>
+            <w:shd w:val="clear" w:color="auto" w:fill="66FF99"/>
+            <w:vAlign w:val="center"/>
+          </w:tcPr>
+          <w:p>
+            <w:r>
+              <w:t>2026-03-12, Donnerstag, 15 Uhr</w:t>
+            </w:r>
+          </w:p>
+          <w:p>
+            <w:r>
+              <w:t>Zoom</w:t>
+            </w:r>
+          </w:p>
+        </w:tc>
+      </w:tr>
+      <w:tr>
+        <w:tc>
+          <w:tcPr>
+            <w:tcW w:w="146" w:type="pct"/>
+            <w:vAlign w:val="center"/>
+          </w:tcPr>
+          <w:p>
+            <w:r>
+              <w:t>9</w:t>
+            </w:r>
+          </w:p>
+        </w:tc>
+        <w:tc>
+          <w:tcPr>
+            <w:tcW w:w="429" w:type="pct"/>
+            <w:vAlign w:val="center"/>
+          </w:tcPr>
+          <w:p>
+            <w:hyperlink r:id="rId18" w:history="1">
+              <w:r>
+                <w:rPr>
+                  <w:rStyle w:val="Hyperlink"/>
+                </w:rPr>
+                <w:t>Martin Ebeling</w:t>
+              </w:r>
+            </w:hyperlink>
+          </w:p>
+        </w:tc>
+        <w:tc>
+          <w:tcPr>
+            <w:tcW w:w="328" w:type="pct"/>
+            <w:vAlign w:val="center"/>
+          </w:tcPr>
+          <w:p>
+            <w:r>
+              <w:t>16</w:t>
+            </w:r>
+          </w:p>
+        </w:tc>
+        <w:tc>
+          <w:tcPr>
+            <w:tcW w:w="388" w:type="pct"/>
+            <w:vAlign w:val="center"/>
+          </w:tcPr>
+          <w:p>
+            <w:r>
+              <w:t>Musik</w:t>
+            </w:r>
+          </w:p>
+        </w:tc>
+        <w:tc>
+          <w:tcPr>
+            <w:tcW w:w="1325" w:type="pct"/>
+            <w:vAlign w:val="center"/>
+          </w:tcPr>
+          <w:p>
+            <w:r>
+              <w:t xml:space="preserve">Computergestützte Analyse von Audiosignalen. Hat einen Datensatz künstlicher Musiktrack für music information retrieval-Aufgaben </w:t>
+            </w:r>
+            <w:hyperlink r:id="rId19" w:history="1">
+              <w:r>
+                <w:rPr>
+                  <w:rStyle w:val="Hyperlink"/>
+                </w:rPr>
+                <w:t>erstellt</w:t>
+              </w:r>
+            </w:hyperlink>
+            <w:r>
+              <w:t xml:space="preserve"> und </w:t>
+            </w:r>
+            <w:hyperlink r:id="rId20" w:history="1">
+              <w:r>
+                <w:rPr>
+                  <w:rStyle w:val="Hyperlink"/>
+                </w:rPr>
+                <w:t>veröffentlicht</w:t>
+              </w:r>
+            </w:hyperlink>
+            <w:r>
+              <w:t>.</w:t>
+            </w:r>
+          </w:p>
+        </w:tc>
+        <w:tc>
+          <w:tcPr>
+            <w:tcW w:w="469" w:type="pct"/>
+            <w:vAlign w:val="center"/>
+          </w:tcPr>
+          <w:p>
+            <w:r>
+              <w:t>martin.ebeling@tu-dortmund.de</w:t>
+            </w:r>
+          </w:p>
+        </w:tc>
+        <w:tc>
+          <w:tcPr>
+            <w:tcW w:w="274" w:type="pct"/>
+            <w:vAlign w:val="center"/>
+          </w:tcPr>
+          <w:p>
+            <w:r>
+              <w:t>2026-03-02</w:t>
+            </w:r>
+          </w:p>
+        </w:tc>
+        <w:tc>
+          <w:tcPr>
+            <w:tcW w:w="612" w:type="pct"/>
+            <w:vAlign w:val="center"/>
+          </w:tcPr>
+          <w:p/>
+        </w:tc>
+        <w:tc>
+          <w:tcPr>
+            <w:tcW w:w="1029" w:type="pct"/>
+            <w:vAlign w:val="center"/>
+          </w:tcPr>
+          <w:p/>
+        </w:tc>
+      </w:tr>
+      <w:tr>
+        <w:tc>
+          <w:tcPr>
+            <w:tcW w:w="146" w:type="pct"/>
+            <w:shd w:val="clear" w:color="auto" w:fill="FF7C80"/>
+            <w:vAlign w:val="center"/>
+          </w:tcPr>
+          <w:p>
+            <w:r>
+              <w:t>10</w:t>
+            </w:r>
+          </w:p>
+        </w:tc>
+        <w:tc>
+          <w:tcPr>
+            <w:tcW w:w="429" w:type="pct"/>
+            <w:shd w:val="clear" w:color="auto" w:fill="FF7C80"/>
+            <w:vAlign w:val="center"/>
+          </w:tcPr>
+          <w:p>
+            <w:hyperlink r:id="rId21" w:history="1">
+              <w:r>
+                <w:rPr>
+                  <w:rStyle w:val="Hyperlink"/>
+                </w:rPr>
+                <w:t>Barbara Welzel</w:t>
+              </w:r>
+            </w:hyperlink>
+          </w:p>
+        </w:tc>
+        <w:tc>
+          <w:tcPr>
+            <w:tcW w:w="328" w:type="pct"/>
+            <w:shd w:val="clear" w:color="auto" w:fill="FF7C80"/>
+            <w:vAlign w:val="center"/>
+          </w:tcPr>
+          <w:p>
+            <w:r>
+              <w:t>16</w:t>
+            </w:r>
+          </w:p>
+        </w:tc>
+        <w:tc>
+          <w:tcPr>
+            <w:tcW w:w="388" w:type="pct"/>
+            <w:shd w:val="clear" w:color="auto" w:fill="FF7C80"/>
+            <w:vAlign w:val="center"/>
+          </w:tcPr>
+          <w:p>
+            <w:r>
+              <w:t>Kunstwissenschaft</w:t>
+            </w:r>
+          </w:p>
+        </w:tc>
+        <w:tc>
+          <w:tcPr>
+            <w:tcW w:w="1325" w:type="pct"/>
+            <w:shd w:val="clear" w:color="auto" w:fill="FF7C80"/>
+            <w:vAlign w:val="center"/>
+          </w:tcPr>
+          <w:p>
+            <w:r>
+              <w:t>Forschungen v.a. zur deutschen und niederländischen Kunst des 15.–17. Jahr</w:t>
+            </w:r>
+            <w:r>
+              <w:softHyphen/>
+              <w:t xml:space="preserve">hunderts, zu Kunst und Kulturtransfer im Hanseraum, zur Stadtkultur, zu kulturellem Erbe in interkultureller Perspektive. Kooperatives Projekt </w:t>
+            </w:r>
+            <w:hyperlink r:id="rId22" w:history="1">
+              <w:r>
+                <w:rPr>
+                  <w:rStyle w:val="Hyperlink"/>
+                </w:rPr>
+                <w:t>Route Mittelalter Ruhr</w:t>
+              </w:r>
+            </w:hyperlink>
+            <w:r>
+              <w:t xml:space="preserve"> zusammen mit </w:t>
+            </w:r>
+            <w:hyperlink w:history="1">
+              <w:r>
+                <w:rPr>
+                  <w:rStyle w:val="Hyperlink"/>
+                </w:rPr>
+                <w:t>Wolfang Sonne</w:t>
+              </w:r>
+            </w:hyperlink>
+            <w:r>
+              <w:t xml:space="preserve"> (Fakultät 10 Architektur und Bauingenieurswesen), in dem das mittelalterliche Erbe im Ruhrgebiet erschlossen und ein online Audioguide erstellt wird. Diverse weitere </w:t>
+            </w:r>
+            <w:hyperlink r:id="rId23" w:history="1">
+              <w:r>
+                <w:rPr>
+                  <w:rStyle w:val="Hyperlink"/>
+                </w:rPr>
+                <w:t>Bildungsprojekte</w:t>
+              </w:r>
+            </w:hyperlink>
+            <w:r>
+              <w:t xml:space="preserve"> mit DH-Anteil, Digitalisierung und digitalen Archiven.</w:t>
+            </w:r>
+          </w:p>
+        </w:tc>
+        <w:tc>
+          <w:tcPr>
+            <w:tcW w:w="469" w:type="pct"/>
+            <w:shd w:val="clear" w:color="auto" w:fill="FF7C80"/>
+            <w:vAlign w:val="center"/>
+          </w:tcPr>
+          <w:p>
+            <w:r>
+              <w:t>barbara.welzel@tu-dortmund.de</w:t>
+            </w:r>
+          </w:p>
+        </w:tc>
+        <w:tc>
+          <w:tcPr>
+            <w:tcW w:w="274" w:type="pct"/>
+            <w:shd w:val="clear" w:color="auto" w:fill="FF7C80"/>
+            <w:vAlign w:val="center"/>
+          </w:tcPr>
+          <w:p>
+            <w:r>
+              <w:t>2026-03-02</w:t>
+            </w:r>
+          </w:p>
+        </w:tc>
+        <w:tc>
+          <w:tcPr>
+            <w:tcW w:w="612" w:type="pct"/>
+            <w:shd w:val="clear" w:color="auto" w:fill="FF7C80"/>
+            <w:vAlign w:val="center"/>
+          </w:tcPr>
+          <w:p>
+            <w:r>
+              <w:t>Antwort 2026-03-02: Absage, Verweis an Kollegin Bierbaum</w:t>
+            </w:r>
+          </w:p>
+        </w:tc>
+        <w:tc>
+          <w:tcPr>
+            <w:tcW w:w="1029" w:type="pct"/>
+            <w:shd w:val="clear" w:color="auto" w:fill="FF7C80"/>
+            <w:vAlign w:val="center"/>
+          </w:tcPr>
+          <w:p/>
+        </w:tc>
+      </w:tr>
+      <w:tr>
+        <w:tc>
+          <w:tcPr>
+            <w:tcW w:w="146" w:type="pct"/>
+            <w:shd w:val="clear" w:color="auto" w:fill="CCECFF"/>
+            <w:vAlign w:val="center"/>
+          </w:tcPr>
+          <w:p>
+            <w:r>
+              <w:t>11</w:t>
+            </w:r>
+          </w:p>
+        </w:tc>
+        <w:tc>
+          <w:tcPr>
+            <w:tcW w:w="429" w:type="pct"/>
+            <w:shd w:val="clear" w:color="auto" w:fill="CCECFF"/>
+            <w:vAlign w:val="center"/>
+          </w:tcPr>
+          <w:p>
+            <w:hyperlink r:id="rId24" w:history="1">
+              <w:r>
+                <w:rPr>
+                  <w:rStyle w:val="Hyperlink"/>
+                </w:rPr>
+                <w:t>Kirsten Lee Bierbaum</w:t>
+              </w:r>
+            </w:hyperlink>
+          </w:p>
+        </w:tc>
+        <w:tc>
+          <w:tcPr>
+            <w:tcW w:w="328" w:type="pct"/>
+            <w:shd w:val="clear" w:color="auto" w:fill="CCECFF"/>
+            <w:vAlign w:val="center"/>
+          </w:tcPr>
+          <w:p>
+            <w:r>
+              <w:t>16</w:t>
+            </w:r>
+          </w:p>
+        </w:tc>
+        <w:tc>
+          <w:tcPr>
+            <w:tcW w:w="388" w:type="pct"/>
+            <w:shd w:val="clear" w:color="auto" w:fill="CCECFF"/>
+            <w:vAlign w:val="center"/>
+          </w:tcPr>
+          <w:p>
+            <w:r>
+              <w:t>Kunstwissenschaft</w:t>
+            </w:r>
+          </w:p>
+        </w:tc>
+        <w:tc>
+          <w:tcPr>
+            <w:tcW w:w="1325" w:type="pct"/>
+            <w:shd w:val="clear" w:color="auto" w:fill="CCECFF"/>
+            <w:vAlign w:val="center"/>
+          </w:tcPr>
+          <w:p>
+            <w:r>
+              <w:t>Beforscht die Bedeutung von Bildern, Bildlichkeit, Architektur und Artefakten für die Konstruktion von Identitäten und Gemeinschaft im christlichen Europa vom 13. bis zum 17. Jahrhundert. Darüber hinaus Schwerpunkte zu Visuelle Rhetorik und Affektsteuerung, Betrachteradressierung, Rezeptionsästhetik. Lehre zu Bildern und der Materialität von Bildern.</w:t>
+            </w:r>
+          </w:p>
+        </w:tc>
+        <w:tc>
+          <w:tcPr>
+            <w:tcW w:w="469" w:type="pct"/>
+            <w:shd w:val="clear" w:color="auto" w:fill="CCECFF"/>
+            <w:vAlign w:val="center"/>
+          </w:tcPr>
+          <w:p>
+            <w:r>
+              <w:t>kirstenlee.bierbaum@tu-dortmund.de</w:t>
+            </w:r>
+          </w:p>
+        </w:tc>
+        <w:tc>
+          <w:tcPr>
+            <w:tcW w:w="274" w:type="pct"/>
+            <w:shd w:val="clear" w:color="auto" w:fill="CCECFF"/>
+            <w:vAlign w:val="center"/>
+          </w:tcPr>
+          <w:p>
+            <w:r>
+              <w:t>2026-03-02</w:t>
+            </w:r>
+          </w:p>
+        </w:tc>
+        <w:tc>
+          <w:tcPr>
+            <w:tcW w:w="612" w:type="pct"/>
+            <w:shd w:val="clear" w:color="auto" w:fill="CCECFF"/>
+            <w:vAlign w:val="center"/>
+          </w:tcPr>
+          <w:p>
+            <w:r>
+              <w:t>Antwort 2026-03-04: im Moment keine Zeit, Bitte um erneute Anfrage im Mai 2026</w:t>
+            </w:r>
+          </w:p>
+        </w:tc>
+        <w:tc>
+          <w:tcPr>
+            <w:tcW w:w="1029" w:type="pct"/>
+            <w:shd w:val="clear" w:color="auto" w:fill="CCECFF"/>
+            <w:vAlign w:val="center"/>
+          </w:tcPr>
+          <w:p/>
+        </w:tc>
+      </w:tr>
+      <w:tr>
+        <w:tc>
+          <w:tcPr>
+            <w:tcW w:w="146" w:type="pct"/>
+            <w:shd w:val="clear" w:color="auto" w:fill="66FF99"/>
+            <w:vAlign w:val="center"/>
+          </w:tcPr>
+          <w:p>
+            <w:r>
+              <w:t>12</w:t>
+            </w:r>
+          </w:p>
+        </w:tc>
+        <w:tc>
+          <w:tcPr>
+            <w:tcW w:w="429" w:type="pct"/>
+            <w:shd w:val="clear" w:color="auto" w:fill="66FF99"/>
+            <w:vAlign w:val="center"/>
+          </w:tcPr>
+          <w:p>
+            <w:hyperlink r:id="rId25" w:history="1">
+              <w:r>
+                <w:rPr>
+                  <w:rStyle w:val="Hyperlink"/>
+                </w:rPr>
+                <w:t>Peter Moormann</w:t>
+              </w:r>
+            </w:hyperlink>
+          </w:p>
+        </w:tc>
+        <w:tc>
+          <w:tcPr>
+            <w:tcW w:w="328" w:type="pct"/>
+            <w:shd w:val="clear" w:color="auto" w:fill="66FF99"/>
+            <w:vAlign w:val="center"/>
+          </w:tcPr>
+          <w:p>
+            <w:r>
+              <w:t>16</w:t>
+            </w:r>
+          </w:p>
+        </w:tc>
+        <w:tc>
+          <w:tcPr>
+            <w:tcW w:w="388" w:type="pct"/>
+            <w:shd w:val="clear" w:color="auto" w:fill="66FF99"/>
+            <w:vAlign w:val="center"/>
+          </w:tcPr>
+          <w:p>
+            <w:r>
+              <w:t>Musik</w:t>
+            </w:r>
+          </w:p>
+        </w:tc>
+        <w:tc>
+          <w:tcPr>
+            <w:tcW w:w="1325" w:type="pct"/>
+            <w:shd w:val="clear" w:color="auto" w:fill="66FF99"/>
+            <w:vAlign w:val="center"/>
+          </w:tcPr>
+          <w:p>
+            <w:r>
+              <w:t xml:space="preserve">Professor für Musikjournalismus, beforscht </w:t>
+            </w:r>
+            <w:hyperlink r:id="rId26" w:anchor="toc" w:history="1">
+              <w:r>
+                <w:rPr>
+                  <w:rStyle w:val="Hyperlink"/>
+                </w:rPr>
+                <w:t>Musik und Internet</w:t>
+              </w:r>
+            </w:hyperlink>
+            <w:r>
+              <w:t xml:space="preserve"> / Digitale Musikkulturen sowie </w:t>
+            </w:r>
+            <w:hyperlink r:id="rId27" w:history="1">
+              <w:r>
+                <w:rPr>
+                  <w:rStyle w:val="Hyperlink"/>
+                </w:rPr>
+                <w:t>Musik in den sozialen Medien</w:t>
+              </w:r>
+            </w:hyperlink>
+            <w:r>
+              <w:t>. Darüber hinaus betreibt Moormann Rezeptionsforschung auf der Grundlage von Korpora (Texten, Audios). FDM-Support könnte anfallen bei technischen, rechtlichen und organisatorischen Aspekten im Umgang mit den Korpusdaten.</w:t>
+            </w:r>
+          </w:p>
+        </w:tc>
+        <w:tc>
+          <w:tcPr>
+            <w:tcW w:w="469" w:type="pct"/>
+            <w:shd w:val="clear" w:color="auto" w:fill="66FF99"/>
+            <w:vAlign w:val="center"/>
+          </w:tcPr>
+          <w:p>
+            <w:r>
+              <w:t>peter.moormann@tu-dortmund.de</w:t>
+            </w:r>
+          </w:p>
+        </w:tc>
+        <w:tc>
+          <w:tcPr>
+            <w:tcW w:w="274" w:type="pct"/>
+            <w:shd w:val="clear" w:color="auto" w:fill="66FF99"/>
+            <w:vAlign w:val="center"/>
+          </w:tcPr>
+          <w:p>
+            <w:r>
+              <w:t>2026-03-04</w:t>
+            </w:r>
+          </w:p>
+        </w:tc>
+        <w:tc>
+          <w:tcPr>
+            <w:tcW w:w="612" w:type="pct"/>
+            <w:shd w:val="clear" w:color="auto" w:fill="66FF99"/>
+            <w:vAlign w:val="center"/>
+          </w:tcPr>
+          <w:p/>
+        </w:tc>
+        <w:tc>
+          <w:tcPr>
+            <w:tcW w:w="1029" w:type="pct"/>
+            <w:shd w:val="clear" w:color="auto" w:fill="66FF99"/>
+            <w:vAlign w:val="center"/>
+          </w:tcPr>
+          <w:p>
+            <w:r>
+              <w:t>2026-03-12,</w:t>
+            </w:r>
+            <w:r>
+              <w:t xml:space="preserve"> Donnerstag,</w:t>
+            </w:r>
+            <w:r>
+              <w:t xml:space="preserve"> </w:t>
+            </w:r>
+            <w:r>
+              <w:t>09:45 Uhr</w:t>
+            </w:r>
+          </w:p>
+          <w:p>
+            <w:r>
+              <w:t>Emil-Figge-Straße 50</w:t>
+            </w:r>
+            <w:r>
+              <w:t xml:space="preserve">, </w:t>
+            </w:r>
+            <w:r>
+              <w:t>Raum 5.210</w:t>
+            </w:r>
+          </w:p>
+        </w:tc>
+      </w:tr>
+      <w:tr>
+        <w:tc>
+          <w:tcPr>
+            <w:tcW w:w="146" w:type="pct"/>
+            <w:vAlign w:val="center"/>
+          </w:tcPr>
+          <w:p>
+            <w:r>
+              <w:t>13</w:t>
+            </w:r>
+          </w:p>
+        </w:tc>
+        <w:tc>
+          <w:tcPr>
+            <w:tcW w:w="429" w:type="pct"/>
+            <w:vAlign w:val="center"/>
+          </w:tcPr>
+          <w:p>
+            <w:hyperlink r:id="rId28" w:history="1">
+              <w:r>
+                <w:rPr>
+                  <w:rStyle w:val="Hyperlink"/>
+                </w:rPr>
+                <w:t xml:space="preserve">Johanna </w:t>
+              </w:r>
+              <w:r>
+                <w:rPr>
+                  <w:rStyle w:val="Hyperlink"/>
+                </w:rPr>
+                <w:t>L</w:t>
+              </w:r>
+              <w:r>
+                <w:rPr>
+                  <w:rStyle w:val="Hyperlink"/>
+                </w:rPr>
+                <w:t>ategahn</w:t>
+              </w:r>
+            </w:hyperlink>
+          </w:p>
+        </w:tc>
+        <w:tc>
+          <w:tcPr>
+            <w:tcW w:w="328" w:type="pct"/>
+            <w:vAlign w:val="center"/>
+          </w:tcPr>
+          <w:p>
+            <w:r>
+              <w:t>15</w:t>
+            </w:r>
+          </w:p>
+        </w:tc>
+        <w:tc>
+          <w:tcPr>
+            <w:tcW w:w="388" w:type="pct"/>
+            <w:vAlign w:val="center"/>
+          </w:tcPr>
+          <w:p>
+            <w:r>
+              <w:t>Germanistik</w:t>
+            </w:r>
+          </w:p>
+        </w:tc>
+        <w:tc>
+          <w:tcPr>
+            <w:tcW w:w="1325" w:type="pct"/>
+            <w:vAlign w:val="center"/>
+          </w:tcPr>
+          <w:p>
+            <w:r>
+              <w:t>Betreibt Mediendidaktische Forschung zum politischen Bewusstsein von Kindern. Sie ist Mitglied im Projekt </w:t>
+            </w:r>
+            <w:hyperlink r:id="rId29" w:history="1">
+              <w:r>
+                <w:rPr>
+                  <w:rStyle w:val="Hyperlink"/>
+                </w:rPr>
+                <w:t>DigiNICs</w:t>
+              </w:r>
+            </w:hyperlink>
+            <w:r>
+              <w:t xml:space="preserve"> (Digital gestützte Networked Improvement Communities zur Stärkung digitaler Souveränität in den Fächern sprachlicher Bildung) zur verbesserten Integration digitaler Werkzeuge im Sprachunterricht sowie im Teilprojekt </w:t>
+            </w:r>
+            <w:hyperlink r:id="rId30" w:history="1">
+              <w:r>
+                <w:rPr>
+                  <w:rStyle w:val="Hyperlink"/>
+                </w:rPr>
+                <w:t>DigiDiv Deutsch</w:t>
+              </w:r>
+            </w:hyperlink>
+            <w:r>
+              <w:t xml:space="preserve"> zu Erwerb und Vermittlung von Lesekompetenzen für digitale Textsorten und Kommunikationsformen im Schulkontext.</w:t>
+            </w:r>
+          </w:p>
+        </w:tc>
+        <w:tc>
+          <w:tcPr>
+            <w:tcW w:w="469" w:type="pct"/>
+            <w:vAlign w:val="center"/>
+          </w:tcPr>
+          <w:p>
+            <w:r>
+              <w:t>johanna.lategahn@tu-dortmund.de</w:t>
+            </w:r>
+          </w:p>
+        </w:tc>
+        <w:tc>
+          <w:tcPr>
+            <w:tcW w:w="274" w:type="pct"/>
+            <w:vAlign w:val="center"/>
+          </w:tcPr>
+          <w:p>
+            <w:r>
+              <w:t>2026-03-11</w:t>
+            </w:r>
+          </w:p>
+        </w:tc>
+        <w:tc>
+          <w:tcPr>
+            <w:tcW w:w="612" w:type="pct"/>
+            <w:vAlign w:val="center"/>
+          </w:tcPr>
+          <w:p/>
+        </w:tc>
+        <w:tc>
+          <w:tcPr>
+            <w:tcW w:w="1029" w:type="pct"/>
+            <w:vAlign w:val="center"/>
+          </w:tcPr>
+          <w:p/>
+        </w:tc>
+      </w:tr>
+      <w:tr>
+        <w:tc>
+          <w:tcPr>
+            <w:tcW w:w="146" w:type="pct"/>
+            <w:vAlign w:val="center"/>
+          </w:tcPr>
+          <w:p>
+            <w:r>
+              <w:t>14</w:t>
+            </w:r>
+          </w:p>
+        </w:tc>
+        <w:tc>
+          <w:tcPr>
+            <w:tcW w:w="429" w:type="pct"/>
+            <w:vAlign w:val="center"/>
+          </w:tcPr>
+          <w:p>
+            <w:hyperlink r:id="rId31" w:history="1">
+              <w:r>
+                <w:rPr>
+                  <w:rStyle w:val="Hyperlink"/>
+                </w:rPr>
+                <w:t>Kim Hebben</w:t>
+              </w:r>
+            </w:hyperlink>
+          </w:p>
+        </w:tc>
+        <w:tc>
+          <w:tcPr>
+            <w:tcW w:w="328" w:type="pct"/>
+            <w:vAlign w:val="center"/>
+          </w:tcPr>
+          <w:p>
+            <w:r>
+              <w:t>15</w:t>
+            </w:r>
+          </w:p>
+        </w:tc>
+        <w:tc>
+          <w:tcPr>
+            <w:tcW w:w="388" w:type="pct"/>
+            <w:vAlign w:val="center"/>
+          </w:tcPr>
+          <w:p>
+            <w:r>
+              <w:t>Germanistik</w:t>
+            </w:r>
+          </w:p>
+        </w:tc>
+        <w:tc>
+          <w:tcPr>
+            <w:tcW w:w="1325" w:type="pct"/>
+            <w:vAlign w:val="center"/>
+          </w:tcPr>
+          <w:p>
+            <w:r>
+              <w:t>Wissenschaftliche Mitarbeiterin im Bereich Hochschuldidaktik am Zentrum für HochschulBildung (zhb) der TU Dortmund. Arbeits- und Forschungsschwerpunkte sind u.a. Digitalisierung und Mediendidaktik, Spiel als/mit/in Medien, Akteure im Digitalen/KI. Ihre Forschungsmethoden sind, soweit ich auf der Webseite erkenne, aber vorwiegend analog.</w:t>
+            </w:r>
+          </w:p>
+        </w:tc>
+        <w:tc>
+          <w:tcPr>
+            <w:tcW w:w="469" w:type="pct"/>
+            <w:vAlign w:val="center"/>
+          </w:tcPr>
+          <w:p>
+            <w:r>
+              <w:t>kim.hebben@tu-dortmund.d</w:t>
+            </w:r>
+            <w:r>
+              <w:t>e</w:t>
+            </w:r>
+          </w:p>
+        </w:tc>
+        <w:tc>
+          <w:tcPr>
+            <w:tcW w:w="274" w:type="pct"/>
+            <w:vAlign w:val="center"/>
+          </w:tcPr>
+          <w:p>
+            <w:r>
+              <w:t>2026-03-11</w:t>
+            </w:r>
+          </w:p>
+        </w:tc>
+        <w:tc>
+          <w:tcPr>
+            <w:tcW w:w="612" w:type="pct"/>
+            <w:vAlign w:val="center"/>
+          </w:tcPr>
+          <w:p/>
+        </w:tc>
+        <w:tc>
+          <w:tcPr>
+            <w:tcW w:w="1029" w:type="pct"/>
+            <w:vAlign w:val="center"/>
+          </w:tcPr>
+          <w:p/>
+        </w:tc>
+      </w:tr>
+      <w:tr>
+        <w:tc>
+          <w:tcPr>
+            <w:tcW w:w="146" w:type="pct"/>
+            <w:vAlign w:val="center"/>
+          </w:tcPr>
+          <w:p>
+            <w:r>
+              <w:t>15</w:t>
+            </w:r>
+          </w:p>
+        </w:tc>
+        <w:tc>
+          <w:tcPr>
+            <w:tcW w:w="429" w:type="pct"/>
+            <w:vAlign w:val="center"/>
+          </w:tcPr>
+          <w:p>
+            <w:hyperlink r:id="rId32" w:history="1">
+              <w:r>
+                <w:rPr>
+                  <w:rStyle w:val="Hyperlink"/>
+                </w:rPr>
+                <w:t>Gudrun Marci-Boehncke</w:t>
+              </w:r>
+            </w:hyperlink>
+          </w:p>
+        </w:tc>
+        <w:tc>
+          <w:tcPr>
+            <w:tcW w:w="328" w:type="pct"/>
+            <w:vAlign w:val="center"/>
+          </w:tcPr>
+          <w:p>
+            <w:r>
+              <w:t>15</w:t>
+            </w:r>
+          </w:p>
+        </w:tc>
+        <w:tc>
+          <w:tcPr>
+            <w:tcW w:w="388" w:type="pct"/>
+            <w:vAlign w:val="center"/>
+          </w:tcPr>
+          <w:p>
+            <w:r>
+              <w:t>Germanistik</w:t>
+            </w:r>
+          </w:p>
+        </w:tc>
+        <w:tc>
+          <w:tcPr>
+            <w:tcW w:w="1325" w:type="pct"/>
+            <w:vAlign w:val="center"/>
+          </w:tcPr>
+          <w:p>
+            <w:r>
+              <w:t>Hat Forschungsschwerpunkte unter anderem in der digitalen Medienbildung, der digitalen Lehre, der inklusionsorientierten Digitalisierung und der empirischen digitalen Medienforschung.</w:t>
+            </w:r>
+          </w:p>
+        </w:tc>
+        <w:tc>
+          <w:tcPr>
+            <w:tcW w:w="469" w:type="pct"/>
+            <w:vAlign w:val="center"/>
+          </w:tcPr>
+          <w:p>
+            <w:r>
+              <w:t>gudrun.marci@tu-dortmund.de</w:t>
+            </w:r>
+          </w:p>
+        </w:tc>
+        <w:tc>
+          <w:tcPr>
+            <w:tcW w:w="274" w:type="pct"/>
+            <w:vAlign w:val="center"/>
+          </w:tcPr>
+          <w:p>
+            <w:r>
+              <w:t>2026-03-11</w:t>
+            </w:r>
+          </w:p>
+        </w:tc>
+        <w:tc>
+          <w:tcPr>
+            <w:tcW w:w="612" w:type="pct"/>
+            <w:vAlign w:val="center"/>
+          </w:tcPr>
+          <w:p/>
+        </w:tc>
+        <w:tc>
+          <w:tcPr>
+            <w:tcW w:w="1029" w:type="pct"/>
+            <w:vAlign w:val="center"/>
+          </w:tcPr>
+          <w:p/>
+        </w:tc>
+      </w:tr>
+      <w:tr>
+        <w:tc>
+          <w:tcPr>
+            <w:tcW w:w="146" w:type="pct"/>
+            <w:vAlign w:val="center"/>
+          </w:tcPr>
+          <w:p>
+            <w:r>
+              <w:lastRenderedPageBreak/>
+              <w:t>16</w:t>
+            </w:r>
+          </w:p>
+        </w:tc>
+        <w:tc>
+          <w:tcPr>
+            <w:tcW w:w="429" w:type="pct"/>
+            <w:vAlign w:val="center"/>
+          </w:tcPr>
+          <w:p>
+            <w:hyperlink r:id="rId33" w:history="1">
+              <w:r>
+                <w:rPr>
+                  <w:rStyle w:val="Hyperlink"/>
+                </w:rPr>
+                <w:t>Renate Delucchi Danhier</w:t>
+              </w:r>
+            </w:hyperlink>
+          </w:p>
+        </w:tc>
+        <w:tc>
+          <w:tcPr>
+            <w:tcW w:w="328" w:type="pct"/>
+            <w:vAlign w:val="center"/>
+          </w:tcPr>
+          <w:p>
+            <w:r>
+              <w:t>15</w:t>
+            </w:r>
+          </w:p>
+        </w:tc>
+        <w:tc>
+          <w:tcPr>
+            <w:tcW w:w="388" w:type="pct"/>
+            <w:vAlign w:val="center"/>
+          </w:tcPr>
+          <w:p>
+            <w:r>
+              <w:t>Psycholinguistik</w:t>
+            </w:r>
+          </w:p>
+        </w:tc>
+        <w:tc>
+          <w:tcPr>
+            <w:tcW w:w="1325" w:type="pct"/>
+            <w:vAlign w:val="center"/>
+          </w:tcPr>
+          <w:p>
+            <w:r>
+              <w:t>Habilitandin im Bereich der Psycholinguistik, arbeitet prinzipiell mit experimentellen Labordaten und anderweitig quantitativen Daten sowie entsprechenden Methoden (eye tracking, Elizitation, </w:t>
+            </w:r>
+            <w:hyperlink r:id="rId34" w:history="1">
+              <w:r>
+                <w:rPr>
+                  <w:rStyle w:val="Hyperlink"/>
+                </w:rPr>
+                <w:t>Habilitationsprojekt</w:t>
+              </w:r>
+            </w:hyperlink>
+            <w:r>
+              <w:t>), für die FDM-Support nützlich wäre.</w:t>
+            </w:r>
+          </w:p>
+        </w:tc>
+        <w:tc>
+          <w:tcPr>
+            <w:tcW w:w="469" w:type="pct"/>
+            <w:vAlign w:val="center"/>
+          </w:tcPr>
+          <w:p>
+            <w:r>
+              <w:t>renate.delucchi@tu-dortmund.de</w:t>
+            </w:r>
+          </w:p>
+        </w:tc>
+        <w:tc>
+          <w:tcPr>
+            <w:tcW w:w="274" w:type="pct"/>
+            <w:vAlign w:val="center"/>
+          </w:tcPr>
+          <w:p>
+            <w:r>
+              <w:t>2026-03-11</w:t>
+            </w:r>
+          </w:p>
+        </w:tc>
+        <w:tc>
+          <w:tcPr>
+            <w:tcW w:w="612" w:type="pct"/>
+            <w:vAlign w:val="center"/>
+          </w:tcPr>
+          <w:p/>
+        </w:tc>
+        <w:tc>
+          <w:tcPr>
+            <w:tcW w:w="1029" w:type="pct"/>
+            <w:vAlign w:val="center"/>
+          </w:tcPr>
+          <w:p/>
+        </w:tc>
+      </w:tr>
+      <w:tr>
+        <w:tc>
+          <w:tcPr>
+            <w:tcW w:w="146" w:type="pct"/>
+            <w:vAlign w:val="center"/>
+          </w:tcPr>
+          <w:p>
+            <w:r>
+              <w:t>17</w:t>
+            </w:r>
+          </w:p>
+        </w:tc>
+        <w:tc>
+          <w:tcPr>
+            <w:tcW w:w="429" w:type="pct"/>
+            <w:vAlign w:val="center"/>
+          </w:tcPr>
+          <w:p>
+            <w:hyperlink r:id="rId35" w:history="1">
+              <w:r>
+                <w:rPr>
+                  <w:rStyle w:val="Hyperlink"/>
+                </w:rPr>
+                <w:t>Barbara Mertins</w:t>
+              </w:r>
+            </w:hyperlink>
+          </w:p>
+        </w:tc>
+        <w:tc>
+          <w:tcPr>
+            <w:tcW w:w="328" w:type="pct"/>
+          </w:tcPr>
+          <w:p>
+            <w:r>
+              <w:t>15</w:t>
+            </w:r>
+          </w:p>
+        </w:tc>
+        <w:tc>
+          <w:tcPr>
+            <w:tcW w:w="388" w:type="pct"/>
+            <w:vAlign w:val="center"/>
+          </w:tcPr>
+          <w:p>
+            <w:r>
+              <w:t>Psycholinguistik</w:t>
+            </w:r>
+          </w:p>
+        </w:tc>
+        <w:tc>
+          <w:tcPr>
+            <w:tcW w:w="1325" w:type="pct"/>
+            <w:vAlign w:val="center"/>
+          </w:tcPr>
+          <w:p>
+            <w:r>
+              <w:t>Professorin für Psycholinguistik, nutzt Eye-Tracking und experimentelle Designs zur Erforschung von Sprache, Kognition, L1, L2, Raumkognition, ...</w:t>
+            </w:r>
+          </w:p>
+        </w:tc>
+        <w:tc>
+          <w:tcPr>
+            <w:tcW w:w="469" w:type="pct"/>
+            <w:vAlign w:val="center"/>
+          </w:tcPr>
+          <w:p>
+            <w:r>
+              <w:t>barbara.mertins@tu-dortmund.de</w:t>
+            </w:r>
+          </w:p>
+        </w:tc>
+        <w:tc>
+          <w:tcPr>
+            <w:tcW w:w="274" w:type="pct"/>
+            <w:vAlign w:val="center"/>
+          </w:tcPr>
+          <w:p>
+            <w:pPr>
+              <w:rPr>
+                <w:lang w:val="en-US"/>
+              </w:rPr>
+            </w:pPr>
+            <w:r>
+              <w:t>2026-03-11</w:t>
+            </w:r>
+          </w:p>
+        </w:tc>
+        <w:tc>
+          <w:tcPr>
+            <w:tcW w:w="612" w:type="pct"/>
+            <w:vAlign w:val="center"/>
+          </w:tcPr>
+          <w:p/>
+        </w:tc>
+        <w:tc>
+          <w:tcPr>
+            <w:tcW w:w="1029" w:type="pct"/>
+            <w:vAlign w:val="center"/>
+          </w:tcPr>
+          <w:p/>
+        </w:tc>
+      </w:tr>
+      <w:tr>
+        <w:tc>
+          <w:tcPr>
+            <w:tcW w:w="146" w:type="pct"/>
+            <w:vAlign w:val="center"/>
+          </w:tcPr>
+          <w:p>
+            <w:r>
+              <w:t>18</w:t>
+            </w:r>
+          </w:p>
+        </w:tc>
+        <w:tc>
+          <w:tcPr>
+            <w:tcW w:w="429" w:type="pct"/>
+            <w:vAlign w:val="center"/>
+          </w:tcPr>
+          <w:p>
+            <w:hyperlink r:id="rId36" w:history="1">
+              <w:r>
+                <w:rPr>
+                  <w:rStyle w:val="Hyperlink"/>
+                </w:rPr>
+                <w:t>Christian Zimmer</w:t>
+              </w:r>
+            </w:hyperlink>
+          </w:p>
+        </w:tc>
+        <w:tc>
+          <w:tcPr>
+            <w:tcW w:w="328" w:type="pct"/>
+            <w:vAlign w:val="center"/>
+          </w:tcPr>
+          <w:p>
+            <w:r>
+              <w:t>15</w:t>
+            </w:r>
+          </w:p>
+        </w:tc>
+        <w:tc>
+          <w:tcPr>
+            <w:tcW w:w="388" w:type="pct"/>
+            <w:vAlign w:val="center"/>
+          </w:tcPr>
+          <w:p>
+            <w:r>
+              <w:t>Soziolinguistik</w:t>
+            </w:r>
+          </w:p>
+        </w:tc>
+        <w:tc>
+          <w:tcPr>
+            <w:tcW w:w="1325" w:type="pct"/>
+            <w:vAlign w:val="center"/>
+          </w:tcPr>
+          <w:p>
+            <w:r>
+              <w:t>Nutzt korpuslinguistische Ansätze und Ansätze der quantitativen Soziolinguistik zur Beforschung von Sprachwandel, Sprachvariation und soziolinguistische Varietäten. Könnte Bedarf an FDM-Support für Forschungsanträge, Speicherung und Archivierung von Forschungsdaten, etc. haben.</w:t>
+            </w:r>
+          </w:p>
+        </w:tc>
+        <w:tc>
+          <w:tcPr>
+            <w:tcW w:w="469" w:type="pct"/>
+            <w:vAlign w:val="center"/>
+          </w:tcPr>
+          <w:p>
+            <w:r>
+              <w:t>christian.zimmer@tu-dortmund.de</w:t>
+            </w:r>
+          </w:p>
+        </w:tc>
+        <w:tc>
+          <w:tcPr>
+            <w:tcW w:w="274" w:type="pct"/>
+            <w:vAlign w:val="center"/>
+          </w:tcPr>
+          <w:p>
+            <w:r>
+              <w:t>2026-03-11</w:t>
+            </w:r>
+          </w:p>
+        </w:tc>
+        <w:tc>
+          <w:tcPr>
+            <w:tcW w:w="612" w:type="pct"/>
+            <w:vAlign w:val="center"/>
+          </w:tcPr>
+          <w:p/>
+        </w:tc>
+        <w:tc>
+          <w:tcPr>
+            <w:tcW w:w="1029" w:type="pct"/>
+            <w:vAlign w:val="center"/>
+          </w:tcPr>
+          <w:p/>
+        </w:tc>
+      </w:tr>
+      <w:tr>
+        <w:tc>
+          <w:tcPr>
+            <w:tcW w:w="146" w:type="pct"/>
+            <w:vAlign w:val="center"/>
+          </w:tcPr>
+          <w:p>
+            <w:r>
+              <w:t>19</w:t>
+            </w:r>
+          </w:p>
+        </w:tc>
+        <w:tc>
+          <w:tcPr>
+            <w:tcW w:w="429" w:type="pct"/>
+            <w:vAlign w:val="center"/>
+          </w:tcPr>
+          <w:p>
+            <w:hyperlink r:id="rId37" w:history="1">
+              <w:r>
+                <w:rPr>
+                  <w:rStyle w:val="Hyperlink"/>
+                </w:rPr>
+                <w:t>Patricia Ronan</w:t>
+              </w:r>
+            </w:hyperlink>
+          </w:p>
+        </w:tc>
+        <w:tc>
+          <w:tcPr>
+            <w:tcW w:w="328" w:type="pct"/>
+            <w:vAlign w:val="center"/>
+          </w:tcPr>
+          <w:p>
+            <w:r>
+              <w:t>15</w:t>
+            </w:r>
+          </w:p>
+        </w:tc>
+        <w:tc>
+          <w:tcPr>
+            <w:tcW w:w="388" w:type="pct"/>
+            <w:vAlign w:val="center"/>
+          </w:tcPr>
+          <w:p>
+            <w:r>
+              <w:t>English Linguistics</w:t>
+            </w:r>
+          </w:p>
+        </w:tc>
+        <w:tc>
+          <w:tcPr>
+            <w:tcW w:w="1325" w:type="pct"/>
+            <w:vAlign w:val="center"/>
+          </w:tcPr>
+          <w:p>
+            <w:r>
+              <w:t>Nutzt korpus- und soziolinguistische Ansätze, u.a. zur Erforschung von Linguistic Landscapes. Dabei fällt digitales Bildmaterial an. Möglicherweise relevante Ergänzungen/Angebote betreffen digitale Kartographie und Raummodellierung.</w:t>
+            </w:r>
+          </w:p>
+        </w:tc>
+        <w:tc>
+          <w:tcPr>
+            <w:tcW w:w="469" w:type="pct"/>
+            <w:vAlign w:val="center"/>
+          </w:tcPr>
+          <w:p>
+            <w:r>
+              <w:t>patricia.ronan@tu-dortmund.de</w:t>
+            </w:r>
+          </w:p>
+        </w:tc>
+        <w:tc>
+          <w:tcPr>
+            <w:tcW w:w="274" w:type="pct"/>
+            <w:vAlign w:val="center"/>
+          </w:tcPr>
+          <w:p>
+            <w:r>
+              <w:t>2026-03-11</w:t>
+            </w:r>
+          </w:p>
+        </w:tc>
+        <w:tc>
+          <w:tcPr>
+            <w:tcW w:w="612" w:type="pct"/>
+            <w:vAlign w:val="center"/>
+          </w:tcPr>
+          <w:p/>
+        </w:tc>
+        <w:tc>
+          <w:tcPr>
+            <w:tcW w:w="1029" w:type="pct"/>
+            <w:vAlign w:val="center"/>
+          </w:tcPr>
+          <w:p/>
+        </w:tc>
+      </w:tr>
+      <w:tr>
+        <w:tc>
+          <w:tcPr>
+            <w:tcW w:w="146" w:type="pct"/>
+            <w:vAlign w:val="center"/>
+          </w:tcPr>
+          <w:p>
+            <w:r>
+              <w:t>20</w:t>
+            </w:r>
+          </w:p>
+        </w:tc>
+        <w:tc>
+          <w:tcPr>
+            <w:tcW w:w="429" w:type="pct"/>
+            <w:vAlign w:val="center"/>
+          </w:tcPr>
+          <w:p>
+            <w:r>
+              <w:t>Sarah Buschfeld</w:t>
+            </w:r>
+          </w:p>
+        </w:tc>
+        <w:tc>
+          <w:tcPr>
+            <w:tcW w:w="328" w:type="pct"/>
+            <w:vAlign w:val="center"/>
+          </w:tcPr>
+          <w:p>
+            <w:r>
+              <w:t>15</w:t>
+            </w:r>
+          </w:p>
+        </w:tc>
+        <w:tc>
+          <w:tcPr>
+            <w:tcW w:w="388" w:type="pct"/>
+            <w:vAlign w:val="center"/>
+          </w:tcPr>
+          <w:p>
+            <w:r>
+              <w:t>English Linguistics</w:t>
+            </w:r>
+          </w:p>
+        </w:tc>
+        <w:tc>
+          <w:tcPr>
+            <w:tcW w:w="1325" w:type="pct"/>
+            <w:vAlign w:val="center"/>
+          </w:tcPr>
+          <w:p>
+            <w:r>
+              <w:t xml:space="preserve">Erforscht schwerpunktmäßig Bilingualismus, World Englishes, Sprachkontakt und -variation, Soziolinguistik und Spracherwerb, (vermutlich?) korpusbasiert. Forschungsprojekt zu Linguistic Landscapes, gemeinsam mit Weihs mehrere Publikationen zur Verbesserung von Decision Trees in der Linguistik (z. B. </w:t>
+            </w:r>
+            <w:hyperlink r:id="rId38" w:history="1">
+              <w:r>
+                <w:rPr>
+                  <w:rStyle w:val="Hyperlink"/>
+                </w:rPr>
+                <w:t>https://arxiv.org/abs/2103.02336</w:t>
+              </w:r>
+            </w:hyperlink>
+            <w:r>
+              <w:t>). </w:t>
+            </w:r>
+          </w:p>
+        </w:tc>
+        <w:tc>
+          <w:tcPr>
+            <w:tcW w:w="469" w:type="pct"/>
+            <w:vAlign w:val="center"/>
+          </w:tcPr>
+          <w:p>
+            <w:r>
+              <w:t>sarah.buschfeld@tu-dortmund.de</w:t>
+            </w:r>
+          </w:p>
+        </w:tc>
+        <w:tc>
+          <w:tcPr>
+            <w:tcW w:w="274" w:type="pct"/>
+            <w:vAlign w:val="center"/>
+          </w:tcPr>
+          <w:p>
+            <w:r>
+              <w:t>2026-03-11</w:t>
+            </w:r>
+          </w:p>
+        </w:tc>
+        <w:tc>
+          <w:tcPr>
+            <w:tcW w:w="612" w:type="pct"/>
+            <w:vAlign w:val="center"/>
+          </w:tcPr>
+          <w:p/>
+        </w:tc>
+        <w:tc>
+          <w:tcPr>
+            <w:tcW w:w="1029" w:type="pct"/>
+            <w:vAlign w:val="center"/>
+          </w:tcPr>
+          <w:p/>
+        </w:tc>
+      </w:tr>
+      <w:tr>
+        <w:tc>
+          <w:tcPr>
+            <w:tcW w:w="146" w:type="pct"/>
+            <w:vAlign w:val="center"/>
+          </w:tcPr>
+          <w:p>
+            <w:r>
+              <w:t>21</w:t>
+            </w:r>
+          </w:p>
+        </w:tc>
+        <w:tc>
+          <w:tcPr>
+            <w:tcW w:w="429" w:type="pct"/>
+            <w:vAlign w:val="center"/>
+          </w:tcPr>
+          <w:p>
+            <w:hyperlink r:id="rId39" w:history="1">
+              <w:r>
+                <w:rPr>
+                  <w:rStyle w:val="Hyperlink"/>
+                </w:rPr>
+                <w:t>Franziska Wa</w:t>
               </w:r>
               <w:r>
                 <w:rPr>
@@ -883,789 +2685,112 @@
                 <w:rPr>
                   <w:rStyle w:val="Hyperlink"/>
                 </w:rPr>
-                <w:t>awik</w:t>
+                <w:t>lner</w:t>
               </w:r>
             </w:hyperlink>
           </w:p>
         </w:tc>
         <w:tc>
           <w:tcPr>
-            <w:tcW w:w="0" w:type="auto"/>
-            <w:vAlign w:val="center"/>
-          </w:tcPr>
-          <w:p>
-            <w:r>
-              <w:t>16</w:t>
-            </w:r>
-          </w:p>
-        </w:tc>
-        <w:tc>
-          <w:tcPr>
-            <w:tcW w:w="0" w:type="auto"/>
-            <w:vAlign w:val="center"/>
-          </w:tcPr>
-          <w:p>
-            <w:r>
-              <w:t>Kulturantrophologie</w:t>
-            </w:r>
-          </w:p>
-        </w:tc>
-        <w:tc>
-          <w:tcPr>
-            <w:tcW w:w="0" w:type="auto"/>
-            <w:vAlign w:val="center"/>
-          </w:tcPr>
-          <w:p>
-            <w:r>
-              <w:t xml:space="preserve">Schwerpunkt Empirische Kulturwissenschaft, Analyse materieller Kultur, musealer und visueller Kultur. </w:t>
-            </w:r>
-            <w:hyperlink r:id="rId15" w:history="1">
+            <w:tcW w:w="328" w:type="pct"/>
+            <w:vAlign w:val="center"/>
+          </w:tcPr>
+          <w:p>
+            <w:r>
+              <w:t>15</w:t>
+            </w:r>
+          </w:p>
+        </w:tc>
+        <w:tc>
+          <w:tcPr>
+            <w:tcW w:w="388" w:type="pct"/>
+            <w:vAlign w:val="center"/>
+          </w:tcPr>
+          <w:p>
+            <w:r>
+              <w:t>Korpuslinguistik</w:t>
+            </w:r>
+          </w:p>
+        </w:tc>
+        <w:tc>
+          <w:tcPr>
+            <w:tcW w:w="1325" w:type="pct"/>
+            <w:vAlign w:val="center"/>
+          </w:tcPr>
+          <w:p>
+            <w:r>
+              <w:t>Beforscht den Erwerb von Deutsch als Fremd- und Zweitspracherwerb sowie Deutsch als Fachsprache. Arbeitet korpus- und datenbasiert, erstellt eigene Korpora und entwickelt digitale Plattformen zur Analyse. Braucht FDM-Support zur Speicherung/Archivierung von Korpusdaten sowie der Einrichtung von Analyseplattformen. </w:t>
+            </w:r>
+          </w:p>
+        </w:tc>
+        <w:tc>
+          <w:tcPr>
+            <w:tcW w:w="469" w:type="pct"/>
+            <w:vAlign w:val="center"/>
+          </w:tcPr>
+          <w:p>
+            <w:r>
+              <w:t>franziska.wallner@tu-dortmund.de</w:t>
+            </w:r>
+          </w:p>
+        </w:tc>
+        <w:tc>
+          <w:tcPr>
+            <w:tcW w:w="274" w:type="pct"/>
+            <w:vAlign w:val="center"/>
+          </w:tcPr>
+          <w:p>
+            <w:r>
+              <w:t>2026-03-11</w:t>
+            </w:r>
+          </w:p>
+        </w:tc>
+        <w:tc>
+          <w:tcPr>
+            <w:tcW w:w="612" w:type="pct"/>
+            <w:vAlign w:val="center"/>
+          </w:tcPr>
+          <w:p/>
+        </w:tc>
+        <w:tc>
+          <w:tcPr>
+            <w:tcW w:w="1029" w:type="pct"/>
+            <w:vAlign w:val="center"/>
+          </w:tcPr>
+          <w:p/>
+        </w:tc>
+      </w:tr>
+      <w:tr>
+        <w:tc>
+          <w:tcPr>
+            <w:tcW w:w="146" w:type="pct"/>
+            <w:vAlign w:val="center"/>
+          </w:tcPr>
+          <w:p>
+            <w:r>
+              <w:t>22</w:t>
+            </w:r>
+          </w:p>
+        </w:tc>
+        <w:tc>
+          <w:tcPr>
+            <w:tcW w:w="429" w:type="pct"/>
+            <w:vAlign w:val="center"/>
+          </w:tcPr>
+          <w:p>
+            <w:hyperlink r:id="rId40" w:history="1">
               <w:r>
                 <w:rPr>
                   <w:rStyle w:val="Hyperlink"/>
                 </w:rPr>
-                <w:t>Vorstudie "Unboxing the Unexplored"</w:t>
+                <w:t>Aleksandra Vujadinovic</w:t>
               </w:r>
             </w:hyperlink>
-            <w:r>
-              <w:t xml:space="preserve"> zur Erschließung, Digitalisierung und Beforschung von Modefotografien der Modejournalistin Angelica Blechschmidt. Perspektivisch zielt das Projekt darauf, das Archiv der Forschung zugänglich zu machen.</w:t>
-            </w:r>
-          </w:p>
-        </w:tc>
-        <w:tc>
-          <w:tcPr>
-            <w:tcW w:w="0" w:type="auto"/>
-            <w:vAlign w:val="center"/>
-          </w:tcPr>
-          <w:p>
-            <w:r>
-              <w:t>jan.watzlawik@tu-dortmund.de</w:t>
-            </w:r>
-          </w:p>
-        </w:tc>
-        <w:tc>
-          <w:tcPr>
-            <w:tcW w:w="0" w:type="auto"/>
-            <w:vAlign w:val="center"/>
-          </w:tcPr>
-          <w:p>
-            <w:r>
-              <w:t>2026-03-02</w:t>
-            </w:r>
-          </w:p>
-        </w:tc>
-        <w:tc>
-          <w:tcPr>
-            <w:tcW w:w="0" w:type="auto"/>
-            <w:vAlign w:val="center"/>
-          </w:tcPr>
-          <w:p/>
-        </w:tc>
-      </w:tr>
-      <w:tr>
-        <w:tc>
-          <w:tcPr>
-            <w:tcW w:w="0" w:type="auto"/>
-            <w:vAlign w:val="center"/>
-          </w:tcPr>
-          <w:p>
-            <w:r>
-              <w:t>7</w:t>
-            </w:r>
-          </w:p>
-        </w:tc>
-        <w:tc>
-          <w:tcPr>
-            <w:tcW w:w="0" w:type="auto"/>
-            <w:vAlign w:val="center"/>
-          </w:tcPr>
-          <w:p>
-            <w:hyperlink r:id="rId16" w:history="1">
-              <w:r>
-                <w:rPr>
-                  <w:rStyle w:val="Hyperlink"/>
-                </w:rPr>
-                <w:t>Miriam Akkermann</w:t>
-              </w:r>
-            </w:hyperlink>
-          </w:p>
-        </w:tc>
-        <w:tc>
-          <w:tcPr>
-            <w:tcW w:w="0" w:type="auto"/>
-            <w:vAlign w:val="center"/>
-          </w:tcPr>
-          <w:p>
-            <w:r>
-              <w:t>16</w:t>
-            </w:r>
-          </w:p>
-        </w:tc>
-        <w:tc>
-          <w:tcPr>
-            <w:tcW w:w="0" w:type="auto"/>
-            <w:vAlign w:val="center"/>
-          </w:tcPr>
-          <w:p>
-            <w:r>
-              <w:t>Musik</w:t>
-            </w:r>
-          </w:p>
-        </w:tc>
-        <w:tc>
-          <w:tcPr>
-            <w:tcW w:w="0" w:type="auto"/>
-            <w:vAlign w:val="center"/>
-          </w:tcPr>
-          <w:p>
-            <w:r>
-              <w:t>Ab März 2026 in Dortmund. Beforscht die Schnittstelle von Musik und Informatik, digitale Musik und Musikinstrumente. Bearbeitet auch Fragen von Archivierung digitaler Musik(instrumente), beispielsweise </w:t>
-            </w:r>
-            <w:r>
-              <w:rPr>
-                <w:rStyle w:val="Hervorhebung"/>
-              </w:rPr>
-              <w:t>Akkermann, M. „Archiving music – preserving (digital) Musical Instruments“, in: Brillmayer, B. (Hg.), Tagungspublikation Elektronische Instrumente,</w:t>
-            </w:r>
-            <w:r>
-              <w:t xml:space="preserve"> </w:t>
-            </w:r>
-            <w:r>
-              <w:rPr>
-                <w:rStyle w:val="Hervorhebung"/>
-              </w:rPr>
-              <w:t> Reihe „Klang und Begriff“, Schott, Mainz, 03.2020.</w:t>
-            </w:r>
-          </w:p>
-        </w:tc>
-        <w:tc>
-          <w:tcPr>
-            <w:tcW w:w="0" w:type="auto"/>
-            <w:vAlign w:val="center"/>
-          </w:tcPr>
-          <w:p>
-            <w:r>
-              <w:t>miriam.akkermann@tu-dresden.de</w:t>
-            </w:r>
-          </w:p>
-        </w:tc>
-        <w:tc>
-          <w:tcPr>
-            <w:tcW w:w="0" w:type="auto"/>
-            <w:vAlign w:val="center"/>
-          </w:tcPr>
-          <w:p/>
-        </w:tc>
-        <w:tc>
-          <w:tcPr>
-            <w:tcW w:w="0" w:type="auto"/>
-            <w:vAlign w:val="center"/>
-          </w:tcPr>
-          <w:p>
-            <w:r>
-              <w:t>Ansprache erst nach Neuberufenengespräch im April 2026</w:t>
-            </w:r>
-          </w:p>
-        </w:tc>
-      </w:tr>
-      <w:tr>
-        <w:tc>
-          <w:tcPr>
-            <w:tcW w:w="0" w:type="auto"/>
-            <w:vAlign w:val="center"/>
-          </w:tcPr>
-          <w:p>
-            <w:r>
-              <w:t>8</w:t>
-            </w:r>
-          </w:p>
-        </w:tc>
-        <w:tc>
-          <w:tcPr>
-            <w:tcW w:w="0" w:type="auto"/>
-            <w:vAlign w:val="center"/>
-          </w:tcPr>
-          <w:p>
-            <w:hyperlink r:id="rId17" w:history="1">
-              <w:r>
-                <w:rPr>
-                  <w:rStyle w:val="Hyperlink"/>
-                </w:rPr>
-                <w:t>Derek Remes</w:t>
-              </w:r>
-            </w:hyperlink>
-          </w:p>
-        </w:tc>
-        <w:tc>
-          <w:tcPr>
-            <w:tcW w:w="0" w:type="auto"/>
-            <w:vAlign w:val="center"/>
-          </w:tcPr>
-          <w:p>
-            <w:r>
-              <w:t>16</w:t>
-            </w:r>
-          </w:p>
-        </w:tc>
-        <w:tc>
-          <w:tcPr>
-            <w:tcW w:w="0" w:type="auto"/>
-            <w:vAlign w:val="center"/>
-          </w:tcPr>
-          <w:p>
-            <w:r>
-              <w:t>Musik</w:t>
-            </w:r>
-          </w:p>
-        </w:tc>
-        <w:tc>
-          <w:tcPr>
-            <w:tcW w:w="0" w:type="auto"/>
-            <w:vAlign w:val="center"/>
-          </w:tcPr>
-          <w:p>
-            <w:r>
-              <w:t>Erfoscht Musiktheorie und Musikgeschichte, häufig mit Hilfe von informationstechnologischen Methoden in Kooperation mit Partnern. Zuletzt Antrag auf die Herstellung einer digitalen Edition eines historischen Manuskripts. Aktiver Contributor zu TUDOdata.</w:t>
-            </w:r>
-          </w:p>
-        </w:tc>
-        <w:tc>
-          <w:tcPr>
-            <w:tcW w:w="0" w:type="auto"/>
-            <w:vAlign w:val="center"/>
-          </w:tcPr>
-          <w:p>
-            <w:r>
-              <w:t>derek.remes@tu-dortmund.de</w:t>
-            </w:r>
-          </w:p>
-        </w:tc>
-        <w:tc>
-          <w:tcPr>
-            <w:tcW w:w="0" w:type="auto"/>
-            <w:vAlign w:val="center"/>
-          </w:tcPr>
-          <w:p>
-            <w:r>
-              <w:t>2026-03-02</w:t>
-            </w:r>
-          </w:p>
-        </w:tc>
-        <w:tc>
-          <w:tcPr>
-            <w:tcW w:w="0" w:type="auto"/>
-            <w:vAlign w:val="center"/>
-          </w:tcPr>
-          <w:p/>
-        </w:tc>
-      </w:tr>
-      <w:tr>
-        <w:tc>
-          <w:tcPr>
-            <w:tcW w:w="0" w:type="auto"/>
-            <w:vAlign w:val="center"/>
-          </w:tcPr>
-          <w:p>
-            <w:r>
-              <w:t>9</w:t>
-            </w:r>
-          </w:p>
-        </w:tc>
-        <w:tc>
-          <w:tcPr>
-            <w:tcW w:w="0" w:type="auto"/>
-            <w:vAlign w:val="center"/>
-          </w:tcPr>
-          <w:p>
-            <w:hyperlink r:id="rId18" w:history="1">
-              <w:r>
-                <w:rPr>
-                  <w:rStyle w:val="Hyperlink"/>
-                </w:rPr>
-                <w:t>Martin Ebeling</w:t>
-              </w:r>
-            </w:hyperlink>
-          </w:p>
-        </w:tc>
-        <w:tc>
-          <w:tcPr>
-            <w:tcW w:w="0" w:type="auto"/>
-            <w:vAlign w:val="center"/>
-          </w:tcPr>
-          <w:p>
-            <w:r>
-              <w:t>16</w:t>
-            </w:r>
-          </w:p>
-        </w:tc>
-        <w:tc>
-          <w:tcPr>
-            <w:tcW w:w="0" w:type="auto"/>
-            <w:vAlign w:val="center"/>
-          </w:tcPr>
-          <w:p>
-            <w:r>
-              <w:t>Musik</w:t>
-            </w:r>
-          </w:p>
-        </w:tc>
-        <w:tc>
-          <w:tcPr>
-            <w:tcW w:w="0" w:type="auto"/>
-            <w:vAlign w:val="center"/>
-          </w:tcPr>
-          <w:p>
-            <w:r>
-              <w:t xml:space="preserve">Computergestützte Analyse von Audiosignalen. Hat einen Datensatz künstlicher Musiktrack für music information retrieval-Aufgaben </w:t>
-            </w:r>
-            <w:hyperlink r:id="rId19" w:history="1">
-              <w:r>
-                <w:rPr>
-                  <w:rStyle w:val="Hyperlink"/>
-                </w:rPr>
-                <w:t>erstellt</w:t>
-              </w:r>
-            </w:hyperlink>
-            <w:r>
-              <w:t xml:space="preserve"> und </w:t>
-            </w:r>
-            <w:hyperlink r:id="rId20" w:history="1">
-              <w:r>
-                <w:rPr>
-                  <w:rStyle w:val="Hyperlink"/>
-                </w:rPr>
-                <w:t>veröffentlicht</w:t>
-              </w:r>
-            </w:hyperlink>
-            <w:r>
-              <w:t>.</w:t>
-            </w:r>
-          </w:p>
-        </w:tc>
-        <w:tc>
-          <w:tcPr>
-            <w:tcW w:w="0" w:type="auto"/>
-            <w:vAlign w:val="center"/>
-          </w:tcPr>
-          <w:p>
-            <w:r>
-              <w:t>martin.ebeling@tu-dortmund.de</w:t>
-            </w:r>
-          </w:p>
-        </w:tc>
-        <w:tc>
-          <w:tcPr>
-            <w:tcW w:w="0" w:type="auto"/>
-            <w:vAlign w:val="center"/>
-          </w:tcPr>
-          <w:p>
-            <w:r>
-              <w:t>2026-03-02</w:t>
-            </w:r>
-          </w:p>
-        </w:tc>
-        <w:tc>
-          <w:tcPr>
-            <w:tcW w:w="0" w:type="auto"/>
-            <w:vAlign w:val="center"/>
-          </w:tcPr>
-          <w:p/>
-        </w:tc>
-      </w:tr>
-      <w:tr>
-        <w:tc>
-          <w:tcPr>
-            <w:tcW w:w="0" w:type="auto"/>
-            <w:vAlign w:val="center"/>
-          </w:tcPr>
-          <w:p>
-            <w:r>
-              <w:t>10</w:t>
-            </w:r>
-          </w:p>
-        </w:tc>
-        <w:tc>
-          <w:tcPr>
-            <w:tcW w:w="0" w:type="auto"/>
-            <w:vAlign w:val="center"/>
-          </w:tcPr>
-          <w:p>
-            <w:hyperlink r:id="rId21" w:history="1">
-              <w:r>
-                <w:rPr>
-                  <w:rStyle w:val="Hyperlink"/>
-                </w:rPr>
-                <w:t>Barbara Wel</w:t>
-              </w:r>
-              <w:r>
-                <w:rPr>
-                  <w:rStyle w:val="Hyperlink"/>
-                </w:rPr>
-                <w:t>z</w:t>
-              </w:r>
-              <w:r>
-                <w:rPr>
-                  <w:rStyle w:val="Hyperlink"/>
-                </w:rPr>
-                <w:t>el</w:t>
-              </w:r>
-            </w:hyperlink>
-          </w:p>
-        </w:tc>
-        <w:tc>
-          <w:tcPr>
-            <w:tcW w:w="0" w:type="auto"/>
-            <w:vAlign w:val="center"/>
-          </w:tcPr>
-          <w:p>
-            <w:r>
-              <w:t>16</w:t>
-            </w:r>
-          </w:p>
-        </w:tc>
-        <w:tc>
-          <w:tcPr>
-            <w:tcW w:w="0" w:type="auto"/>
-            <w:vAlign w:val="center"/>
-          </w:tcPr>
-          <w:p>
-            <w:r>
-              <w:t>Kunstwissenschaft</w:t>
-            </w:r>
-          </w:p>
-        </w:tc>
-        <w:tc>
-          <w:tcPr>
-            <w:tcW w:w="0" w:type="auto"/>
-            <w:vAlign w:val="center"/>
-          </w:tcPr>
-          <w:p>
-            <w:r>
-              <w:t>Forschungen v.a. zur deutschen und niederländischen Kunst des 15.–17. Jahr</w:t>
-            </w:r>
-            <w:r>
-              <w:softHyphen/>
-              <w:t xml:space="preserve">hunderts, zu Kunst und Kulturtransfer im Hanseraum, zur Stadtkultur, zu kulturellem Erbe in interkultureller Perspektive. Kooperatives Projekt </w:t>
-            </w:r>
-            <w:hyperlink r:id="rId22" w:history="1">
-              <w:r>
-                <w:rPr>
-                  <w:rStyle w:val="Hyperlink"/>
-                </w:rPr>
-                <w:t>Route Mittelalter Ruhr</w:t>
-              </w:r>
-            </w:hyperlink>
-            <w:r>
-              <w:t xml:space="preserve"> zusammen mit </w:t>
-            </w:r>
-            <w:hyperlink w:history="1">
-              <w:r>
-                <w:rPr>
-                  <w:rStyle w:val="Hyperlink"/>
-                </w:rPr>
-                <w:t>Wolfang Sonne</w:t>
-              </w:r>
-            </w:hyperlink>
-            <w:r>
-              <w:t xml:space="preserve"> (Fakultät 10 Architektur und Bauingenieurswesen), in dem das mittelalterliche Erbe im Ruhrgebiet erschlossen und ein online Audioguide erstellt wird. Diverse weitere </w:t>
-            </w:r>
-            <w:hyperlink r:id="rId23" w:history="1">
-              <w:r>
-                <w:rPr>
-                  <w:rStyle w:val="Hyperlink"/>
-                </w:rPr>
-                <w:t>Bildungsprojekte</w:t>
-              </w:r>
-            </w:hyperlink>
-            <w:r>
-              <w:t xml:space="preserve"> mit DH-Anteil, Digitalisierung und digitalen Archiven.</w:t>
-            </w:r>
-          </w:p>
-        </w:tc>
-        <w:tc>
-          <w:tcPr>
-            <w:tcW w:w="0" w:type="auto"/>
-            <w:vAlign w:val="center"/>
-          </w:tcPr>
-          <w:p>
-            <w:r>
-              <w:t>barbara.welzel@tu-dortmund.de</w:t>
-            </w:r>
-          </w:p>
-        </w:tc>
-        <w:tc>
-          <w:tcPr>
-            <w:tcW w:w="0" w:type="auto"/>
-            <w:vAlign w:val="center"/>
-          </w:tcPr>
-          <w:p>
-            <w:r>
-              <w:t>2026-03-02</w:t>
-            </w:r>
-          </w:p>
-        </w:tc>
-        <w:tc>
-          <w:tcPr>
-            <w:tcW w:w="0" w:type="auto"/>
-            <w:vAlign w:val="center"/>
-          </w:tcPr>
-          <w:p>
-            <w:r>
-              <w:t>Antwort 2026-03-02: Absage, Verweis an Kollegin Bierbaum</w:t>
-            </w:r>
-          </w:p>
-        </w:tc>
-      </w:tr>
-      <w:tr>
-        <w:tc>
-          <w:tcPr>
-            <w:tcW w:w="0" w:type="auto"/>
-            <w:vAlign w:val="center"/>
-          </w:tcPr>
-          <w:p>
-            <w:r>
-              <w:t>11</w:t>
-            </w:r>
-          </w:p>
-        </w:tc>
-        <w:tc>
-          <w:tcPr>
-            <w:tcW w:w="0" w:type="auto"/>
-            <w:vAlign w:val="center"/>
-          </w:tcPr>
-          <w:p>
-            <w:hyperlink r:id="rId24" w:history="1">
-              <w:r>
-                <w:rPr>
-                  <w:rStyle w:val="Hyperlink"/>
-                </w:rPr>
-                <w:t>Kirsten Lee Bierbaum</w:t>
-              </w:r>
-            </w:hyperlink>
-          </w:p>
-        </w:tc>
-        <w:tc>
-          <w:tcPr>
-            <w:tcW w:w="0" w:type="auto"/>
-            <w:vAlign w:val="center"/>
-          </w:tcPr>
-          <w:p>
-            <w:r>
-              <w:t>16</w:t>
-            </w:r>
-          </w:p>
-        </w:tc>
-        <w:tc>
-          <w:tcPr>
-            <w:tcW w:w="0" w:type="auto"/>
-            <w:vAlign w:val="center"/>
-          </w:tcPr>
-          <w:p>
-            <w:r>
-              <w:t>Kunstwissenschaft</w:t>
-            </w:r>
-          </w:p>
-        </w:tc>
-        <w:tc>
-          <w:tcPr>
-            <w:tcW w:w="0" w:type="auto"/>
-            <w:vAlign w:val="center"/>
-          </w:tcPr>
-          <w:p>
-            <w:r>
-              <w:t>Beforscht die Bedeutung von Bildern, Bildlichkeit, Architektur und Artefakten für die Konstruktion von Identitäten und Gemeinschaft im christlichen Europa vom 13. bis zum 17. Jahrhundert. Darüber hinaus Schwerpunkte zu Visuelle Rhetorik und Affektsteuerung, Betrachteradressierung, Rezeptionsästhetik. Lehre zu Bildern und der Materialität von Bildern.</w:t>
-            </w:r>
-          </w:p>
-        </w:tc>
-        <w:tc>
-          <w:tcPr>
-            <w:tcW w:w="0" w:type="auto"/>
-            <w:vAlign w:val="center"/>
-          </w:tcPr>
-          <w:p>
-            <w:r>
-              <w:t>kirstenlee.bierbaum@tu-dortmund.de</w:t>
-            </w:r>
-          </w:p>
-        </w:tc>
-        <w:tc>
-          <w:tcPr>
-            <w:tcW w:w="0" w:type="auto"/>
-            <w:vAlign w:val="center"/>
-          </w:tcPr>
-          <w:p>
-            <w:r>
-              <w:t>2026-03-02</w:t>
-            </w:r>
-          </w:p>
-        </w:tc>
-        <w:tc>
-          <w:tcPr>
-            <w:tcW w:w="0" w:type="auto"/>
-            <w:vAlign w:val="center"/>
-          </w:tcPr>
-          <w:p>
-            <w:r>
-              <w:t>Antwort 2026-03-04: im Moment keine Zeit, Bitte um erneute Anfrage im Mai 2026</w:t>
-            </w:r>
-          </w:p>
-        </w:tc>
-      </w:tr>
-      <w:tr>
-        <w:tc>
-          <w:tcPr>
-            <w:tcW w:w="0" w:type="auto"/>
-            <w:vAlign w:val="center"/>
-          </w:tcPr>
-          <w:p>
-            <w:r>
-              <w:t>12</w:t>
-            </w:r>
-          </w:p>
-        </w:tc>
-        <w:tc>
-          <w:tcPr>
-            <w:tcW w:w="0" w:type="auto"/>
-            <w:vAlign w:val="center"/>
-          </w:tcPr>
-          <w:p>
-            <w:hyperlink r:id="rId25" w:history="1">
-              <w:r>
-                <w:rPr>
-                  <w:rStyle w:val="Hyperlink"/>
-                </w:rPr>
-                <w:t>Peter Moormann</w:t>
-              </w:r>
-            </w:hyperlink>
-          </w:p>
-        </w:tc>
-        <w:tc>
-          <w:tcPr>
-            <w:tcW w:w="0" w:type="auto"/>
-            <w:vAlign w:val="center"/>
-          </w:tcPr>
-          <w:p>
-            <w:r>
-              <w:t>16</w:t>
-            </w:r>
-          </w:p>
-        </w:tc>
-        <w:tc>
-          <w:tcPr>
-            <w:tcW w:w="0" w:type="auto"/>
-            <w:vAlign w:val="center"/>
-          </w:tcPr>
-          <w:p>
-            <w:r>
-              <w:t>Musik</w:t>
-            </w:r>
-          </w:p>
-        </w:tc>
-        <w:tc>
-          <w:tcPr>
-            <w:tcW w:w="0" w:type="auto"/>
-            <w:vAlign w:val="center"/>
-          </w:tcPr>
-          <w:p>
-            <w:r>
-              <w:t xml:space="preserve">Professor für Musikjournalismus, beforscht </w:t>
-            </w:r>
-            <w:hyperlink r:id="rId26" w:anchor="toc" w:history="1">
-              <w:r>
-                <w:rPr>
-                  <w:rStyle w:val="Hyperlink"/>
-                </w:rPr>
-                <w:t>Musik und Internet</w:t>
-              </w:r>
-            </w:hyperlink>
-            <w:r>
-              <w:t xml:space="preserve"> / Digitale Musikkulturen sowie </w:t>
-            </w:r>
-            <w:hyperlink r:id="rId27" w:history="1">
-              <w:r>
-                <w:rPr>
-                  <w:rStyle w:val="Hyperlink"/>
-                </w:rPr>
-                <w:t>Musik in den sozialen Medien</w:t>
-              </w:r>
-            </w:hyperlink>
-            <w:r>
-              <w:t xml:space="preserve">. Darüber hinaus betreibt Moormann Rezeptionsforschung auf der Grundlage von Korpora (Texten, Audios). FDM-Support </w:t>
-            </w:r>
-            <w:r>
-              <w:lastRenderedPageBreak/>
-              <w:t>könnte anfallen bei technischen, rechtlichen und organisatorischen Aspekten im Umgang mit den Korpusdaten.</w:t>
-            </w:r>
-          </w:p>
-        </w:tc>
-        <w:tc>
-          <w:tcPr>
-            <w:tcW w:w="0" w:type="auto"/>
-            <w:vAlign w:val="center"/>
-          </w:tcPr>
-          <w:p>
-            <w:r>
-              <w:lastRenderedPageBreak/>
-              <w:t>peter.moormann@tu-dortmund.de</w:t>
-            </w:r>
-          </w:p>
-        </w:tc>
-        <w:tc>
-          <w:tcPr>
-            <w:tcW w:w="0" w:type="auto"/>
-            <w:vAlign w:val="center"/>
-          </w:tcPr>
-          <w:p>
-            <w:r>
-              <w:t>2026-03-04</w:t>
-            </w:r>
-          </w:p>
-        </w:tc>
-        <w:tc>
-          <w:tcPr>
-            <w:tcW w:w="0" w:type="auto"/>
-            <w:vAlign w:val="center"/>
-          </w:tcPr>
-          <w:p/>
-        </w:tc>
-      </w:tr>
-      <w:tr>
-        <w:tc>
-          <w:tcPr>
-            <w:tcW w:w="0" w:type="auto"/>
-            <w:vAlign w:val="center"/>
-          </w:tcPr>
-          <w:p>
-            <w:r>
-              <w:t>13</w:t>
-            </w:r>
-          </w:p>
-        </w:tc>
-        <w:tc>
-          <w:tcPr>
-            <w:tcW w:w="0" w:type="auto"/>
-            <w:vAlign w:val="center"/>
-          </w:tcPr>
-          <w:p>
-            <w:hyperlink r:id="rId28" w:history="1">
-              <w:r>
-                <w:rPr>
-                  <w:rStyle w:val="Hyperlink"/>
-                </w:rPr>
-                <w:t>Kader Konu</w:t>
-              </w:r>
-              <w:r>
-                <w:rPr>
-                  <w:rStyle w:val="Hyperlink"/>
-                </w:rPr>
-                <w:t>k</w:t>
-              </w:r>
-            </w:hyperlink>
-          </w:p>
-        </w:tc>
-        <w:tc>
-          <w:tcPr>
-            <w:tcW w:w="0" w:type="auto"/>
+          </w:p>
+        </w:tc>
+        <w:tc>
+          <w:tcPr>
+            <w:tcW w:w="328" w:type="pct"/>
             <w:vAlign w:val="center"/>
           </w:tcPr>
           <w:p>
@@ -1676,25 +2801,25 @@
         </w:tc>
         <w:tc>
           <w:tcPr>
-            <w:tcW w:w="0" w:type="auto"/>
-            <w:vAlign w:val="center"/>
-          </w:tcPr>
-          <w:p>
-            <w:r>
-              <w:t>Germanistik</w:t>
-            </w:r>
-          </w:p>
-        </w:tc>
-        <w:tc>
-          <w:tcPr>
-            <w:tcW w:w="0" w:type="auto"/>
-            <w:vAlign w:val="center"/>
-          </w:tcPr>
-          <w:p>
-            <w:r>
-              <w:t xml:space="preserve">Erforscht deutsch-, englisch- und türkischsprachige Literatur vom 19. Jahrhundert bis zur Gegenwart, betreibt Exilstudien und Migrationsforschung. Hatte 2025 eine umfassende </w:t>
-            </w:r>
-            <w:hyperlink r:id="rId29" w:history="1">
+            <w:tcW w:w="388" w:type="pct"/>
+            <w:vAlign w:val="center"/>
+          </w:tcPr>
+          <w:p>
+            <w:r>
+              <w:t>Journalistik</w:t>
+            </w:r>
+          </w:p>
+        </w:tc>
+        <w:tc>
+          <w:tcPr>
+            <w:tcW w:w="1325" w:type="pct"/>
+            <w:vAlign w:val="center"/>
+          </w:tcPr>
+          <w:p>
+            <w:r>
+              <w:t xml:space="preserve">Geschäftsführerin des Rhine Ruhr Center for Science Communication Research, forscht zu populären Formen und Formaten der Wissenschaftskommunikation, der Vorstellung von Wissenschaft in populären Medien, auch in sozialen Medien. Hatte 2025 eine </w:t>
+            </w:r>
+            <w:hyperlink r:id="rId41" w:history="1">
               <w:r>
                 <w:rPr>
                   <w:rStyle w:val="Hyperlink"/>
@@ -1703,31 +2828,38 @@
               </w:r>
             </w:hyperlink>
             <w:r>
-              <w:t>.</w:t>
-            </w:r>
-          </w:p>
-        </w:tc>
-        <w:tc>
-          <w:tcPr>
-            <w:tcW w:w="0" w:type="auto"/>
-            <w:vAlign w:val="center"/>
-          </w:tcPr>
-          <w:p>
-            <w:r>
-              <w:t>kader.konuk@tu-dortmund.de</w:t>
-            </w:r>
-          </w:p>
-        </w:tc>
-        <w:tc>
-          <w:tcPr>
-            <w:tcW w:w="0" w:type="auto"/>
-            <w:vAlign w:val="center"/>
-          </w:tcPr>
-          <w:p/>
-        </w:tc>
-        <w:tc>
-          <w:tcPr>
-            <w:tcW w:w="0" w:type="auto"/>
+              <w:t xml:space="preserve"> zum Thema Datenmanagementplan.</w:t>
+            </w:r>
+          </w:p>
+        </w:tc>
+        <w:tc>
+          <w:tcPr>
+            <w:tcW w:w="469" w:type="pct"/>
+            <w:vAlign w:val="center"/>
+          </w:tcPr>
+          <w:p>
+            <w:r>
+              <w:t>aleksandra.vujadinovic@tu-dortmund.de</w:t>
+            </w:r>
+          </w:p>
+        </w:tc>
+        <w:tc>
+          <w:tcPr>
+            <w:tcW w:w="274" w:type="pct"/>
+            <w:vAlign w:val="center"/>
+          </w:tcPr>
+          <w:p/>
+        </w:tc>
+        <w:tc>
+          <w:tcPr>
+            <w:tcW w:w="612" w:type="pct"/>
+            <w:vAlign w:val="center"/>
+          </w:tcPr>
+          <w:p/>
+        </w:tc>
+        <w:tc>
+          <w:tcPr>
+            <w:tcW w:w="1029" w:type="pct"/>
             <w:vAlign w:val="center"/>
           </w:tcPr>
           <w:p/>
@@ -1736,96 +2868,67 @@
       <w:tr>
         <w:tc>
           <w:tcPr>
-            <w:tcW w:w="0" w:type="auto"/>
-            <w:vAlign w:val="center"/>
-          </w:tcPr>
-          <w:p>
-            <w:r>
-              <w:t>14</w:t>
-            </w:r>
-          </w:p>
-        </w:tc>
-        <w:tc>
-          <w:tcPr>
-            <w:tcW w:w="0" w:type="auto"/>
-            <w:vAlign w:val="center"/>
-          </w:tcPr>
-          <w:p>
-            <w:hyperlink r:id="rId30" w:history="1">
-              <w:r>
-                <w:rPr>
-                  <w:rStyle w:val="Hyperlink"/>
-                </w:rPr>
-                <w:t>Aleksandra Vujadinovic</w:t>
-              </w:r>
-            </w:hyperlink>
-          </w:p>
-        </w:tc>
-        <w:tc>
-          <w:tcPr>
-            <w:tcW w:w="0" w:type="auto"/>
-            <w:vAlign w:val="center"/>
-          </w:tcPr>
-          <w:p>
-            <w:r>
-              <w:t>15</w:t>
-            </w:r>
-          </w:p>
-        </w:tc>
-        <w:tc>
-          <w:tcPr>
-            <w:tcW w:w="0" w:type="auto"/>
-            <w:vAlign w:val="center"/>
-          </w:tcPr>
-          <w:p>
-            <w:r>
-              <w:t>Journalistik</w:t>
-            </w:r>
-          </w:p>
-        </w:tc>
-        <w:tc>
-          <w:tcPr>
-            <w:tcW w:w="0" w:type="auto"/>
-            <w:vAlign w:val="center"/>
-          </w:tcPr>
-          <w:p>
-            <w:r>
-              <w:t xml:space="preserve">Geschäftsführerin des Rhine Ruhr Center for Science Communication Research, forscht zu populären Formen und Formaten der Wissenschaftskommunikation, der Vorstellung von Wissenschaft in populären Medien, auch in sozialen Medien. Hatte 2025 eine </w:t>
-            </w:r>
-            <w:hyperlink r:id="rId31" w:history="1">
-              <w:r>
-                <w:rPr>
-                  <w:rStyle w:val="Hyperlink"/>
-                </w:rPr>
-                <w:t>FDM-Beratung</w:t>
-              </w:r>
-            </w:hyperlink>
-            <w:r>
-              <w:t xml:space="preserve"> zum Thema Datenmanagementplan.</w:t>
-            </w:r>
-          </w:p>
-        </w:tc>
-        <w:tc>
-          <w:tcPr>
-            <w:tcW w:w="0" w:type="auto"/>
-            <w:vAlign w:val="center"/>
-          </w:tcPr>
-          <w:p>
-            <w:r>
-              <w:t>aleksandra.vujadinovic@tu-dortmund.de</w:t>
-            </w:r>
-          </w:p>
-        </w:tc>
-        <w:tc>
-          <w:tcPr>
-            <w:tcW w:w="0" w:type="auto"/>
-            <w:vAlign w:val="center"/>
-          </w:tcPr>
-          <w:p/>
-        </w:tc>
-        <w:tc>
-          <w:tcPr>
-            <w:tcW w:w="0" w:type="auto"/>
+            <w:tcW w:w="146" w:type="pct"/>
+            <w:vAlign w:val="center"/>
+          </w:tcPr>
+          <w:p>
+            <w:r>
+              <w:t>23</w:t>
+            </w:r>
+          </w:p>
+        </w:tc>
+        <w:tc>
+          <w:tcPr>
+            <w:tcW w:w="429" w:type="pct"/>
+            <w:vAlign w:val="center"/>
+          </w:tcPr>
+          <w:p/>
+        </w:tc>
+        <w:tc>
+          <w:tcPr>
+            <w:tcW w:w="328" w:type="pct"/>
+            <w:vAlign w:val="center"/>
+          </w:tcPr>
+          <w:p/>
+        </w:tc>
+        <w:tc>
+          <w:tcPr>
+            <w:tcW w:w="388" w:type="pct"/>
+            <w:vAlign w:val="center"/>
+          </w:tcPr>
+          <w:p/>
+        </w:tc>
+        <w:tc>
+          <w:tcPr>
+            <w:tcW w:w="1325" w:type="pct"/>
+            <w:vAlign w:val="center"/>
+          </w:tcPr>
+          <w:p/>
+        </w:tc>
+        <w:tc>
+          <w:tcPr>
+            <w:tcW w:w="469" w:type="pct"/>
+            <w:vAlign w:val="center"/>
+          </w:tcPr>
+          <w:p/>
+        </w:tc>
+        <w:tc>
+          <w:tcPr>
+            <w:tcW w:w="274" w:type="pct"/>
+            <w:vAlign w:val="center"/>
+          </w:tcPr>
+          <w:p/>
+        </w:tc>
+        <w:tc>
+          <w:tcPr>
+            <w:tcW w:w="612" w:type="pct"/>
+            <w:vAlign w:val="center"/>
+          </w:tcPr>
+          <w:p/>
+        </w:tc>
+        <w:tc>
+          <w:tcPr>
+            <w:tcW w:w="1029" w:type="pct"/>
             <w:vAlign w:val="center"/>
           </w:tcPr>
           <w:p/>
@@ -1834,107 +2937,67 @@
       <w:tr>
         <w:tc>
           <w:tcPr>
-            <w:tcW w:w="0" w:type="auto"/>
-            <w:vAlign w:val="center"/>
-          </w:tcPr>
-          <w:p>
-            <w:r>
-              <w:t>15</w:t>
-            </w:r>
-          </w:p>
-        </w:tc>
-        <w:tc>
-          <w:tcPr>
-            <w:tcW w:w="0" w:type="auto"/>
-            <w:vAlign w:val="center"/>
-          </w:tcPr>
-          <w:p>
-            <w:hyperlink r:id="rId32" w:history="1">
-              <w:r>
-                <w:rPr>
-                  <w:rStyle w:val="Hyperlink"/>
-                </w:rPr>
-                <w:t>Johanna Lategahn</w:t>
-              </w:r>
-            </w:hyperlink>
-          </w:p>
-        </w:tc>
-        <w:tc>
-          <w:tcPr>
-            <w:tcW w:w="0" w:type="auto"/>
-            <w:vAlign w:val="center"/>
-          </w:tcPr>
-          <w:p>
-            <w:r>
-              <w:t>15</w:t>
-            </w:r>
-          </w:p>
-        </w:tc>
-        <w:tc>
-          <w:tcPr>
-            <w:tcW w:w="0" w:type="auto"/>
-            <w:vAlign w:val="center"/>
-          </w:tcPr>
-          <w:p>
-            <w:r>
-              <w:t>Germanistik</w:t>
-            </w:r>
-          </w:p>
-        </w:tc>
-        <w:tc>
-          <w:tcPr>
-            <w:tcW w:w="0" w:type="auto"/>
-            <w:vAlign w:val="center"/>
-          </w:tcPr>
-          <w:p>
-            <w:r>
-              <w:t>Betreibt Mediendidaktische Forschung zum politischen Bewusstsein von Kindern. Sie ist Mitglied im Projekt </w:t>
-            </w:r>
-            <w:hyperlink r:id="rId33" w:history="1">
-              <w:r>
-                <w:rPr>
-                  <w:rStyle w:val="Hyperlink"/>
-                </w:rPr>
-                <w:t>DigiNICs</w:t>
-              </w:r>
-            </w:hyperlink>
-            <w:r>
-              <w:t xml:space="preserve"> (Digital gestützte Networked Improvement Communities zur Stärkung digitaler Souveränität in den Fächern sprachlicher Bildung) zur verbesserten Integration digitaler Werkzeuge im Sprachunterricht sowie im Teilprojekt </w:t>
-            </w:r>
-            <w:hyperlink r:id="rId34" w:history="1">
-              <w:r>
-                <w:rPr>
-                  <w:rStyle w:val="Hyperlink"/>
-                </w:rPr>
-                <w:t>DigiDiv Deutsch</w:t>
-              </w:r>
-            </w:hyperlink>
-            <w:r>
-              <w:t xml:space="preserve"> zu Erwerb und Vermittlung von Lesekompetenzen für digitale Textsorten und Kommunikationsformen im Schulkontext.</w:t>
-            </w:r>
-          </w:p>
-        </w:tc>
-        <w:tc>
-          <w:tcPr>
-            <w:tcW w:w="0" w:type="auto"/>
-            <w:vAlign w:val="center"/>
-          </w:tcPr>
-          <w:p>
-            <w:r>
-              <w:t>johanna.lategahn@tu-dortmund.de</w:t>
-            </w:r>
-          </w:p>
-        </w:tc>
-        <w:tc>
-          <w:tcPr>
-            <w:tcW w:w="0" w:type="auto"/>
-            <w:vAlign w:val="center"/>
-          </w:tcPr>
-          <w:p/>
-        </w:tc>
-        <w:tc>
-          <w:tcPr>
-            <w:tcW w:w="0" w:type="auto"/>
+            <w:tcW w:w="146" w:type="pct"/>
+            <w:vAlign w:val="center"/>
+          </w:tcPr>
+          <w:p>
+            <w:r>
+              <w:t>24</w:t>
+            </w:r>
+          </w:p>
+        </w:tc>
+        <w:tc>
+          <w:tcPr>
+            <w:tcW w:w="429" w:type="pct"/>
+            <w:vAlign w:val="center"/>
+          </w:tcPr>
+          <w:p/>
+        </w:tc>
+        <w:tc>
+          <w:tcPr>
+            <w:tcW w:w="328" w:type="pct"/>
+            <w:vAlign w:val="center"/>
+          </w:tcPr>
+          <w:p/>
+        </w:tc>
+        <w:tc>
+          <w:tcPr>
+            <w:tcW w:w="388" w:type="pct"/>
+            <w:vAlign w:val="center"/>
+          </w:tcPr>
+          <w:p/>
+        </w:tc>
+        <w:tc>
+          <w:tcPr>
+            <w:tcW w:w="1325" w:type="pct"/>
+            <w:vAlign w:val="center"/>
+          </w:tcPr>
+          <w:p/>
+        </w:tc>
+        <w:tc>
+          <w:tcPr>
+            <w:tcW w:w="469" w:type="pct"/>
+            <w:vAlign w:val="center"/>
+          </w:tcPr>
+          <w:p/>
+        </w:tc>
+        <w:tc>
+          <w:tcPr>
+            <w:tcW w:w="274" w:type="pct"/>
+            <w:vAlign w:val="center"/>
+          </w:tcPr>
+          <w:p/>
+        </w:tc>
+        <w:tc>
+          <w:tcPr>
+            <w:tcW w:w="612" w:type="pct"/>
+            <w:vAlign w:val="center"/>
+          </w:tcPr>
+          <w:p/>
+        </w:tc>
+        <w:tc>
+          <w:tcPr>
+            <w:tcW w:w="1029" w:type="pct"/>
             <w:vAlign w:val="center"/>
           </w:tcPr>
           <w:p/>
@@ -1943,60 +3006,67 @@
       <w:tr>
         <w:tc>
           <w:tcPr>
-            <w:tcW w:w="0" w:type="auto"/>
-            <w:vAlign w:val="center"/>
-          </w:tcPr>
-          <w:p>
-            <w:r>
-              <w:t>16</w:t>
-            </w:r>
-          </w:p>
-        </w:tc>
-        <w:tc>
-          <w:tcPr>
-            <w:tcW w:w="0" w:type="auto"/>
-            <w:vAlign w:val="center"/>
-          </w:tcPr>
-          <w:p/>
-        </w:tc>
-        <w:tc>
-          <w:tcPr>
-            <w:tcW w:w="0" w:type="auto"/>
-            <w:vAlign w:val="center"/>
-          </w:tcPr>
-          <w:p/>
-        </w:tc>
-        <w:tc>
-          <w:tcPr>
-            <w:tcW w:w="0" w:type="auto"/>
-            <w:vAlign w:val="center"/>
-          </w:tcPr>
-          <w:p/>
-        </w:tc>
-        <w:tc>
-          <w:tcPr>
-            <w:tcW w:w="0" w:type="auto"/>
-            <w:vAlign w:val="center"/>
-          </w:tcPr>
-          <w:p/>
-        </w:tc>
-        <w:tc>
-          <w:tcPr>
-            <w:tcW w:w="0" w:type="auto"/>
-            <w:vAlign w:val="center"/>
-          </w:tcPr>
-          <w:p/>
-        </w:tc>
-        <w:tc>
-          <w:tcPr>
-            <w:tcW w:w="0" w:type="auto"/>
-            <w:vAlign w:val="center"/>
-          </w:tcPr>
-          <w:p/>
-        </w:tc>
-        <w:tc>
-          <w:tcPr>
-            <w:tcW w:w="0" w:type="auto"/>
+            <w:tcW w:w="146" w:type="pct"/>
+            <w:vAlign w:val="center"/>
+          </w:tcPr>
+          <w:p>
+            <w:r>
+              <w:t>25</w:t>
+            </w:r>
+          </w:p>
+        </w:tc>
+        <w:tc>
+          <w:tcPr>
+            <w:tcW w:w="429" w:type="pct"/>
+            <w:vAlign w:val="center"/>
+          </w:tcPr>
+          <w:p/>
+        </w:tc>
+        <w:tc>
+          <w:tcPr>
+            <w:tcW w:w="328" w:type="pct"/>
+            <w:vAlign w:val="center"/>
+          </w:tcPr>
+          <w:p/>
+        </w:tc>
+        <w:tc>
+          <w:tcPr>
+            <w:tcW w:w="388" w:type="pct"/>
+            <w:vAlign w:val="center"/>
+          </w:tcPr>
+          <w:p/>
+        </w:tc>
+        <w:tc>
+          <w:tcPr>
+            <w:tcW w:w="1325" w:type="pct"/>
+            <w:vAlign w:val="center"/>
+          </w:tcPr>
+          <w:p/>
+        </w:tc>
+        <w:tc>
+          <w:tcPr>
+            <w:tcW w:w="469" w:type="pct"/>
+            <w:vAlign w:val="center"/>
+          </w:tcPr>
+          <w:p/>
+        </w:tc>
+        <w:tc>
+          <w:tcPr>
+            <w:tcW w:w="274" w:type="pct"/>
+            <w:vAlign w:val="center"/>
+          </w:tcPr>
+          <w:p/>
+        </w:tc>
+        <w:tc>
+          <w:tcPr>
+            <w:tcW w:w="612" w:type="pct"/>
+            <w:vAlign w:val="center"/>
+          </w:tcPr>
+          <w:p/>
+        </w:tc>
+        <w:tc>
+          <w:tcPr>
+            <w:tcW w:w="1029" w:type="pct"/>
             <w:vAlign w:val="center"/>
           </w:tcPr>
           <w:p/>
@@ -2005,60 +3075,67 @@
       <w:tr>
         <w:tc>
           <w:tcPr>
-            <w:tcW w:w="0" w:type="auto"/>
-            <w:vAlign w:val="center"/>
-          </w:tcPr>
-          <w:p>
-            <w:r>
-              <w:t>17</w:t>
-            </w:r>
-          </w:p>
-        </w:tc>
-        <w:tc>
-          <w:tcPr>
-            <w:tcW w:w="0" w:type="auto"/>
-            <w:vAlign w:val="center"/>
-          </w:tcPr>
-          <w:p/>
-        </w:tc>
-        <w:tc>
-          <w:tcPr>
-            <w:tcW w:w="0" w:type="auto"/>
-            <w:vAlign w:val="center"/>
-          </w:tcPr>
-          <w:p/>
-        </w:tc>
-        <w:tc>
-          <w:tcPr>
-            <w:tcW w:w="0" w:type="auto"/>
-            <w:vAlign w:val="center"/>
-          </w:tcPr>
-          <w:p/>
-        </w:tc>
-        <w:tc>
-          <w:tcPr>
-            <w:tcW w:w="0" w:type="auto"/>
-            <w:vAlign w:val="center"/>
-          </w:tcPr>
-          <w:p/>
-        </w:tc>
-        <w:tc>
-          <w:tcPr>
-            <w:tcW w:w="0" w:type="auto"/>
-            <w:vAlign w:val="center"/>
-          </w:tcPr>
-          <w:p/>
-        </w:tc>
-        <w:tc>
-          <w:tcPr>
-            <w:tcW w:w="0" w:type="auto"/>
-            <w:vAlign w:val="center"/>
-          </w:tcPr>
-          <w:p/>
-        </w:tc>
-        <w:tc>
-          <w:tcPr>
-            <w:tcW w:w="0" w:type="auto"/>
+            <w:tcW w:w="146" w:type="pct"/>
+            <w:vAlign w:val="center"/>
+          </w:tcPr>
+          <w:p>
+            <w:r>
+              <w:t>26</w:t>
+            </w:r>
+          </w:p>
+        </w:tc>
+        <w:tc>
+          <w:tcPr>
+            <w:tcW w:w="429" w:type="pct"/>
+            <w:vAlign w:val="center"/>
+          </w:tcPr>
+          <w:p/>
+        </w:tc>
+        <w:tc>
+          <w:tcPr>
+            <w:tcW w:w="328" w:type="pct"/>
+            <w:vAlign w:val="center"/>
+          </w:tcPr>
+          <w:p/>
+        </w:tc>
+        <w:tc>
+          <w:tcPr>
+            <w:tcW w:w="388" w:type="pct"/>
+            <w:vAlign w:val="center"/>
+          </w:tcPr>
+          <w:p/>
+        </w:tc>
+        <w:tc>
+          <w:tcPr>
+            <w:tcW w:w="1325" w:type="pct"/>
+            <w:vAlign w:val="center"/>
+          </w:tcPr>
+          <w:p/>
+        </w:tc>
+        <w:tc>
+          <w:tcPr>
+            <w:tcW w:w="469" w:type="pct"/>
+            <w:vAlign w:val="center"/>
+          </w:tcPr>
+          <w:p/>
+        </w:tc>
+        <w:tc>
+          <w:tcPr>
+            <w:tcW w:w="274" w:type="pct"/>
+            <w:vAlign w:val="center"/>
+          </w:tcPr>
+          <w:p/>
+        </w:tc>
+        <w:tc>
+          <w:tcPr>
+            <w:tcW w:w="612" w:type="pct"/>
+            <w:vAlign w:val="center"/>
+          </w:tcPr>
+          <w:p/>
+        </w:tc>
+        <w:tc>
+          <w:tcPr>
+            <w:tcW w:w="1029" w:type="pct"/>
             <w:vAlign w:val="center"/>
           </w:tcPr>
           <w:p/>
@@ -2067,60 +3144,67 @@
       <w:tr>
         <w:tc>
           <w:tcPr>
-            <w:tcW w:w="0" w:type="auto"/>
-            <w:vAlign w:val="center"/>
-          </w:tcPr>
-          <w:p>
-            <w:r>
-              <w:t>18</w:t>
-            </w:r>
-          </w:p>
-        </w:tc>
-        <w:tc>
-          <w:tcPr>
-            <w:tcW w:w="0" w:type="auto"/>
-            <w:vAlign w:val="center"/>
-          </w:tcPr>
-          <w:p/>
-        </w:tc>
-        <w:tc>
-          <w:tcPr>
-            <w:tcW w:w="0" w:type="auto"/>
-            <w:vAlign w:val="center"/>
-          </w:tcPr>
-          <w:p/>
-        </w:tc>
-        <w:tc>
-          <w:tcPr>
-            <w:tcW w:w="0" w:type="auto"/>
-            <w:vAlign w:val="center"/>
-          </w:tcPr>
-          <w:p/>
-        </w:tc>
-        <w:tc>
-          <w:tcPr>
-            <w:tcW w:w="0" w:type="auto"/>
-            <w:vAlign w:val="center"/>
-          </w:tcPr>
-          <w:p/>
-        </w:tc>
-        <w:tc>
-          <w:tcPr>
-            <w:tcW w:w="0" w:type="auto"/>
-            <w:vAlign w:val="center"/>
-          </w:tcPr>
-          <w:p/>
-        </w:tc>
-        <w:tc>
-          <w:tcPr>
-            <w:tcW w:w="0" w:type="auto"/>
-            <w:vAlign w:val="center"/>
-          </w:tcPr>
-          <w:p/>
-        </w:tc>
-        <w:tc>
-          <w:tcPr>
-            <w:tcW w:w="0" w:type="auto"/>
+            <w:tcW w:w="146" w:type="pct"/>
+            <w:vAlign w:val="center"/>
+          </w:tcPr>
+          <w:p>
+            <w:r>
+              <w:t>27</w:t>
+            </w:r>
+          </w:p>
+        </w:tc>
+        <w:tc>
+          <w:tcPr>
+            <w:tcW w:w="429" w:type="pct"/>
+            <w:vAlign w:val="center"/>
+          </w:tcPr>
+          <w:p/>
+        </w:tc>
+        <w:tc>
+          <w:tcPr>
+            <w:tcW w:w="328" w:type="pct"/>
+            <w:vAlign w:val="center"/>
+          </w:tcPr>
+          <w:p/>
+        </w:tc>
+        <w:tc>
+          <w:tcPr>
+            <w:tcW w:w="388" w:type="pct"/>
+            <w:vAlign w:val="center"/>
+          </w:tcPr>
+          <w:p/>
+        </w:tc>
+        <w:tc>
+          <w:tcPr>
+            <w:tcW w:w="1325" w:type="pct"/>
+            <w:vAlign w:val="center"/>
+          </w:tcPr>
+          <w:p/>
+        </w:tc>
+        <w:tc>
+          <w:tcPr>
+            <w:tcW w:w="469" w:type="pct"/>
+            <w:vAlign w:val="center"/>
+          </w:tcPr>
+          <w:p/>
+        </w:tc>
+        <w:tc>
+          <w:tcPr>
+            <w:tcW w:w="274" w:type="pct"/>
+            <w:vAlign w:val="center"/>
+          </w:tcPr>
+          <w:p/>
+        </w:tc>
+        <w:tc>
+          <w:tcPr>
+            <w:tcW w:w="612" w:type="pct"/>
+            <w:vAlign w:val="center"/>
+          </w:tcPr>
+          <w:p/>
+        </w:tc>
+        <w:tc>
+          <w:tcPr>
+            <w:tcW w:w="1029" w:type="pct"/>
             <w:vAlign w:val="center"/>
           </w:tcPr>
           <w:p/>
@@ -2129,60 +3213,67 @@
       <w:tr>
         <w:tc>
           <w:tcPr>
-            <w:tcW w:w="0" w:type="auto"/>
-            <w:vAlign w:val="center"/>
-          </w:tcPr>
-          <w:p>
-            <w:r>
-              <w:t>19</w:t>
-            </w:r>
-          </w:p>
-        </w:tc>
-        <w:tc>
-          <w:tcPr>
-            <w:tcW w:w="0" w:type="auto"/>
-            <w:vAlign w:val="center"/>
-          </w:tcPr>
-          <w:p/>
-        </w:tc>
-        <w:tc>
-          <w:tcPr>
-            <w:tcW w:w="0" w:type="auto"/>
-            <w:vAlign w:val="center"/>
-          </w:tcPr>
-          <w:p/>
-        </w:tc>
-        <w:tc>
-          <w:tcPr>
-            <w:tcW w:w="0" w:type="auto"/>
-            <w:vAlign w:val="center"/>
-          </w:tcPr>
-          <w:p/>
-        </w:tc>
-        <w:tc>
-          <w:tcPr>
-            <w:tcW w:w="0" w:type="auto"/>
-            <w:vAlign w:val="center"/>
-          </w:tcPr>
-          <w:p/>
-        </w:tc>
-        <w:tc>
-          <w:tcPr>
-            <w:tcW w:w="0" w:type="auto"/>
-            <w:vAlign w:val="center"/>
-          </w:tcPr>
-          <w:p/>
-        </w:tc>
-        <w:tc>
-          <w:tcPr>
-            <w:tcW w:w="0" w:type="auto"/>
-            <w:vAlign w:val="center"/>
-          </w:tcPr>
-          <w:p/>
-        </w:tc>
-        <w:tc>
-          <w:tcPr>
-            <w:tcW w:w="0" w:type="auto"/>
+            <w:tcW w:w="146" w:type="pct"/>
+            <w:vAlign w:val="center"/>
+          </w:tcPr>
+          <w:p>
+            <w:r>
+              <w:t>28</w:t>
+            </w:r>
+          </w:p>
+        </w:tc>
+        <w:tc>
+          <w:tcPr>
+            <w:tcW w:w="429" w:type="pct"/>
+            <w:vAlign w:val="center"/>
+          </w:tcPr>
+          <w:p/>
+        </w:tc>
+        <w:tc>
+          <w:tcPr>
+            <w:tcW w:w="328" w:type="pct"/>
+            <w:vAlign w:val="center"/>
+          </w:tcPr>
+          <w:p/>
+        </w:tc>
+        <w:tc>
+          <w:tcPr>
+            <w:tcW w:w="388" w:type="pct"/>
+            <w:vAlign w:val="center"/>
+          </w:tcPr>
+          <w:p/>
+        </w:tc>
+        <w:tc>
+          <w:tcPr>
+            <w:tcW w:w="1325" w:type="pct"/>
+            <w:vAlign w:val="center"/>
+          </w:tcPr>
+          <w:p/>
+        </w:tc>
+        <w:tc>
+          <w:tcPr>
+            <w:tcW w:w="469" w:type="pct"/>
+            <w:vAlign w:val="center"/>
+          </w:tcPr>
+          <w:p/>
+        </w:tc>
+        <w:tc>
+          <w:tcPr>
+            <w:tcW w:w="274" w:type="pct"/>
+            <w:vAlign w:val="center"/>
+          </w:tcPr>
+          <w:p/>
+        </w:tc>
+        <w:tc>
+          <w:tcPr>
+            <w:tcW w:w="612" w:type="pct"/>
+            <w:vAlign w:val="center"/>
+          </w:tcPr>
+          <w:p/>
+        </w:tc>
+        <w:tc>
+          <w:tcPr>
+            <w:tcW w:w="1029" w:type="pct"/>
             <w:vAlign w:val="center"/>
           </w:tcPr>
           <w:p/>
@@ -2191,60 +3282,331 @@
       <w:tr>
         <w:tc>
           <w:tcPr>
-            <w:tcW w:w="0" w:type="auto"/>
-            <w:vAlign w:val="center"/>
-          </w:tcPr>
-          <w:p>
-            <w:r>
-              <w:t>20</w:t>
-            </w:r>
-          </w:p>
-        </w:tc>
-        <w:tc>
-          <w:tcPr>
-            <w:tcW w:w="0" w:type="auto"/>
-            <w:vAlign w:val="center"/>
-          </w:tcPr>
-          <w:p/>
-        </w:tc>
-        <w:tc>
-          <w:tcPr>
-            <w:tcW w:w="0" w:type="auto"/>
-            <w:vAlign w:val="center"/>
-          </w:tcPr>
-          <w:p/>
-        </w:tc>
-        <w:tc>
-          <w:tcPr>
-            <w:tcW w:w="0" w:type="auto"/>
-            <w:vAlign w:val="center"/>
-          </w:tcPr>
-          <w:p/>
-        </w:tc>
-        <w:tc>
-          <w:tcPr>
-            <w:tcW w:w="0" w:type="auto"/>
-            <w:vAlign w:val="center"/>
-          </w:tcPr>
-          <w:p/>
-        </w:tc>
-        <w:tc>
-          <w:tcPr>
-            <w:tcW w:w="0" w:type="auto"/>
-            <w:vAlign w:val="center"/>
-          </w:tcPr>
-          <w:p/>
-        </w:tc>
-        <w:tc>
-          <w:tcPr>
-            <w:tcW w:w="0" w:type="auto"/>
-            <w:vAlign w:val="center"/>
-          </w:tcPr>
-          <w:p/>
-        </w:tc>
-        <w:tc>
-          <w:tcPr>
-            <w:tcW w:w="0" w:type="auto"/>
+            <w:tcW w:w="146" w:type="pct"/>
+            <w:vAlign w:val="center"/>
+          </w:tcPr>
+          <w:p>
+            <w:r>
+              <w:t>29</w:t>
+            </w:r>
+          </w:p>
+        </w:tc>
+        <w:tc>
+          <w:tcPr>
+            <w:tcW w:w="429" w:type="pct"/>
+            <w:vAlign w:val="center"/>
+          </w:tcPr>
+          <w:p/>
+        </w:tc>
+        <w:tc>
+          <w:tcPr>
+            <w:tcW w:w="328" w:type="pct"/>
+            <w:vAlign w:val="center"/>
+          </w:tcPr>
+          <w:p/>
+        </w:tc>
+        <w:tc>
+          <w:tcPr>
+            <w:tcW w:w="388" w:type="pct"/>
+            <w:vAlign w:val="center"/>
+          </w:tcPr>
+          <w:p/>
+        </w:tc>
+        <w:tc>
+          <w:tcPr>
+            <w:tcW w:w="1325" w:type="pct"/>
+            <w:vAlign w:val="center"/>
+          </w:tcPr>
+          <w:p/>
+        </w:tc>
+        <w:tc>
+          <w:tcPr>
+            <w:tcW w:w="469" w:type="pct"/>
+            <w:vAlign w:val="center"/>
+          </w:tcPr>
+          <w:p/>
+        </w:tc>
+        <w:tc>
+          <w:tcPr>
+            <w:tcW w:w="274" w:type="pct"/>
+            <w:vAlign w:val="center"/>
+          </w:tcPr>
+          <w:p/>
+        </w:tc>
+        <w:tc>
+          <w:tcPr>
+            <w:tcW w:w="612" w:type="pct"/>
+            <w:vAlign w:val="center"/>
+          </w:tcPr>
+          <w:p/>
+        </w:tc>
+        <w:tc>
+          <w:tcPr>
+            <w:tcW w:w="1029" w:type="pct"/>
+            <w:vAlign w:val="center"/>
+          </w:tcPr>
+          <w:p/>
+        </w:tc>
+      </w:tr>
+      <w:tr>
+        <w:tc>
+          <w:tcPr>
+            <w:tcW w:w="146" w:type="pct"/>
+            <w:vAlign w:val="center"/>
+          </w:tcPr>
+          <w:p>
+            <w:r>
+              <w:t>30</w:t>
+            </w:r>
+          </w:p>
+        </w:tc>
+        <w:tc>
+          <w:tcPr>
+            <w:tcW w:w="429" w:type="pct"/>
+            <w:vAlign w:val="center"/>
+          </w:tcPr>
+          <w:p/>
+        </w:tc>
+        <w:tc>
+          <w:tcPr>
+            <w:tcW w:w="328" w:type="pct"/>
+            <w:vAlign w:val="center"/>
+          </w:tcPr>
+          <w:p/>
+        </w:tc>
+        <w:tc>
+          <w:tcPr>
+            <w:tcW w:w="388" w:type="pct"/>
+            <w:vAlign w:val="center"/>
+          </w:tcPr>
+          <w:p/>
+        </w:tc>
+        <w:tc>
+          <w:tcPr>
+            <w:tcW w:w="1325" w:type="pct"/>
+            <w:vAlign w:val="center"/>
+          </w:tcPr>
+          <w:p/>
+        </w:tc>
+        <w:tc>
+          <w:tcPr>
+            <w:tcW w:w="469" w:type="pct"/>
+            <w:vAlign w:val="center"/>
+          </w:tcPr>
+          <w:p/>
+        </w:tc>
+        <w:tc>
+          <w:tcPr>
+            <w:tcW w:w="274" w:type="pct"/>
+            <w:vAlign w:val="center"/>
+          </w:tcPr>
+          <w:p/>
+        </w:tc>
+        <w:tc>
+          <w:tcPr>
+            <w:tcW w:w="612" w:type="pct"/>
+            <w:vAlign w:val="center"/>
+          </w:tcPr>
+          <w:p/>
+        </w:tc>
+        <w:tc>
+          <w:tcPr>
+            <w:tcW w:w="1029" w:type="pct"/>
+            <w:vAlign w:val="center"/>
+          </w:tcPr>
+          <w:p/>
+        </w:tc>
+      </w:tr>
+      <w:tr>
+        <w:tc>
+          <w:tcPr>
+            <w:tcW w:w="146" w:type="pct"/>
+            <w:vAlign w:val="center"/>
+          </w:tcPr>
+          <w:p/>
+        </w:tc>
+        <w:tc>
+          <w:tcPr>
+            <w:tcW w:w="429" w:type="pct"/>
+            <w:vAlign w:val="center"/>
+          </w:tcPr>
+          <w:p/>
+        </w:tc>
+        <w:tc>
+          <w:tcPr>
+            <w:tcW w:w="328" w:type="pct"/>
+            <w:vAlign w:val="center"/>
+          </w:tcPr>
+          <w:p/>
+        </w:tc>
+        <w:tc>
+          <w:tcPr>
+            <w:tcW w:w="388" w:type="pct"/>
+            <w:vAlign w:val="center"/>
+          </w:tcPr>
+          <w:p/>
+        </w:tc>
+        <w:tc>
+          <w:tcPr>
+            <w:tcW w:w="1325" w:type="pct"/>
+            <w:vAlign w:val="center"/>
+          </w:tcPr>
+          <w:p/>
+        </w:tc>
+        <w:tc>
+          <w:tcPr>
+            <w:tcW w:w="469" w:type="pct"/>
+            <w:vAlign w:val="center"/>
+          </w:tcPr>
+          <w:p/>
+        </w:tc>
+        <w:tc>
+          <w:tcPr>
+            <w:tcW w:w="274" w:type="pct"/>
+            <w:vAlign w:val="center"/>
+          </w:tcPr>
+          <w:p/>
+        </w:tc>
+        <w:tc>
+          <w:tcPr>
+            <w:tcW w:w="612" w:type="pct"/>
+            <w:vAlign w:val="center"/>
+          </w:tcPr>
+          <w:p/>
+        </w:tc>
+        <w:tc>
+          <w:tcPr>
+            <w:tcW w:w="1029" w:type="pct"/>
+            <w:vAlign w:val="center"/>
+          </w:tcPr>
+          <w:p/>
+        </w:tc>
+      </w:tr>
+      <w:tr>
+        <w:tc>
+          <w:tcPr>
+            <w:tcW w:w="146" w:type="pct"/>
+            <w:vAlign w:val="center"/>
+          </w:tcPr>
+          <w:p/>
+        </w:tc>
+        <w:tc>
+          <w:tcPr>
+            <w:tcW w:w="429" w:type="pct"/>
+            <w:vAlign w:val="center"/>
+          </w:tcPr>
+          <w:p/>
+        </w:tc>
+        <w:tc>
+          <w:tcPr>
+            <w:tcW w:w="328" w:type="pct"/>
+            <w:vAlign w:val="center"/>
+          </w:tcPr>
+          <w:p/>
+        </w:tc>
+        <w:tc>
+          <w:tcPr>
+            <w:tcW w:w="388" w:type="pct"/>
+            <w:vAlign w:val="center"/>
+          </w:tcPr>
+          <w:p/>
+        </w:tc>
+        <w:tc>
+          <w:tcPr>
+            <w:tcW w:w="1325" w:type="pct"/>
+            <w:vAlign w:val="center"/>
+          </w:tcPr>
+          <w:p/>
+        </w:tc>
+        <w:tc>
+          <w:tcPr>
+            <w:tcW w:w="469" w:type="pct"/>
+            <w:vAlign w:val="center"/>
+          </w:tcPr>
+          <w:p/>
+        </w:tc>
+        <w:tc>
+          <w:tcPr>
+            <w:tcW w:w="274" w:type="pct"/>
+            <w:vAlign w:val="center"/>
+          </w:tcPr>
+          <w:p/>
+        </w:tc>
+        <w:tc>
+          <w:tcPr>
+            <w:tcW w:w="612" w:type="pct"/>
+            <w:vAlign w:val="center"/>
+          </w:tcPr>
+          <w:p/>
+        </w:tc>
+        <w:tc>
+          <w:tcPr>
+            <w:tcW w:w="1029" w:type="pct"/>
+            <w:vAlign w:val="center"/>
+          </w:tcPr>
+          <w:p/>
+        </w:tc>
+      </w:tr>
+      <w:tr>
+        <w:tc>
+          <w:tcPr>
+            <w:tcW w:w="146" w:type="pct"/>
+            <w:vAlign w:val="center"/>
+          </w:tcPr>
+          <w:p/>
+        </w:tc>
+        <w:tc>
+          <w:tcPr>
+            <w:tcW w:w="429" w:type="pct"/>
+            <w:vAlign w:val="center"/>
+          </w:tcPr>
+          <w:p/>
+        </w:tc>
+        <w:tc>
+          <w:tcPr>
+            <w:tcW w:w="328" w:type="pct"/>
+            <w:vAlign w:val="center"/>
+          </w:tcPr>
+          <w:p/>
+        </w:tc>
+        <w:tc>
+          <w:tcPr>
+            <w:tcW w:w="388" w:type="pct"/>
+            <w:vAlign w:val="center"/>
+          </w:tcPr>
+          <w:p/>
+        </w:tc>
+        <w:tc>
+          <w:tcPr>
+            <w:tcW w:w="1325" w:type="pct"/>
+            <w:vAlign w:val="center"/>
+          </w:tcPr>
+          <w:p/>
+        </w:tc>
+        <w:tc>
+          <w:tcPr>
+            <w:tcW w:w="469" w:type="pct"/>
+            <w:vAlign w:val="center"/>
+          </w:tcPr>
+          <w:p/>
+        </w:tc>
+        <w:tc>
+          <w:tcPr>
+            <w:tcW w:w="274" w:type="pct"/>
+            <w:vAlign w:val="center"/>
+          </w:tcPr>
+          <w:p/>
+        </w:tc>
+        <w:tc>
+          <w:tcPr>
+            <w:tcW w:w="612" w:type="pct"/>
+            <w:vAlign w:val="center"/>
+          </w:tcPr>
+          <w:p/>
+        </w:tc>
+        <w:tc>
+          <w:tcPr>
+            <w:tcW w:w="1029" w:type="pct"/>
             <w:vAlign w:val="center"/>
           </w:tcPr>
           <w:p/>
@@ -2253,8 +3615,8 @@
     </w:tbl>
     <w:p/>
     <w:sectPr>
-      <w:pgSz w:w="23808" w:h="16840" w:orient="landscape" w:code="8"/>
-      <w:pgMar w:top="1418" w:right="1418" w:bottom="1418" w:left="1134" w:header="709" w:footer="709" w:gutter="0"/>
+      <w:pgSz w:w="31185" w:h="28180" w:orient="landscape" w:code="8"/>
+      <w:pgMar w:top="1134" w:right="1418" w:bottom="7966" w:left="851" w:header="709" w:footer="709" w:gutter="0"/>
       <w:cols w:space="708"/>
       <w:docGrid w:linePitch="360"/>
     </w:sectPr>
@@ -2657,17 +4019,17 @@
     <w:lsdException w:name="Unresolved Mention" w:semiHidden="1" w:unhideWhenUsed="1"/>
     <w:lsdException w:name="Smart Link" w:semiHidden="1" w:unhideWhenUsed="1"/>
   </w:latentStyles>
-  <w:style w:type="paragraph" w:default="1" w:styleId="Standard">
+  <w:style w:type="paragraph" w:default="1" w:styleId="Normal">
     <w:name w:val="Normal"/>
     <w:qFormat/>
   </w:style>
-  <w:style w:type="character" w:default="1" w:styleId="Absatz-Standardschriftart">
+  <w:style w:type="character" w:default="1" w:styleId="DefaultParagraphFont">
     <w:name w:val="Default Paragraph Font"/>
     <w:uiPriority w:val="1"/>
     <w:semiHidden/>
     <w:unhideWhenUsed/>
   </w:style>
-  <w:style w:type="table" w:default="1" w:styleId="NormaleTabelle">
+  <w:style w:type="table" w:default="1" w:styleId="TableNormal">
     <w:name w:val="Normal Table"/>
     <w:uiPriority w:val="99"/>
     <w:semiHidden/>
@@ -2682,15 +4044,15 @@
       </w:tblCellMar>
     </w:tblPr>
   </w:style>
-  <w:style w:type="numbering" w:default="1" w:styleId="KeineListe">
+  <w:style w:type="numbering" w:default="1" w:styleId="NoList">
     <w:name w:val="No List"/>
     <w:uiPriority w:val="99"/>
     <w:semiHidden/>
     <w:unhideWhenUsed/>
   </w:style>
-  <w:style w:type="table" w:styleId="Tabellenraster">
+  <w:style w:type="table" w:styleId="TableGrid">
     <w:name w:val="Table Grid"/>
-    <w:basedOn w:val="NormaleTabelle"/>
+    <w:basedOn w:val="TableNormal"/>
     <w:uiPriority w:val="39"/>
     <w:rsid w:val="00D70FD2"/>
     <w:pPr>
@@ -2709,7 +4071,7 @@
   </w:style>
   <w:style w:type="character" w:styleId="Hyperlink">
     <w:name w:val="Hyperlink"/>
-    <w:basedOn w:val="Absatz-Standardschriftart"/>
+    <w:basedOn w:val="DefaultParagraphFont"/>
     <w:uiPriority w:val="99"/>
     <w:unhideWhenUsed/>
     <w:rsid w:val="00294E9F"/>
@@ -2718,9 +4080,9 @@
       <w:u w:val="single"/>
     </w:rPr>
   </w:style>
-  <w:style w:type="character" w:styleId="NichtaufgelsteErwhnung">
+  <w:style w:type="character" w:styleId="UnresolvedMention">
     <w:name w:val="Unresolved Mention"/>
-    <w:basedOn w:val="Absatz-Standardschriftart"/>
+    <w:basedOn w:val="DefaultParagraphFont"/>
     <w:uiPriority w:val="99"/>
     <w:semiHidden/>
     <w:unhideWhenUsed/>
@@ -2730,9 +4092,9 @@
       <w:shd w:val="clear" w:color="auto" w:fill="E1DFDD"/>
     </w:rPr>
   </w:style>
-  <w:style w:type="character" w:styleId="BesuchterLink">
+  <w:style w:type="character" w:styleId="FollowedHyperlink">
     <w:name w:val="FollowedHyperlink"/>
-    <w:basedOn w:val="Absatz-Standardschriftart"/>
+    <w:basedOn w:val="DefaultParagraphFont"/>
     <w:uiPriority w:val="99"/>
     <w:semiHidden/>
     <w:unhideWhenUsed/>
@@ -2742,9 +4104,9 @@
       <w:u w:val="single"/>
     </w:rPr>
   </w:style>
-  <w:style w:type="character" w:styleId="Hervorhebung">
+  <w:style w:type="character" w:styleId="Emphasis">
     <w:name w:val="Emphasis"/>
-    <w:basedOn w:val="Absatz-Standardschriftart"/>
+    <w:basedOn w:val="DefaultParagraphFont"/>
     <w:uiPriority w:val="20"/>
     <w:qFormat/>
     <w:rsid w:val="00E728AF"/>

--- a/outreach/kontakte_dh-outreach-interviews.docx
+++ b/outreach/kontakte_dh-outreach-interviews.docx
@@ -449,6 +449,7 @@
         <w:tc>
           <w:tcPr>
             <w:tcW w:w="146" w:type="pct"/>
+            <w:shd w:val="clear" w:color="auto" w:fill="66FF99"/>
             <w:vAlign w:val="center"/>
           </w:tcPr>
           <w:p>
@@ -460,6 +461,7 @@
         <w:tc>
           <w:tcPr>
             <w:tcW w:w="429" w:type="pct"/>
+            <w:shd w:val="clear" w:color="auto" w:fill="66FF99"/>
             <w:vAlign w:val="center"/>
           </w:tcPr>
           <w:p>
@@ -476,6 +478,7 @@
         <w:tc>
           <w:tcPr>
             <w:tcW w:w="328" w:type="pct"/>
+            <w:shd w:val="clear" w:color="auto" w:fill="66FF99"/>
             <w:vAlign w:val="center"/>
           </w:tcPr>
           <w:p>
@@ -487,6 +490,7 @@
         <w:tc>
           <w:tcPr>
             <w:tcW w:w="388" w:type="pct"/>
+            <w:shd w:val="clear" w:color="auto" w:fill="66FF99"/>
             <w:vAlign w:val="center"/>
           </w:tcPr>
           <w:p>
@@ -498,6 +502,7 @@
         <w:tc>
           <w:tcPr>
             <w:tcW w:w="1325" w:type="pct"/>
+            <w:shd w:val="clear" w:color="auto" w:fill="66FF99"/>
             <w:vAlign w:val="center"/>
           </w:tcPr>
           <w:p>
@@ -520,6 +525,7 @@
         <w:tc>
           <w:tcPr>
             <w:tcW w:w="469" w:type="pct"/>
+            <w:shd w:val="clear" w:color="auto" w:fill="66FF99"/>
             <w:vAlign w:val="center"/>
           </w:tcPr>
           <w:p>
@@ -531,6 +537,7 @@
         <w:tc>
           <w:tcPr>
             <w:tcW w:w="274" w:type="pct"/>
+            <w:shd w:val="clear" w:color="auto" w:fill="66FF99"/>
             <w:vAlign w:val="center"/>
           </w:tcPr>
           <w:p>
@@ -542,6 +549,7 @@
         <w:tc>
           <w:tcPr>
             <w:tcW w:w="612" w:type="pct"/>
+            <w:shd w:val="clear" w:color="auto" w:fill="66FF99"/>
             <w:vAlign w:val="center"/>
           </w:tcPr>
           <w:p/>
@@ -549,9 +557,22 @@
         <w:tc>
           <w:tcPr>
             <w:tcW w:w="1029" w:type="pct"/>
-            <w:vAlign w:val="center"/>
-          </w:tcPr>
-          <w:p/>
+            <w:shd w:val="clear" w:color="auto" w:fill="66FF99"/>
+            <w:vAlign w:val="center"/>
+          </w:tcPr>
+          <w:p>
+            <w:r>
+              <w:t>2026-04-29, Mittwoch, 14 Uhr</w:t>
+            </w:r>
+          </w:p>
+          <w:p>
+            <w:r>
+              <w:t xml:space="preserve">Emil-Figge-Straße 50, </w:t>
+            </w:r>
+            <w:r>
+              <w:t>Raum 5.243</w:t>
+            </w:r>
+          </w:p>
         </w:tc>
       </w:tr>
       <w:tr>
@@ -1658,7 +1679,7 @@
         <w:tc>
           <w:tcPr>
             <w:tcW w:w="146" w:type="pct"/>
-            <w:shd w:val="clear" w:color="auto" w:fill="66FF99"/>
+            <w:shd w:val="clear" w:color="auto" w:fill="99FF99"/>
             <w:vAlign w:val="center"/>
           </w:tcPr>
           <w:p>
@@ -1670,7 +1691,7 @@
         <w:tc>
           <w:tcPr>
             <w:tcW w:w="429" w:type="pct"/>
-            <w:shd w:val="clear" w:color="auto" w:fill="66FF99"/>
+            <w:shd w:val="clear" w:color="auto" w:fill="99FF99"/>
             <w:vAlign w:val="center"/>
           </w:tcPr>
           <w:p>
@@ -1687,7 +1708,7 @@
         <w:tc>
           <w:tcPr>
             <w:tcW w:w="328" w:type="pct"/>
-            <w:shd w:val="clear" w:color="auto" w:fill="66FF99"/>
+            <w:shd w:val="clear" w:color="auto" w:fill="99FF99"/>
             <w:vAlign w:val="center"/>
           </w:tcPr>
           <w:p>
@@ -1699,7 +1720,7 @@
         <w:tc>
           <w:tcPr>
             <w:tcW w:w="388" w:type="pct"/>
-            <w:shd w:val="clear" w:color="auto" w:fill="66FF99"/>
+            <w:shd w:val="clear" w:color="auto" w:fill="99FF99"/>
             <w:vAlign w:val="center"/>
           </w:tcPr>
           <w:p>
@@ -1711,7 +1732,7 @@
         <w:tc>
           <w:tcPr>
             <w:tcW w:w="1325" w:type="pct"/>
-            <w:shd w:val="clear" w:color="auto" w:fill="66FF99"/>
+            <w:shd w:val="clear" w:color="auto" w:fill="99FF99"/>
             <w:vAlign w:val="center"/>
           </w:tcPr>
           <w:p>
@@ -1745,7 +1766,7 @@
         <w:tc>
           <w:tcPr>
             <w:tcW w:w="469" w:type="pct"/>
-            <w:shd w:val="clear" w:color="auto" w:fill="66FF99"/>
+            <w:shd w:val="clear" w:color="auto" w:fill="99FF99"/>
             <w:vAlign w:val="center"/>
           </w:tcPr>
           <w:p>
@@ -1757,7 +1778,7 @@
         <w:tc>
           <w:tcPr>
             <w:tcW w:w="274" w:type="pct"/>
-            <w:shd w:val="clear" w:color="auto" w:fill="66FF99"/>
+            <w:shd w:val="clear" w:color="auto" w:fill="99FF99"/>
             <w:vAlign w:val="center"/>
           </w:tcPr>
           <w:p>
@@ -1769,7 +1790,7 @@
         <w:tc>
           <w:tcPr>
             <w:tcW w:w="612" w:type="pct"/>
-            <w:shd w:val="clear" w:color="auto" w:fill="66FF99"/>
+            <w:shd w:val="clear" w:color="auto" w:fill="99FF99"/>
             <w:vAlign w:val="center"/>
           </w:tcPr>
           <w:p/>
@@ -1777,7 +1798,7 @@
         <w:tc>
           <w:tcPr>
             <w:tcW w:w="1029" w:type="pct"/>
-            <w:shd w:val="clear" w:color="auto" w:fill="66FF99"/>
+            <w:shd w:val="clear" w:color="auto" w:fill="99FF99"/>
             <w:vAlign w:val="center"/>
           </w:tcPr>
           <w:p>
@@ -1830,19 +1851,7 @@
                 <w:rPr>
                   <w:rStyle w:val="Hyperlink"/>
                 </w:rPr>
-                <w:t xml:space="preserve">Johanna </w:t>
-              </w:r>
-              <w:r>
-                <w:rPr>
-                  <w:rStyle w:val="Hyperlink"/>
-                </w:rPr>
-                <w:t>L</w:t>
-              </w:r>
-              <w:r>
-                <w:rPr>
-                  <w:rStyle w:val="Hyperlink"/>
-                </w:rPr>
-                <w:t>ategahn</w:t>
+                <w:t>Johanna Lategahn</w:t>
               </w:r>
             </w:hyperlink>
           </w:p>
@@ -2252,6 +2261,7 @@
         <w:tc>
           <w:tcPr>
             <w:tcW w:w="146" w:type="pct"/>
+            <w:shd w:val="clear" w:color="auto" w:fill="99FF99"/>
             <w:vAlign w:val="center"/>
           </w:tcPr>
           <w:p>
@@ -2263,6 +2273,7 @@
         <w:tc>
           <w:tcPr>
             <w:tcW w:w="429" w:type="pct"/>
+            <w:shd w:val="clear" w:color="auto" w:fill="99FF99"/>
             <w:vAlign w:val="center"/>
           </w:tcPr>
           <w:p>
@@ -2279,6 +2290,7 @@
         <w:tc>
           <w:tcPr>
             <w:tcW w:w="328" w:type="pct"/>
+            <w:shd w:val="clear" w:color="auto" w:fill="99FF99"/>
           </w:tcPr>
           <w:p>
             <w:r>
@@ -2289,6 +2301,7 @@
         <w:tc>
           <w:tcPr>
             <w:tcW w:w="388" w:type="pct"/>
+            <w:shd w:val="clear" w:color="auto" w:fill="99FF99"/>
             <w:vAlign w:val="center"/>
           </w:tcPr>
           <w:p>
@@ -2300,6 +2313,7 @@
         <w:tc>
           <w:tcPr>
             <w:tcW w:w="1325" w:type="pct"/>
+            <w:shd w:val="clear" w:color="auto" w:fill="99FF99"/>
             <w:vAlign w:val="center"/>
           </w:tcPr>
           <w:p>
@@ -2311,6 +2325,7 @@
         <w:tc>
           <w:tcPr>
             <w:tcW w:w="469" w:type="pct"/>
+            <w:shd w:val="clear" w:color="auto" w:fill="99FF99"/>
             <w:vAlign w:val="center"/>
           </w:tcPr>
           <w:p>
@@ -2322,6 +2337,7 @@
         <w:tc>
           <w:tcPr>
             <w:tcW w:w="274" w:type="pct"/>
+            <w:shd w:val="clear" w:color="auto" w:fill="99FF99"/>
             <w:vAlign w:val="center"/>
           </w:tcPr>
           <w:p>
@@ -2338,13 +2354,28 @@
         <w:tc>
           <w:tcPr>
             <w:tcW w:w="612" w:type="pct"/>
-            <w:vAlign w:val="center"/>
-          </w:tcPr>
-          <w:p/>
+            <w:shd w:val="clear" w:color="auto" w:fill="99FF99"/>
+            <w:vAlign w:val="center"/>
+          </w:tcPr>
+          <w:p>
+            <w:r>
+              <w:t>2026-03-16, Montag, 10 Uhr</w:t>
+            </w:r>
+          </w:p>
+          <w:p>
+            <w:r>
+              <w:rPr>
+                <w:rFonts w:eastAsia="Times New Roman"/>
+                <w:color w:val="000000"/>
+              </w:rPr>
+              <w:t>Psycholinguistische Labore, Martin-Schmeißer-Weg 13</w:t>
+            </w:r>
+          </w:p>
         </w:tc>
         <w:tc>
           <w:tcPr>
             <w:tcW w:w="1029" w:type="pct"/>
+            <w:shd w:val="clear" w:color="auto" w:fill="99FF99"/>
             <w:vAlign w:val="center"/>
           </w:tcPr>
           <w:p/>
@@ -2673,19 +2704,7 @@
                 <w:rPr>
                   <w:rStyle w:val="Hyperlink"/>
                 </w:rPr>
-                <w:t>Franziska Wa</w:t>
-              </w:r>
-              <w:r>
-                <w:rPr>
-                  <w:rStyle w:val="Hyperlink"/>
-                </w:rPr>
-                <w:t>l</w:t>
-              </w:r>
-              <w:r>
-                <w:rPr>
-                  <w:rStyle w:val="Hyperlink"/>
-                </w:rPr>
-                <w:t>lner</w:t>
+                <w:t>Franziska Wallner</w:t>
               </w:r>
             </w:hyperlink>
           </w:p>
